--- a/template/templateResumeDocV2.docx
+++ b/template/templateResumeDocV2.docx
@@ -6,15 +6,15 @@
       <w:pPr>
         <w:pStyle w:val="Heading1"/>
         <w:rPr>
-          <w:sz w:val="56"/>
-          <w:szCs w:val="56"/>
+          <w:sz w:val="48"/>
+          <w:szCs w:val="48"/>
         </w:rPr>
       </w:pPr>
       <w:sdt>
         <w:sdtPr>
           <w:rPr>
-            <w:sz w:val="56"/>
-            <w:szCs w:val="56"/>
+            <w:sz w:val="48"/>
+            <w:szCs w:val="48"/>
           </w:rPr>
           <w:id w:val="-752200065"/>
           <w:placeholder>
@@ -26,16 +26,16 @@
           <w:proofErr w:type="gramStart"/>
           <w:r>
             <w:rPr>
-              <w:sz w:val="56"/>
-              <w:szCs w:val="56"/>
+              <w:sz w:val="48"/>
+              <w:szCs w:val="48"/>
             </w:rPr>
             <w:t>{{ candidate.name</w:t>
           </w:r>
           <w:proofErr w:type="gramEnd"/>
           <w:r>
             <w:rPr>
-              <w:sz w:val="56"/>
-              <w:szCs w:val="56"/>
+              <w:sz w:val="48"/>
+              <w:szCs w:val="48"/>
             </w:rPr>
             <w:t xml:space="preserve"> }}</w:t>
           </w:r>
@@ -43,8 +43,8 @@
       </w:sdt>
       <w:r>
         <w:rPr>
-          <w:sz w:val="56"/>
-          <w:szCs w:val="56"/>
+          <w:sz w:val="48"/>
+          <w:szCs w:val="48"/>
         </w:rPr>
         <w:t xml:space="preserve"> </w:t>
       </w:r>
@@ -61,6 +61,7 @@
           </w:placeholder>
           <w15:appearance w15:val="hidden"/>
         </w:sdtPr>
+        <w:sdtEndPr/>
         <w:sdtContent>
           <w:sdt>
             <w:sdtPr>
@@ -70,6 +71,7 @@
               </w:placeholder>
               <w15:appearance w15:val="hidden"/>
             </w:sdtPr>
+            <w:sdtEndPr/>
             <w:sdtContent>
               <w:proofErr w:type="gramStart"/>
               <w:r>
@@ -83,77 +85,18 @@
               <w:r>
                 <w:t>.</w:t>
               </w:r>
+              <w:proofErr w:type="gramStart"/>
               <w:r>
                 <w:t>email</w:t>
               </w:r>
               <w:proofErr w:type="spellEnd"/>
               <w:r>
-                <w:t xml:space="preserve"> }}</w:t>
+                <w:t xml:space="preserve"> }</w:t>
               </w:r>
-            </w:sdtContent>
-          </w:sdt>
-        </w:sdtContent>
-      </w:sdt>
-      <w:r>
-        <w:t xml:space="preserve">  </w:t>
-      </w:r>
-      <w:sdt>
-        <w:sdtPr>
-          <w:id w:val="-1357182809"/>
-          <w:placeholder>
-            <w:docPart w:val="AA912CC64EDC40FA88DA41D1AB2B3F2D"/>
-          </w:placeholder>
-          <w15:appearance w15:val="hidden"/>
-        </w:sdtPr>
-        <w:sdtContent>
-          <w:proofErr w:type="gramStart"/>
-          <w:r>
-            <w:t xml:space="preserve">{{ </w:t>
-          </w:r>
-          <w:proofErr w:type="spellStart"/>
-          <w:r>
-            <w:t>candidate</w:t>
-          </w:r>
-          <w:proofErr w:type="gramEnd"/>
-          <w:r>
-            <w:t>.</w:t>
-          </w:r>
-          <w:r>
-            <w:t>phone</w:t>
-          </w:r>
-          <w:proofErr w:type="spellEnd"/>
-          <w:r>
-            <w:t xml:space="preserve"> </w:t>
-          </w:r>
-          <w:r>
-            <w:t>}}</w:t>
-          </w:r>
-        </w:sdtContent>
-      </w:sdt>
-      <w:r>
-        <w:t xml:space="preserve"> </w:t>
-      </w:r>
-      <w:r>
-        <w:t xml:space="preserve">•  </w:t>
-      </w:r>
-      <w:sdt>
-        <w:sdtPr>
-          <w:id w:val="-769853447"/>
-          <w:placeholder>
-            <w:docPart w:val="EE7B446930004C2BB313C3F0E2A18D91"/>
-          </w:placeholder>
-          <w15:appearance w15:val="hidden"/>
-        </w:sdtPr>
-        <w:sdtContent>
-          <w:sdt>
-            <w:sdtPr>
-              <w:id w:val="-26643883"/>
-              <w:placeholder>
-                <w:docPart w:val="F837D1D1BD874E14B6FA511A0022720C"/>
-              </w:placeholder>
-              <w15:appearance w15:val="hidden"/>
-            </w:sdtPr>
-            <w:sdtContent>
+              <w:proofErr w:type="gramEnd"/>
+              <w:r>
+                <w:t xml:space="preserve">} | </w:t>
+              </w:r>
               <w:proofErr w:type="gramStart"/>
               <w:r>
                 <w:t xml:space="preserve">{{ </w:t>
@@ -166,12 +109,54 @@
               <w:r>
                 <w:t>.</w:t>
               </w:r>
+              <w:proofErr w:type="gramStart"/>
+              <w:r>
+                <w:t>phone</w:t>
+              </w:r>
+              <w:proofErr w:type="spellEnd"/>
+              <w:r>
+                <w:t xml:space="preserve"> }}{</w:t>
+              </w:r>
+              <w:proofErr w:type="gramEnd"/>
+              <w:r>
+                <w:t xml:space="preserve">% if </w:t>
+              </w:r>
+              <w:proofErr w:type="spellStart"/>
+              <w:proofErr w:type="gramStart"/>
+              <w:r>
+                <w:t>candidate.link</w:t>
+              </w:r>
+              <w:proofErr w:type="spellEnd"/>
+              <w:proofErr w:type="gramEnd"/>
+              <w:r>
+                <w:t xml:space="preserve"> %} | </w:t>
+              </w:r>
+              <w:proofErr w:type="gramStart"/>
+              <w:r>
+                <w:t xml:space="preserve">{{ </w:t>
+              </w:r>
+              <w:proofErr w:type="spellStart"/>
+              <w:r>
+                <w:t>candidate</w:t>
+              </w:r>
+              <w:proofErr w:type="gramEnd"/>
+              <w:r>
+                <w:t>.</w:t>
+              </w:r>
+              <w:proofErr w:type="gramStart"/>
               <w:r>
                 <w:t>link</w:t>
               </w:r>
               <w:proofErr w:type="spellEnd"/>
               <w:r>
-                <w:t xml:space="preserve"> }}</w:t>
+                <w:t xml:space="preserve"> }}{</w:t>
+              </w:r>
+              <w:proofErr w:type="gramEnd"/>
+              <w:r>
+                <w:t>% endif %}</w:t>
+              </w:r>
+              <w:r>
+                <w:t xml:space="preserve"> </w:t>
               </w:r>
             </w:sdtContent>
           </w:sdt>
@@ -197,57 +182,36 @@
       </w:r>
       <w:proofErr w:type="gramEnd"/>
       <w:r>
-        <w:t>_summary</w:t>
+        <w:t>_</w:t>
+      </w:r>
+      <w:proofErr w:type="gramStart"/>
+      <w:r>
+        <w:t>summary</w:t>
       </w:r>
       <w:proofErr w:type="spellEnd"/>
       <w:r>
         <w:t xml:space="preserve"> %}</w:t>
       </w:r>
-      <w:r>
-        <w:t xml:space="preserve"> </w:t>
-      </w:r>
-      <w:r>
-        <w:t xml:space="preserve"> </w:t>
-      </w:r>
-      <w:sdt>
-        <w:sdtPr>
-          <w:rPr>
-            <w:b/>
-          </w:rPr>
-          <w:id w:val="1514492298"/>
-          <w:placeholder>
-            <w:docPart w:val="84B80DF7425448499E57C34166CD15FB"/>
-          </w:placeholder>
-          <w15:appearance w15:val="hidden"/>
-        </w:sdtPr>
-        <w:sdtEndPr>
-          <w:rPr>
-            <w:rFonts w:asciiTheme="minorHAnsi" w:hAnsiTheme="minorHAnsi"/>
-            <w:b w:val="0"/>
-            <w:bCs/>
-            <w:sz w:val="24"/>
-          </w:rPr>
-        </w:sdtEndPr>
-        <w:sdtContent>
-          <w:r>
-            <w:rPr>
-              <w:b/>
-            </w:rPr>
-            <w:t xml:space="preserve"> </w:t>
-          </w:r>
-          <w:r>
-            <w:rPr>
-              <w:rFonts w:asciiTheme="minorHAnsi" w:hAnsiTheme="minorHAnsi"/>
-              <w:bCs/>
-              <w:sz w:val="24"/>
-            </w:rPr>
-            <w:t>Professional Summary</w:t>
-          </w:r>
-        </w:sdtContent>
-      </w:sdt>
-      <w:r>
-        <w:br/>
-      </w:r>
+      <w:proofErr w:type="gramEnd"/>
+    </w:p>
+    <w:p>
+      <w:pPr>
+        <w:pStyle w:val="ContactInfo"/>
+        <w:rPr>
+          <w:sz w:val="24"/>
+        </w:rPr>
+      </w:pPr>
+      <w:r>
+        <w:rPr>
+          <w:sz w:val="24"/>
+        </w:rPr>
+        <w:t>PROFESSIONAL SUMMARY</w:t>
+      </w:r>
+    </w:p>
+    <w:p>
+      <w:pPr>
+        <w:pStyle w:val="ContactInfo"/>
+      </w:pPr>
       <w:proofErr w:type="gramStart"/>
       <w:r>
         <w:t xml:space="preserve">{{ </w:t>
@@ -266,267 +230,21 @@
       </w:r>
       <w:proofErr w:type="spellEnd"/>
       <w:r>
-        <w:t xml:space="preserve"> }}{</w:t>
-      </w:r>
-      <w:proofErr w:type="gramEnd"/>
-      <w:r>
-        <w:t xml:space="preserve">% </w:t>
-      </w:r>
-      <w:proofErr w:type="gramStart"/>
-      <w:r>
-        <w:t>endif %}</w:t>
-      </w:r>
-      <w:proofErr w:type="gramEnd"/>
+        <w:t xml:space="preserve"> }</w:t>
+      </w:r>
+      <w:proofErr w:type="gramEnd"/>
+      <w:r>
+        <w:t>}</w:t>
+      </w:r>
     </w:p>
     <w:p>
       <w:pPr>
         <w:pStyle w:val="ContactInfo"/>
       </w:pPr>
-    </w:p>
-    <w:tbl>
-      <w:tblPr>
-        <w:tblW w:w="9360" w:type="dxa"/>
-        <w:tblBorders>
-          <w:bottom w:val="single" w:sz="6" w:space="0" w:color="auto"/>
-        </w:tblBorders>
-        <w:tblCellMar>
-          <w:left w:w="14" w:type="dxa"/>
-        </w:tblCellMar>
-        <w:tblLook w:val="0600" w:firstRow="0" w:lastRow="0" w:firstColumn="0" w:lastColumn="0" w:noHBand="1" w:noVBand="1"/>
-      </w:tblPr>
-      <w:tblGrid>
-        <w:gridCol w:w="9360"/>
-      </w:tblGrid>
-      <w:tr>
-        <w:tc>
-          <w:tcPr>
-            <w:tcW w:w="9360" w:type="dxa"/>
-          </w:tcPr>
-          <w:bookmarkStart w:id="0" w:name="_Hlk199258999" w:displacedByCustomXml="next"/>
-          <w:sdt>
-            <w:sdtPr>
-              <w:id w:val="1641067621"/>
-              <w:placeholder>
-                <w:docPart w:val="CA686BEC4E4345CA8F1884E26DE05952"/>
-              </w:placeholder>
-              <w15:appearance w15:val="hidden"/>
-            </w:sdtPr>
-            <w:sdtContent>
-              <w:p>
-                <w:pPr>
-                  <w:pStyle w:val="Heading2"/>
-                </w:pPr>
-                <w:r>
-                  <w:t xml:space="preserve">{% if candidate.education </w:t>
-                </w:r>
-                <w:proofErr w:type="gramStart"/>
-                <w:r>
-                  <w:t>%}Educatio</w:t>
-                </w:r>
-                <w:r>
-                  <w:t>n</w:t>
-                </w:r>
-                <w:proofErr w:type="gramEnd"/>
-                <w:r>
-                  <w:t xml:space="preserve"> &amp; certifications</w:t>
-                </w:r>
-              </w:p>
-            </w:sdtContent>
-          </w:sdt>
-          <w:bookmarkEnd w:id="0" w:displacedByCustomXml="prev"/>
-        </w:tc>
-      </w:tr>
-    </w:tbl>
-    <w:p>
-      <w:pPr>
-        <w:pStyle w:val="Spacebetweentables"/>
-      </w:pPr>
-    </w:p>
-    <w:p>
-      <w:r>
-        <w:t xml:space="preserve">{% for </w:t>
-      </w:r>
-      <w:proofErr w:type="spellStart"/>
-      <w:r>
-        <w:t>edu</w:t>
-      </w:r>
-      <w:proofErr w:type="spellEnd"/>
-      <w:r>
-        <w:t xml:space="preserve"> in </w:t>
-      </w:r>
-      <w:proofErr w:type="spellStart"/>
-      <w:proofErr w:type="gramStart"/>
-      <w:r>
-        <w:t>candidate.education</w:t>
-      </w:r>
-      <w:proofErr w:type="spellEnd"/>
-      <w:proofErr w:type="gramEnd"/>
-      <w:r>
-        <w:t xml:space="preserve"> </w:t>
-      </w:r>
-      <w:proofErr w:type="gramStart"/>
-      <w:r>
-        <w:t xml:space="preserve">%}{{ </w:t>
-      </w:r>
-      <w:proofErr w:type="spellStart"/>
-      <w:r>
-        <w:t>edu</w:t>
-      </w:r>
-      <w:proofErr w:type="gramEnd"/>
-      <w:r>
-        <w:t>.</w:t>
-      </w:r>
-      <w:proofErr w:type="gramStart"/>
-      <w:r>
-        <w:t>school</w:t>
-      </w:r>
-      <w:proofErr w:type="spellEnd"/>
-      <w:r>
-        <w:t xml:space="preserve"> }</w:t>
-      </w:r>
-      <w:proofErr w:type="gramEnd"/>
-      <w:r>
-        <w:t xml:space="preserve">} — </w:t>
-      </w:r>
-      <w:proofErr w:type="gramStart"/>
-      <w:r>
-        <w:t xml:space="preserve">{{ </w:t>
-      </w:r>
-      <w:proofErr w:type="spellStart"/>
-      <w:r>
-        <w:t>edu</w:t>
-      </w:r>
-      <w:proofErr w:type="gramEnd"/>
-      <w:r>
-        <w:t>.</w:t>
-      </w:r>
-      <w:proofErr w:type="gramStart"/>
-      <w:r>
-        <w:t>degree</w:t>
-      </w:r>
-      <w:proofErr w:type="spellEnd"/>
-      <w:r>
-        <w:t xml:space="preserve"> }</w:t>
-      </w:r>
-      <w:proofErr w:type="gramEnd"/>
-      <w:r>
-        <w:t>} (</w:t>
-      </w:r>
-      <w:proofErr w:type="gramStart"/>
-      <w:r>
-        <w:t xml:space="preserve">{{ </w:t>
-      </w:r>
-      <w:proofErr w:type="spellStart"/>
-      <w:r>
-        <w:t>edu</w:t>
-      </w:r>
-      <w:proofErr w:type="gramEnd"/>
-      <w:r>
-        <w:t>.</w:t>
-      </w:r>
-      <w:proofErr w:type="gramStart"/>
-      <w:r>
-        <w:t>year</w:t>
-      </w:r>
-      <w:proofErr w:type="spellEnd"/>
-      <w:r>
-        <w:t xml:space="preserve"> }}){</w:t>
-      </w:r>
-      <w:proofErr w:type="gramEnd"/>
-      <w:r>
-        <w:t xml:space="preserve">% </w:t>
-      </w:r>
-      <w:proofErr w:type="spellStart"/>
-      <w:proofErr w:type="gramStart"/>
-      <w:r>
-        <w:t>endfor</w:t>
-      </w:r>
-      <w:proofErr w:type="spellEnd"/>
-      <w:r>
-        <w:t xml:space="preserve"> %}</w:t>
-      </w:r>
-      <w:proofErr w:type="gramEnd"/>
-    </w:p>
-    <w:p>
       <w:r>
         <w:t>{% endif %}</w:t>
       </w:r>
     </w:p>
-    <w:p>
-      <w:r>
-        <w:t xml:space="preserve">{% if </w:t>
-      </w:r>
-      <w:proofErr w:type="spellStart"/>
-      <w:proofErr w:type="gramStart"/>
-      <w:r>
-        <w:t>candidate.certifications</w:t>
-      </w:r>
-      <w:proofErr w:type="spellEnd"/>
-      <w:proofErr w:type="gramEnd"/>
-      <w:r>
-        <w:t xml:space="preserve"> </w:t>
-      </w:r>
-      <w:proofErr w:type="gramStart"/>
-      <w:r>
-        <w:t>%}Certifications</w:t>
-      </w:r>
-      <w:proofErr w:type="gramEnd"/>
-    </w:p>
-    <w:p>
-      <w:r>
-        <w:t xml:space="preserve">{% for cert in </w:t>
-      </w:r>
-      <w:proofErr w:type="spellStart"/>
-      <w:proofErr w:type="gramStart"/>
-      <w:r>
-        <w:t>candidate.certifications</w:t>
-      </w:r>
-      <w:proofErr w:type="spellEnd"/>
-      <w:proofErr w:type="gramEnd"/>
-      <w:r>
-        <w:t xml:space="preserve"> </w:t>
-      </w:r>
-      <w:proofErr w:type="gramStart"/>
-      <w:r>
-        <w:t>%}•</w:t>
-      </w:r>
-      <w:proofErr w:type="gramEnd"/>
-      <w:r>
-        <w:t xml:space="preserve"> </w:t>
-      </w:r>
-      <w:proofErr w:type="gramStart"/>
-      <w:r>
-        <w:t>{{ cert</w:t>
-      </w:r>
-      <w:proofErr w:type="gramEnd"/>
-      <w:r>
-        <w:t xml:space="preserve"> </w:t>
-      </w:r>
-      <w:proofErr w:type="gramStart"/>
-      <w:r>
-        <w:t>}}{</w:t>
-      </w:r>
-      <w:proofErr w:type="gramEnd"/>
-      <w:r>
-        <w:t xml:space="preserve">% </w:t>
-      </w:r>
-      <w:proofErr w:type="spellStart"/>
-      <w:proofErr w:type="gramStart"/>
-      <w:r>
-        <w:t>endfor</w:t>
-      </w:r>
-      <w:proofErr w:type="spellEnd"/>
-      <w:r>
-        <w:t xml:space="preserve"> %}</w:t>
-      </w:r>
-      <w:proofErr w:type="gramEnd"/>
-    </w:p>
-    <w:p>
-      <w:r>
-        <w:t>{% endif %}</w:t>
-      </w:r>
-    </w:p>
-    <w:p/>
     <w:tbl>
       <w:tblPr>
         <w:tblW w:w="9360" w:type="dxa"/>
@@ -549,9 +267,19 @@
           <w:p>
             <w:pPr>
               <w:pStyle w:val="Heading2"/>
+              <w:rPr>
+                <w:rFonts w:asciiTheme="majorHAnsi" w:hAnsiTheme="majorHAnsi"/>
+                <w:sz w:val="24"/>
+                <w:szCs w:val="24"/>
+              </w:rPr>
             </w:pPr>
             <w:sdt>
               <w:sdtPr>
+                <w:rPr>
+                  <w:rFonts w:asciiTheme="majorHAnsi" w:hAnsiTheme="majorHAnsi"/>
+                  <w:sz w:val="24"/>
+                  <w:szCs w:val="24"/>
+                </w:rPr>
                 <w:id w:val="-175196576"/>
                 <w:placeholder>
                   <w:docPart w:val="449002567ACE47EBA53A37B8455CF799"/>
@@ -561,11 +289,21 @@
               </w:sdtPr>
               <w:sdtContent>
                 <w:r>
+                  <w:rPr>
+                    <w:rFonts w:asciiTheme="majorHAnsi" w:hAnsiTheme="majorHAnsi"/>
+                    <w:sz w:val="24"/>
+                    <w:szCs w:val="24"/>
+                  </w:rPr>
                   <w:t>Professional experience</w:t>
                 </w:r>
               </w:sdtContent>
             </w:sdt>
             <w:r>
+              <w:rPr>
+                <w:rFonts w:asciiTheme="majorHAnsi" w:hAnsiTheme="majorHAnsi"/>
+                <w:sz w:val="24"/>
+                <w:szCs w:val="24"/>
+              </w:rPr>
               <w:t xml:space="preserve"> </w:t>
             </w:r>
           </w:p>
@@ -588,113 +326,1144 @@
       </w:r>
       <w:proofErr w:type="gramEnd"/>
       <w:r>
-        <w:t>_section</w:t>
+        <w:t>_</w:t>
+      </w:r>
+      <w:proofErr w:type="gramStart"/>
+      <w:r>
+        <w:t>section</w:t>
       </w:r>
       <w:proofErr w:type="spellEnd"/>
       <w:r>
+        <w:t xml:space="preserve"> %}</w:t>
+      </w:r>
+      <w:proofErr w:type="gramEnd"/>
+    </w:p>
+    <w:p>
+      <w:proofErr w:type="gramStart"/>
+      <w:r>
+        <w:t xml:space="preserve">{{ </w:t>
+      </w:r>
+      <w:proofErr w:type="spellStart"/>
+      <w:r>
+        <w:t>exp</w:t>
+      </w:r>
+      <w:proofErr w:type="gramEnd"/>
+      <w:r>
+        <w:t>.</w:t>
+      </w:r>
+      <w:proofErr w:type="gramStart"/>
+      <w:r>
+        <w:t>role</w:t>
+      </w:r>
+      <w:proofErr w:type="spellEnd"/>
+      <w:r>
+        <w:t xml:space="preserve"> }</w:t>
+      </w:r>
+      <w:proofErr w:type="gramEnd"/>
+      <w:r>
+        <w:t xml:space="preserve">} — </w:t>
+      </w:r>
+      <w:proofErr w:type="gramStart"/>
+      <w:r>
+        <w:t xml:space="preserve">{{ </w:t>
+      </w:r>
+      <w:proofErr w:type="spellStart"/>
+      <w:r>
+        <w:t>exp</w:t>
+      </w:r>
+      <w:proofErr w:type="gramEnd"/>
+      <w:r>
+        <w:t>.</w:t>
+      </w:r>
+      <w:proofErr w:type="gramStart"/>
+      <w:r>
+        <w:t>company</w:t>
+      </w:r>
+      <w:proofErr w:type="spellEnd"/>
+      <w:r>
+        <w:t xml:space="preserve"> }}{</w:t>
+      </w:r>
+      <w:proofErr w:type="gramEnd"/>
+      <w:r>
+        <w:t xml:space="preserve">% if </w:t>
+      </w:r>
+      <w:proofErr w:type="spellStart"/>
+      <w:proofErr w:type="gramStart"/>
+      <w:r>
+        <w:t>exp.dates</w:t>
+      </w:r>
+      <w:proofErr w:type="spellEnd"/>
+      <w:proofErr w:type="gramEnd"/>
+      <w:r>
+        <w:t xml:space="preserve"> %} (</w:t>
+      </w:r>
+      <w:proofErr w:type="gramStart"/>
+      <w:r>
+        <w:t xml:space="preserve">{{ </w:t>
+      </w:r>
+      <w:proofErr w:type="spellStart"/>
+      <w:r>
+        <w:t>exp</w:t>
+      </w:r>
+      <w:proofErr w:type="gramEnd"/>
+      <w:r>
+        <w:t>.</w:t>
+      </w:r>
+      <w:proofErr w:type="gramStart"/>
+      <w:r>
+        <w:t>dates</w:t>
+      </w:r>
+      <w:proofErr w:type="spellEnd"/>
+      <w:r>
+        <w:t xml:space="preserve"> }}){</w:t>
+      </w:r>
+      <w:proofErr w:type="gramEnd"/>
+      <w:r>
+        <w:t xml:space="preserve">% </w:t>
+      </w:r>
+      <w:proofErr w:type="gramStart"/>
+      <w:r>
+        <w:t>endif %}</w:t>
+      </w:r>
+      <w:proofErr w:type="gramEnd"/>
+    </w:p>
+    <w:p>
+      <w:r>
+        <w:t xml:space="preserve">{% for bullet in </w:t>
+      </w:r>
+      <w:proofErr w:type="spellStart"/>
+      <w:proofErr w:type="gramStart"/>
+      <w:r>
+        <w:t>exp.bullet</w:t>
+      </w:r>
+      <w:proofErr w:type="gramEnd"/>
+      <w:r>
+        <w:t>_</w:t>
+      </w:r>
+      <w:proofErr w:type="gramStart"/>
+      <w:r>
+        <w:t>points</w:t>
+      </w:r>
+      <w:proofErr w:type="spellEnd"/>
+      <w:r>
+        <w:t xml:space="preserve"> %}</w:t>
+      </w:r>
+      <w:proofErr w:type="gramEnd"/>
+    </w:p>
+    <w:p>
+      <w:r>
+        <w:t xml:space="preserve">• </w:t>
+      </w:r>
+      <w:proofErr w:type="gramStart"/>
+      <w:r>
+        <w:t>{{ bullet</w:t>
+      </w:r>
+      <w:proofErr w:type="gramEnd"/>
+      <w:r>
+        <w:t xml:space="preserve"> }}</w:t>
+      </w:r>
+    </w:p>
+    <w:p>
+      <w:r>
+        <w:t xml:space="preserve">{% </w:t>
+      </w:r>
+      <w:proofErr w:type="spellStart"/>
+      <w:r>
+        <w:t>endfor</w:t>
+      </w:r>
+      <w:proofErr w:type="spellEnd"/>
+      <w:r>
+        <w:t xml:space="preserve"> %}</w:t>
+      </w:r>
+    </w:p>
+    <w:p/>
+    <w:p>
+      <w:r>
+        <w:t xml:space="preserve">{% </w:t>
+      </w:r>
+      <w:proofErr w:type="spellStart"/>
+      <w:r>
+        <w:t>endfor</w:t>
+      </w:r>
+      <w:proofErr w:type="spellEnd"/>
+      <w:r>
+        <w:t xml:space="preserve"> %}</w:t>
+      </w:r>
+    </w:p>
+    <w:p/>
+    <w:p>
+      <w:r>
+        <w:t xml:space="preserve">{% if </w:t>
+      </w:r>
+      <w:proofErr w:type="spellStart"/>
+      <w:proofErr w:type="gramStart"/>
+      <w:r>
+        <w:t>candidate.projects</w:t>
+      </w:r>
+      <w:proofErr w:type="spellEnd"/>
+      <w:proofErr w:type="gramEnd"/>
+      <w:r>
+        <w:t xml:space="preserve"> %}</w:t>
+      </w:r>
+    </w:p>
+    <w:p>
+      <w:r>
+        <w:t>PROJECTS</w:t>
+      </w:r>
+    </w:p>
+    <w:p>
+      <w:r>
+        <w:t xml:space="preserve">{% for </w:t>
+      </w:r>
+      <w:proofErr w:type="spellStart"/>
+      <w:r>
+        <w:t>proj</w:t>
+      </w:r>
+      <w:proofErr w:type="spellEnd"/>
+      <w:r>
+        <w:t xml:space="preserve"> in </w:t>
+      </w:r>
+      <w:proofErr w:type="spellStart"/>
+      <w:proofErr w:type="gramStart"/>
+      <w:r>
+        <w:t>candidate.projects</w:t>
+      </w:r>
+      <w:proofErr w:type="spellEnd"/>
+      <w:proofErr w:type="gramEnd"/>
+      <w:r>
+        <w:t xml:space="preserve"> %}</w:t>
+      </w:r>
+    </w:p>
+    <w:p>
+      <w:proofErr w:type="gramStart"/>
+      <w:r>
+        <w:t xml:space="preserve">{{ </w:t>
+      </w:r>
+      <w:proofErr w:type="spellStart"/>
+      <w:r>
+        <w:t>proj</w:t>
+      </w:r>
+      <w:proofErr w:type="gramEnd"/>
+      <w:r>
+        <w:t>.</w:t>
+      </w:r>
+      <w:proofErr w:type="gramStart"/>
+      <w:r>
+        <w:t>title</w:t>
+      </w:r>
+      <w:proofErr w:type="spellEnd"/>
+      <w:r>
+        <w:t xml:space="preserve"> }}{</w:t>
+      </w:r>
+      <w:proofErr w:type="gramEnd"/>
+      <w:r>
+        <w:t xml:space="preserve">% if </w:t>
+      </w:r>
+      <w:proofErr w:type="spellStart"/>
+      <w:proofErr w:type="gramStart"/>
+      <w:r>
+        <w:t>proj.dates</w:t>
+      </w:r>
+      <w:proofErr w:type="spellEnd"/>
+      <w:proofErr w:type="gramEnd"/>
+      <w:r>
+        <w:t xml:space="preserve"> %} (</w:t>
+      </w:r>
+      <w:proofErr w:type="gramStart"/>
+      <w:r>
+        <w:t xml:space="preserve">{{ </w:t>
+      </w:r>
+      <w:proofErr w:type="spellStart"/>
+      <w:r>
+        <w:t>proj</w:t>
+      </w:r>
+      <w:proofErr w:type="gramEnd"/>
+      <w:r>
+        <w:t>.</w:t>
+      </w:r>
+      <w:proofErr w:type="gramStart"/>
+      <w:r>
+        <w:t>dates</w:t>
+      </w:r>
+      <w:proofErr w:type="spellEnd"/>
+      <w:r>
+        <w:t xml:space="preserve"> }}){</w:t>
+      </w:r>
+      <w:proofErr w:type="gramEnd"/>
+      <w:r>
+        <w:t xml:space="preserve">% </w:t>
+      </w:r>
+      <w:proofErr w:type="gramStart"/>
+      <w:r>
+        <w:t>endif %}</w:t>
+      </w:r>
+      <w:proofErr w:type="gramEnd"/>
+    </w:p>
+    <w:p>
+      <w:r>
+        <w:t xml:space="preserve">{% for bullet in </w:t>
+      </w:r>
+      <w:proofErr w:type="spellStart"/>
+      <w:proofErr w:type="gramStart"/>
+      <w:r>
+        <w:t>proj.bullet</w:t>
+      </w:r>
+      <w:proofErr w:type="gramEnd"/>
+      <w:r>
+        <w:t>_</w:t>
+      </w:r>
+      <w:proofErr w:type="gramStart"/>
+      <w:r>
+        <w:t>points</w:t>
+      </w:r>
+      <w:proofErr w:type="spellEnd"/>
+      <w:r>
+        <w:t xml:space="preserve"> %}</w:t>
+      </w:r>
+      <w:proofErr w:type="gramEnd"/>
+    </w:p>
+    <w:p>
+      <w:r>
+        <w:t xml:space="preserve">• </w:t>
+      </w:r>
+      <w:proofErr w:type="gramStart"/>
+      <w:r>
+        <w:t>{{ bullet</w:t>
+      </w:r>
+      <w:proofErr w:type="gramEnd"/>
+      <w:r>
+        <w:t xml:space="preserve"> }}</w:t>
+      </w:r>
+    </w:p>
+    <w:p>
+      <w:r>
+        <w:t xml:space="preserve">{% </w:t>
+      </w:r>
+      <w:proofErr w:type="spellStart"/>
+      <w:r>
+        <w:t>endfor</w:t>
+      </w:r>
+      <w:proofErr w:type="spellEnd"/>
+      <w:r>
+        <w:t xml:space="preserve"> %}</w:t>
+      </w:r>
+    </w:p>
+    <w:p/>
+    <w:p>
+      <w:r>
+        <w:t xml:space="preserve">{% </w:t>
+      </w:r>
+      <w:proofErr w:type="spellStart"/>
+      <w:r>
+        <w:t>endfor</w:t>
+      </w:r>
+      <w:proofErr w:type="spellEnd"/>
+      <w:r>
+        <w:t xml:space="preserve"> %}</w:t>
+      </w:r>
+    </w:p>
+    <w:p>
+      <w:r>
+        <w:t>{% endif %}</w:t>
+      </w:r>
+    </w:p>
+    <w:p>
+      <w:r>
+        <w:t xml:space="preserve">{% if </w:t>
+      </w:r>
+      <w:proofErr w:type="spellStart"/>
+      <w:proofErr w:type="gramStart"/>
+      <w:r>
+        <w:t>candidate.education</w:t>
+      </w:r>
+      <w:proofErr w:type="spellEnd"/>
+      <w:proofErr w:type="gramEnd"/>
+      <w:r>
+        <w:t xml:space="preserve"> %}</w:t>
+      </w:r>
+    </w:p>
+    <w:p>
+      <w:pPr>
+        <w:pStyle w:val="Heading2"/>
+        <w:rPr>
+          <w:rFonts w:asciiTheme="majorHAnsi" w:hAnsiTheme="majorHAnsi"/>
+          <w:sz w:val="24"/>
+          <w:szCs w:val="24"/>
+        </w:rPr>
+      </w:pPr>
+      <w:sdt>
+        <w:sdtPr>
+          <w:rPr>
+            <w:rFonts w:asciiTheme="majorHAnsi" w:hAnsiTheme="majorHAnsi"/>
+            <w:sz w:val="24"/>
+            <w:szCs w:val="24"/>
+          </w:rPr>
+          <w:id w:val="761268065"/>
+          <w:placeholder>
+            <w:docPart w:val="920057A7F72041B89346FBF3C3077122"/>
+          </w:placeholder>
+          <w15:appearance w15:val="hidden"/>
+        </w:sdtPr>
+        <w:sdtContent>
+          <w:r>
+            <w:rPr>
+              <w:rFonts w:asciiTheme="majorHAnsi" w:hAnsiTheme="majorHAnsi"/>
+              <w:sz w:val="24"/>
+              <w:szCs w:val="24"/>
+            </w:rPr>
+            <w:t>Education</w:t>
+          </w:r>
+        </w:sdtContent>
+      </w:sdt>
+      <w:r>
+        <w:rPr>
+          <w:rFonts w:asciiTheme="majorHAnsi" w:hAnsiTheme="majorHAnsi"/>
+          <w:sz w:val="24"/>
+          <w:szCs w:val="24"/>
+        </w:rPr>
         <w:t xml:space="preserve"> </w:t>
       </w:r>
-      <w:proofErr w:type="gramStart"/>
-      <w:r>
-        <w:t xml:space="preserve">%}{{ </w:t>
+    </w:p>
+    <w:p>
+      <w:pPr>
+        <w:rPr>
+          <w:sz w:val="24"/>
+        </w:rPr>
+      </w:pPr>
+      <w:r>
+        <w:rPr>
+          <w:sz w:val="24"/>
+        </w:rPr>
+        <w:t>-------------------------------------------------------------------------------------------------------------------------------------------------------</w:t>
+      </w:r>
+    </w:p>
+    <w:p>
+      <w:r>
+        <w:t xml:space="preserve">{% for </w:t>
       </w:r>
       <w:proofErr w:type="spellStart"/>
       <w:r>
-        <w:t>exp</w:t>
-      </w:r>
-      <w:proofErr w:type="gramEnd"/>
-      <w:r>
+        <w:t>edu</w:t>
+      </w:r>
+      <w:proofErr w:type="spellEnd"/>
+      <w:r>
+        <w:t xml:space="preserve"> in </w:t>
+      </w:r>
+      <w:proofErr w:type="spellStart"/>
+      <w:proofErr w:type="gramStart"/>
+      <w:r>
+        <w:t>candidate.education</w:t>
+      </w:r>
+      <w:proofErr w:type="spellEnd"/>
+      <w:proofErr w:type="gramEnd"/>
+      <w:r>
+        <w:t xml:space="preserve"> %}</w:t>
+      </w:r>
+    </w:p>
+    <w:p>
+      <w:pPr>
+        <w:rPr>
+          <w:b w:val="0"/>
+          <w:bCs/>
+        </w:rPr>
+      </w:pPr>
+      <w:proofErr w:type="gramStart"/>
+      <w:r>
+        <w:rPr>
+          <w:b w:val="0"/>
+          <w:bCs/>
+        </w:rPr>
+        <w:t xml:space="preserve">{{ </w:t>
+      </w:r>
+      <w:proofErr w:type="spellStart"/>
+      <w:r>
+        <w:rPr>
+          <w:b w:val="0"/>
+          <w:bCs/>
+        </w:rPr>
+        <w:t>edu</w:t>
+      </w:r>
+      <w:proofErr w:type="gramEnd"/>
+      <w:r>
+        <w:rPr>
+          <w:b w:val="0"/>
+          <w:bCs/>
+        </w:rPr>
         <w:t>.</w:t>
       </w:r>
       <w:proofErr w:type="gramStart"/>
       <w:r>
+        <w:rPr>
+          <w:b w:val="0"/>
+          <w:bCs/>
+        </w:rPr>
+        <w:t>degree</w:t>
+      </w:r>
+      <w:proofErr w:type="spellEnd"/>
+      <w:r>
+        <w:rPr>
+          <w:b w:val="0"/>
+          <w:bCs/>
+        </w:rPr>
+        <w:t xml:space="preserve"> }</w:t>
+      </w:r>
+      <w:proofErr w:type="gramEnd"/>
+      <w:r>
+        <w:rPr>
+          <w:b w:val="0"/>
+          <w:bCs/>
+        </w:rPr>
+        <w:t xml:space="preserve">} — </w:t>
+      </w:r>
+      <w:proofErr w:type="gramStart"/>
+      <w:r>
+        <w:rPr>
+          <w:b w:val="0"/>
+          <w:bCs/>
+        </w:rPr>
+        <w:t xml:space="preserve">{{ </w:t>
+      </w:r>
+      <w:proofErr w:type="spellStart"/>
+      <w:r>
+        <w:rPr>
+          <w:b w:val="0"/>
+          <w:bCs/>
+        </w:rPr>
+        <w:t>edu</w:t>
+      </w:r>
+      <w:proofErr w:type="gramEnd"/>
+      <w:r>
+        <w:rPr>
+          <w:b w:val="0"/>
+          <w:bCs/>
+        </w:rPr>
+        <w:t>.</w:t>
+      </w:r>
+      <w:proofErr w:type="gramStart"/>
+      <w:r>
+        <w:rPr>
+          <w:b w:val="0"/>
+          <w:bCs/>
+        </w:rPr>
+        <w:t>school</w:t>
+      </w:r>
+      <w:proofErr w:type="spellEnd"/>
+      <w:r>
+        <w:rPr>
+          <w:b w:val="0"/>
+          <w:bCs/>
+        </w:rPr>
+        <w:t xml:space="preserve"> }}{</w:t>
+      </w:r>
+      <w:proofErr w:type="gramEnd"/>
+      <w:r>
+        <w:rPr>
+          <w:b w:val="0"/>
+          <w:bCs/>
+        </w:rPr>
+        <w:t xml:space="preserve">% if </w:t>
+      </w:r>
+      <w:proofErr w:type="spellStart"/>
+      <w:proofErr w:type="gramStart"/>
+      <w:r>
+        <w:rPr>
+          <w:b w:val="0"/>
+          <w:bCs/>
+        </w:rPr>
+        <w:t>edu.year</w:t>
+      </w:r>
+      <w:proofErr w:type="spellEnd"/>
+      <w:proofErr w:type="gramEnd"/>
+      <w:r>
+        <w:rPr>
+          <w:b w:val="0"/>
+          <w:bCs/>
+        </w:rPr>
+        <w:t xml:space="preserve"> %} (</w:t>
+      </w:r>
+      <w:proofErr w:type="gramStart"/>
+      <w:r>
+        <w:rPr>
+          <w:b w:val="0"/>
+          <w:bCs/>
+        </w:rPr>
+        <w:t xml:space="preserve">{{ </w:t>
+      </w:r>
+      <w:proofErr w:type="spellStart"/>
+      <w:r>
+        <w:rPr>
+          <w:b w:val="0"/>
+          <w:bCs/>
+        </w:rPr>
+        <w:t>edu</w:t>
+      </w:r>
+      <w:proofErr w:type="gramEnd"/>
+      <w:r>
+        <w:rPr>
+          <w:b w:val="0"/>
+          <w:bCs/>
+        </w:rPr>
+        <w:t>.</w:t>
+      </w:r>
+      <w:proofErr w:type="gramStart"/>
+      <w:r>
+        <w:rPr>
+          <w:b w:val="0"/>
+          <w:bCs/>
+        </w:rPr>
+        <w:t>year</w:t>
+      </w:r>
+      <w:proofErr w:type="spellEnd"/>
+      <w:r>
+        <w:rPr>
+          <w:b w:val="0"/>
+          <w:bCs/>
+        </w:rPr>
+        <w:t xml:space="preserve"> }}){</w:t>
+      </w:r>
+      <w:proofErr w:type="gramEnd"/>
+      <w:r>
+        <w:rPr>
+          <w:b w:val="0"/>
+          <w:bCs/>
+        </w:rPr>
+        <w:t xml:space="preserve">% </w:t>
+      </w:r>
+      <w:proofErr w:type="gramStart"/>
+      <w:r>
+        <w:rPr>
+          <w:b w:val="0"/>
+          <w:bCs/>
+        </w:rPr>
+        <w:t>endif %}</w:t>
+      </w:r>
+      <w:proofErr w:type="gramEnd"/>
+    </w:p>
+    <w:p>
+      <w:r>
+        <w:t xml:space="preserve">{% </w:t>
+      </w:r>
+      <w:proofErr w:type="spellStart"/>
+      <w:r>
+        <w:t>endfor</w:t>
+      </w:r>
+      <w:proofErr w:type="spellEnd"/>
+      <w:r>
+        <w:t xml:space="preserve"> %}</w:t>
+      </w:r>
+    </w:p>
+    <w:p>
+      <w:r>
+        <w:t>{% endif %}</w:t>
+      </w:r>
+    </w:p>
+    <w:p>
+      <w:r>
+        <w:lastRenderedPageBreak/>
+        <w:t xml:space="preserve">{% if </w:t>
+      </w:r>
+      <w:proofErr w:type="spellStart"/>
+      <w:proofErr w:type="gramStart"/>
+      <w:r>
+        <w:t>candidate.certifications</w:t>
+      </w:r>
+      <w:proofErr w:type="spellEnd"/>
+      <w:proofErr w:type="gramEnd"/>
+      <w:r>
+        <w:t xml:space="preserve"> %}</w:t>
+      </w:r>
+    </w:p>
+    <w:p>
+      <w:pPr>
+        <w:rPr>
+          <w:sz w:val="22"/>
+          <w:szCs w:val="22"/>
+        </w:rPr>
+      </w:pPr>
+      <w:r>
+        <w:rPr>
+          <w:sz w:val="22"/>
+          <w:szCs w:val="22"/>
+        </w:rPr>
+        <w:t>CERTIFICATIONS</w:t>
+      </w:r>
+    </w:p>
+    <w:p>
+      <w:r>
+        <w:t xml:space="preserve">{% for cert in </w:t>
+      </w:r>
+      <w:proofErr w:type="spellStart"/>
+      <w:proofErr w:type="gramStart"/>
+      <w:r>
+        <w:t>candidate.certifications</w:t>
+      </w:r>
+      <w:proofErr w:type="spellEnd"/>
+      <w:proofErr w:type="gramEnd"/>
+      <w:r>
+        <w:t xml:space="preserve"> %}</w:t>
+      </w:r>
+    </w:p>
+    <w:p>
+      <w:r>
+        <w:t xml:space="preserve">• </w:t>
+      </w:r>
+      <w:proofErr w:type="gramStart"/>
+      <w:r>
+        <w:t>{{ cert</w:t>
+      </w:r>
+      <w:proofErr w:type="gramEnd"/>
+      <w:r>
+        <w:t xml:space="preserve"> }}</w:t>
+      </w:r>
+    </w:p>
+    <w:p>
+      <w:r>
+        <w:t xml:space="preserve">{% </w:t>
+      </w:r>
+      <w:proofErr w:type="spellStart"/>
+      <w:r>
+        <w:t>endfor</w:t>
+      </w:r>
+      <w:proofErr w:type="spellEnd"/>
+      <w:r>
+        <w:t xml:space="preserve"> %}</w:t>
+      </w:r>
+    </w:p>
+    <w:p>
+      <w:r>
+        <w:t>{% endif %}</w:t>
+      </w:r>
+    </w:p>
+    <w:p>
+      <w:r>
+        <w:t xml:space="preserve">{% if </w:t>
+      </w:r>
+      <w:proofErr w:type="spellStart"/>
+      <w:proofErr w:type="gramStart"/>
+      <w:r>
+        <w:t>candidate.projects</w:t>
+      </w:r>
+      <w:proofErr w:type="spellEnd"/>
+      <w:proofErr w:type="gramEnd"/>
+      <w:r>
+        <w:t xml:space="preserve"> %}</w:t>
+      </w:r>
+    </w:p>
+    <w:p>
+      <w:r>
+        <w:t xml:space="preserve">{% if </w:t>
+      </w:r>
+      <w:proofErr w:type="spellStart"/>
+      <w:proofErr w:type="gramStart"/>
+      <w:r>
+        <w:t>candidate.volunteer</w:t>
+      </w:r>
+      <w:proofErr w:type="gramEnd"/>
+      <w:r>
+        <w:t>_</w:t>
+      </w:r>
+      <w:proofErr w:type="gramStart"/>
+      <w:r>
+        <w:t>experience</w:t>
+      </w:r>
+      <w:proofErr w:type="spellEnd"/>
+      <w:r>
+        <w:t xml:space="preserve"> %}</w:t>
+      </w:r>
+      <w:proofErr w:type="gramEnd"/>
+    </w:p>
+    <w:p>
+      <w:pPr>
+        <w:rPr>
+          <w:sz w:val="24"/>
+        </w:rPr>
+      </w:pPr>
+      <w:r>
+        <w:rPr>
+          <w:sz w:val="24"/>
+        </w:rPr>
+        <w:t>VOLUNTEER EXPERIENCE</w:t>
+      </w:r>
+    </w:p>
+    <w:p>
+      <w:pPr>
+        <w:rPr>
+          <w:sz w:val="24"/>
+        </w:rPr>
+      </w:pPr>
+      <w:r>
+        <w:rPr>
+          <w:sz w:val="24"/>
+        </w:rPr>
+        <w:t>----------------------------------------------------------------------------------------------------------------------------------------------------------</w:t>
+      </w:r>
+    </w:p>
+    <w:p>
+      <w:r>
+        <w:t xml:space="preserve">{% for vol in </w:t>
+      </w:r>
+      <w:proofErr w:type="spellStart"/>
+      <w:proofErr w:type="gramStart"/>
+      <w:r>
+        <w:t>candidate.volunteer</w:t>
+      </w:r>
+      <w:proofErr w:type="gramEnd"/>
+      <w:r>
+        <w:t>_</w:t>
+      </w:r>
+      <w:proofErr w:type="gramStart"/>
+      <w:r>
+        <w:t>experience</w:t>
+      </w:r>
+      <w:proofErr w:type="spellEnd"/>
+      <w:r>
+        <w:t xml:space="preserve"> %}</w:t>
+      </w:r>
+      <w:proofErr w:type="gramEnd"/>
+    </w:p>
+    <w:p>
+      <w:pPr>
+        <w:rPr>
+          <w:b w:val="0"/>
+          <w:bCs/>
+        </w:rPr>
+      </w:pPr>
+      <w:proofErr w:type="gramStart"/>
+      <w:r>
+        <w:rPr>
+          <w:b w:val="0"/>
+          <w:bCs/>
+        </w:rPr>
+        <w:t xml:space="preserve">{{ </w:t>
+      </w:r>
+      <w:proofErr w:type="spellStart"/>
+      <w:r>
+        <w:rPr>
+          <w:b w:val="0"/>
+          <w:bCs/>
+        </w:rPr>
+        <w:t>vol</w:t>
+      </w:r>
+      <w:proofErr w:type="gramEnd"/>
+      <w:r>
+        <w:rPr>
+          <w:b w:val="0"/>
+          <w:bCs/>
+        </w:rPr>
+        <w:t>.</w:t>
+      </w:r>
+      <w:proofErr w:type="gramStart"/>
+      <w:r>
+        <w:rPr>
+          <w:b w:val="0"/>
+          <w:bCs/>
+        </w:rPr>
         <w:t>role</w:t>
       </w:r>
       <w:proofErr w:type="spellEnd"/>
       <w:r>
+        <w:rPr>
+          <w:b w:val="0"/>
+          <w:bCs/>
+        </w:rPr>
         <w:t xml:space="preserve"> }</w:t>
       </w:r>
       <w:proofErr w:type="gramEnd"/>
       <w:r>
+        <w:rPr>
+          <w:b w:val="0"/>
+          <w:bCs/>
+        </w:rPr>
         <w:t xml:space="preserve">} — </w:t>
       </w:r>
       <w:proofErr w:type="gramStart"/>
       <w:r>
+        <w:rPr>
+          <w:b w:val="0"/>
+          <w:bCs/>
+        </w:rPr>
         <w:t xml:space="preserve">{{ </w:t>
       </w:r>
       <w:proofErr w:type="spellStart"/>
       <w:r>
-        <w:t>exp</w:t>
-      </w:r>
-      <w:proofErr w:type="gramEnd"/>
-      <w:r>
+        <w:rPr>
+          <w:b w:val="0"/>
+          <w:bCs/>
+        </w:rPr>
+        <w:t>vol</w:t>
+      </w:r>
+      <w:proofErr w:type="gramEnd"/>
+      <w:r>
+        <w:rPr>
+          <w:b w:val="0"/>
+          <w:bCs/>
+        </w:rPr>
         <w:t>.</w:t>
       </w:r>
       <w:proofErr w:type="gramStart"/>
       <w:r>
-        <w:t>company</w:t>
+        <w:rPr>
+          <w:b w:val="0"/>
+          <w:bCs/>
+        </w:rPr>
+        <w:t>organization</w:t>
       </w:r>
       <w:proofErr w:type="spellEnd"/>
       <w:r>
-        <w:t xml:space="preserve"> }</w:t>
-      </w:r>
-      <w:proofErr w:type="gramEnd"/>
-      <w:r>
-        <w:t>} (</w:t>
-      </w:r>
-      <w:proofErr w:type="gramStart"/>
-      <w:r>
+        <w:rPr>
+          <w:b w:val="0"/>
+          <w:bCs/>
+        </w:rPr>
+        <w:t xml:space="preserve"> }}{</w:t>
+      </w:r>
+      <w:proofErr w:type="gramEnd"/>
+      <w:r>
+        <w:rPr>
+          <w:b w:val="0"/>
+          <w:bCs/>
+        </w:rPr>
+        <w:t xml:space="preserve">% if </w:t>
+      </w:r>
+      <w:proofErr w:type="spellStart"/>
+      <w:proofErr w:type="gramStart"/>
+      <w:r>
+        <w:rPr>
+          <w:b w:val="0"/>
+          <w:bCs/>
+        </w:rPr>
+        <w:t>vol.dates</w:t>
+      </w:r>
+      <w:proofErr w:type="spellEnd"/>
+      <w:proofErr w:type="gramEnd"/>
+      <w:r>
+        <w:rPr>
+          <w:b w:val="0"/>
+          <w:bCs/>
+        </w:rPr>
+        <w:t xml:space="preserve"> %} (</w:t>
+      </w:r>
+      <w:proofErr w:type="gramStart"/>
+      <w:r>
+        <w:rPr>
+          <w:b w:val="0"/>
+          <w:bCs/>
+        </w:rPr>
         <w:t xml:space="preserve">{{ </w:t>
       </w:r>
       <w:proofErr w:type="spellStart"/>
       <w:r>
-        <w:t>exp</w:t>
-      </w:r>
-      <w:proofErr w:type="gramEnd"/>
-      <w:r>
-        <w:t>.dates</w:t>
+        <w:rPr>
+          <w:b w:val="0"/>
+          <w:bCs/>
+        </w:rPr>
+        <w:t>vol</w:t>
+      </w:r>
+      <w:proofErr w:type="gramEnd"/>
+      <w:r>
+        <w:rPr>
+          <w:b w:val="0"/>
+          <w:bCs/>
+        </w:rPr>
+        <w:t>.</w:t>
+      </w:r>
+      <w:proofErr w:type="gramStart"/>
+      <w:r>
+        <w:rPr>
+          <w:b w:val="0"/>
+          <w:bCs/>
+        </w:rPr>
+        <w:t>dates</w:t>
       </w:r>
       <w:proofErr w:type="spellEnd"/>
       <w:r>
-        <w:t xml:space="preserve"> }})</w:t>
-      </w:r>
-      <w:r>
-        <w:br/>
-      </w:r>
-      <w:proofErr w:type="gramStart"/>
-      <w:r>
-        <w:t xml:space="preserve">{{ </w:t>
+        <w:rPr>
+          <w:b w:val="0"/>
+          <w:bCs/>
+        </w:rPr>
+        <w:t xml:space="preserve"> }}){</w:t>
+      </w:r>
+      <w:proofErr w:type="gramEnd"/>
+      <w:r>
+        <w:rPr>
+          <w:b w:val="0"/>
+          <w:bCs/>
+        </w:rPr>
+        <w:t xml:space="preserve">% </w:t>
+      </w:r>
+      <w:proofErr w:type="gramStart"/>
+      <w:r>
+        <w:rPr>
+          <w:b w:val="0"/>
+          <w:bCs/>
+        </w:rPr>
+        <w:t>endif %}</w:t>
+      </w:r>
+      <w:proofErr w:type="gramEnd"/>
+    </w:p>
+    <w:p>
+      <w:pPr>
+        <w:rPr>
+          <w:b w:val="0"/>
+          <w:bCs/>
+        </w:rPr>
+      </w:pPr>
+      <w:r>
+        <w:rPr>
+          <w:b w:val="0"/>
+          <w:bCs/>
+        </w:rPr>
+        <w:t xml:space="preserve">{% for bullet in </w:t>
       </w:r>
       <w:proofErr w:type="spellStart"/>
-      <w:r>
-        <w:t>exp</w:t>
-      </w:r>
-      <w:proofErr w:type="gramEnd"/>
-      <w:r>
-        <w:t>.</w:t>
-      </w:r>
-      <w:proofErr w:type="gramStart"/>
-      <w:r>
-        <w:t>description</w:t>
+      <w:proofErr w:type="gramStart"/>
+      <w:r>
+        <w:rPr>
+          <w:b w:val="0"/>
+          <w:bCs/>
+        </w:rPr>
+        <w:t>vol.bullet</w:t>
+      </w:r>
+      <w:proofErr w:type="gramEnd"/>
+      <w:r>
+        <w:rPr>
+          <w:b w:val="0"/>
+          <w:bCs/>
+        </w:rPr>
+        <w:t>_</w:t>
+      </w:r>
+      <w:proofErr w:type="gramStart"/>
+      <w:r>
+        <w:rPr>
+          <w:b w:val="0"/>
+          <w:bCs/>
+        </w:rPr>
+        <w:t>points</w:t>
       </w:r>
       <w:proofErr w:type="spellEnd"/>
       <w:r>
-        <w:t xml:space="preserve"> }}{</w:t>
-      </w:r>
-      <w:proofErr w:type="gramEnd"/>
-      <w:r>
-        <w:t xml:space="preserve">% </w:t>
+        <w:rPr>
+          <w:b w:val="0"/>
+          <w:bCs/>
+        </w:rPr>
+        <w:t xml:space="preserve"> %}</w:t>
+      </w:r>
+      <w:proofErr w:type="gramEnd"/>
+    </w:p>
+    <w:p>
+      <w:pPr>
+        <w:rPr>
+          <w:b w:val="0"/>
+          <w:bCs/>
+        </w:rPr>
+      </w:pPr>
+      <w:r>
+        <w:rPr>
+          <w:b w:val="0"/>
+          <w:bCs/>
+        </w:rPr>
+        <w:t xml:space="preserve">• </w:t>
+      </w:r>
+      <w:proofErr w:type="gramStart"/>
+      <w:r>
+        <w:rPr>
+          <w:b w:val="0"/>
+          <w:bCs/>
+        </w:rPr>
+        <w:t>{{ bullet</w:t>
+      </w:r>
+      <w:proofErr w:type="gramEnd"/>
+      <w:r>
+        <w:rPr>
+          <w:b w:val="0"/>
+          <w:bCs/>
+        </w:rPr>
+        <w:t xml:space="preserve"> }}</w:t>
+      </w:r>
+    </w:p>
+    <w:p>
+      <w:pPr>
+        <w:rPr>
+          <w:b w:val="0"/>
+          <w:bCs/>
+        </w:rPr>
+      </w:pPr>
+      <w:r>
+        <w:rPr>
+          <w:b w:val="0"/>
+          <w:bCs/>
+        </w:rPr>
+        <w:t xml:space="preserve">{% </w:t>
       </w:r>
       <w:proofErr w:type="spellStart"/>
-      <w:proofErr w:type="gramStart"/>
-      <w:r>
+      <w:r>
+        <w:rPr>
+          <w:b w:val="0"/>
+          <w:bCs/>
+        </w:rPr>
         <w:t>endfor</w:t>
       </w:r>
       <w:proofErr w:type="spellEnd"/>
       <w:r>
+        <w:rPr>
+          <w:b w:val="0"/>
+          <w:bCs/>
+        </w:rPr>
         <w:t xml:space="preserve"> %}</w:t>
       </w:r>
-      <w:proofErr w:type="gramEnd"/>
+    </w:p>
+    <w:p>
+      <w:pPr>
+        <w:rPr>
+          <w:b w:val="0"/>
+          <w:bCs/>
+        </w:rPr>
+      </w:pPr>
+    </w:p>
+    <w:p>
+      <w:pPr>
+        <w:rPr>
+          <w:b w:val="0"/>
+          <w:bCs/>
+        </w:rPr>
+      </w:pPr>
+      <w:r>
+        <w:rPr>
+          <w:b w:val="0"/>
+          <w:bCs/>
+        </w:rPr>
+        <w:t xml:space="preserve">{% </w:t>
+      </w:r>
+      <w:proofErr w:type="spellStart"/>
+      <w:r>
+        <w:rPr>
+          <w:b w:val="0"/>
+          <w:bCs/>
+        </w:rPr>
+        <w:t>endfor</w:t>
+      </w:r>
+      <w:proofErr w:type="spellEnd"/>
+      <w:r>
+        <w:rPr>
+          <w:b w:val="0"/>
+          <w:bCs/>
+        </w:rPr>
+        <w:t xml:space="preserve"> %}</w:t>
+      </w:r>
+    </w:p>
+    <w:p>
+      <w:pPr>
+        <w:rPr>
+          <w:b w:val="0"/>
+          <w:bCs/>
+        </w:rPr>
+      </w:pPr>
+      <w:r>
+        <w:rPr>
+          <w:b w:val="0"/>
+          <w:bCs/>
+        </w:rPr>
+        <w:t>{% endif %}</w:t>
+      </w:r>
     </w:p>
     <w:tbl>
       <w:tblPr>
@@ -718,270 +1487,19 @@
           <w:p>
             <w:pPr>
               <w:pStyle w:val="Heading2"/>
+              <w:rPr>
+                <w:rFonts w:asciiTheme="majorHAnsi" w:hAnsiTheme="majorHAnsi"/>
+                <w:sz w:val="24"/>
+                <w:szCs w:val="24"/>
+              </w:rPr>
             </w:pPr>
             <w:r>
-              <w:t xml:space="preserve">{% if candidate.projects </w:t>
-            </w:r>
-            <w:proofErr w:type="gramStart"/>
-            <w:r>
-              <w:t>%}Projects</w:t>
-            </w:r>
-            <w:proofErr w:type="gramEnd"/>
-          </w:p>
-          <w:p>
-            <w:pPr>
-              <w:pStyle w:val="Heading2"/>
-            </w:pPr>
-          </w:p>
-        </w:tc>
-      </w:tr>
-    </w:tbl>
-    <w:p>
-      <w:pPr>
-        <w:pStyle w:val="Spacebetweentables"/>
-      </w:pPr>
-    </w:p>
-    <w:p>
-      <w:r>
-        <w:t xml:space="preserve">{% for </w:t>
-      </w:r>
-      <w:proofErr w:type="spellStart"/>
-      <w:r>
-        <w:t>proj</w:t>
-      </w:r>
-      <w:proofErr w:type="spellEnd"/>
-      <w:r>
-        <w:t xml:space="preserve"> in </w:t>
-      </w:r>
-      <w:proofErr w:type="spellStart"/>
-      <w:proofErr w:type="gramStart"/>
-      <w:r>
-        <w:t>candidate.projects</w:t>
-      </w:r>
-      <w:proofErr w:type="spellEnd"/>
-      <w:proofErr w:type="gramEnd"/>
-      <w:r>
-        <w:t xml:space="preserve"> </w:t>
-      </w:r>
-      <w:proofErr w:type="gramStart"/>
-      <w:r>
-        <w:t xml:space="preserve">%}{{ </w:t>
-      </w:r>
-      <w:proofErr w:type="spellStart"/>
-      <w:r>
-        <w:t>proj</w:t>
-      </w:r>
-      <w:proofErr w:type="gramEnd"/>
-      <w:r>
-        <w:t>.</w:t>
-      </w:r>
-      <w:proofErr w:type="gramStart"/>
-      <w:r>
-        <w:t>title</w:t>
-      </w:r>
-      <w:proofErr w:type="spellEnd"/>
-      <w:r>
-        <w:t xml:space="preserve"> }</w:t>
-      </w:r>
-      <w:proofErr w:type="gramEnd"/>
-      <w:r>
-        <w:t>} (</w:t>
-      </w:r>
-      <w:proofErr w:type="gramStart"/>
-      <w:r>
-        <w:t xml:space="preserve">{{ </w:t>
-      </w:r>
-      <w:proofErr w:type="spellStart"/>
-      <w:r>
-        <w:t>proj</w:t>
-      </w:r>
-      <w:proofErr w:type="gramEnd"/>
-      <w:r>
-        <w:t>.dates</w:t>
-      </w:r>
-      <w:proofErr w:type="spellEnd"/>
-      <w:r>
-        <w:t xml:space="preserve"> }})</w:t>
-      </w:r>
-      <w:r>
-        <w:br/>
-      </w:r>
-      <w:proofErr w:type="gramStart"/>
-      <w:r>
-        <w:t xml:space="preserve">{{ </w:t>
-      </w:r>
-      <w:proofErr w:type="spellStart"/>
-      <w:r>
-        <w:t>proj</w:t>
-      </w:r>
-      <w:proofErr w:type="gramEnd"/>
-      <w:r>
-        <w:t>.</w:t>
-      </w:r>
-      <w:proofErr w:type="gramStart"/>
-      <w:r>
-        <w:t>description</w:t>
-      </w:r>
-      <w:proofErr w:type="spellEnd"/>
-      <w:r>
-        <w:t xml:space="preserve"> }}{</w:t>
-      </w:r>
-      <w:proofErr w:type="gramEnd"/>
-      <w:r>
-        <w:t xml:space="preserve">% </w:t>
-      </w:r>
-      <w:proofErr w:type="spellStart"/>
-      <w:proofErr w:type="gramStart"/>
-      <w:r>
-        <w:t>endfor</w:t>
-      </w:r>
-      <w:proofErr w:type="spellEnd"/>
-      <w:r>
-        <w:t xml:space="preserve"> %}</w:t>
-      </w:r>
-      <w:proofErr w:type="gramEnd"/>
-    </w:p>
-    <w:p>
-      <w:r>
-        <w:t>{% endif %}</w:t>
-      </w:r>
-    </w:p>
-    <w:tbl>
-      <w:tblPr>
-        <w:tblW w:w="9360" w:type="dxa"/>
-        <w:tblBorders>
-          <w:bottom w:val="single" w:sz="6" w:space="0" w:color="auto"/>
-        </w:tblBorders>
-        <w:tblCellMar>
-          <w:left w:w="14" w:type="dxa"/>
-        </w:tblCellMar>
-        <w:tblLook w:val="0600" w:firstRow="0" w:lastRow="0" w:firstColumn="0" w:lastColumn="0" w:noHBand="1" w:noVBand="1"/>
-      </w:tblPr>
-      <w:tblGrid>
-        <w:gridCol w:w="9360"/>
-      </w:tblGrid>
-      <w:tr>
-        <w:tc>
-          <w:tcPr>
-            <w:tcW w:w="9360" w:type="dxa"/>
-          </w:tcPr>
-          <w:p>
-            <w:pPr>
-              <w:pStyle w:val="Heading2"/>
-              <w:pBdr>
-                <w:bottom w:val="single" w:sz="4" w:space="1" w:color="auto"/>
-              </w:pBdr>
-            </w:pPr>
-            <w:r>
-              <w:t xml:space="preserve">{% if candidate.volunteer_experience </w:t>
-            </w:r>
-            <w:proofErr w:type="gramStart"/>
-            <w:r>
-              <w:t>%}Volunteer</w:t>
-            </w:r>
-            <w:proofErr w:type="gramEnd"/>
-            <w:r>
-              <w:t xml:space="preserve"> Experience</w:t>
-            </w:r>
-          </w:p>
-          <w:p/>
-          <w:p>
-            <w:pPr>
-              <w:pStyle w:val="Heading2"/>
-            </w:pPr>
-            <w:r>
-              <w:t xml:space="preserve">{% for vol in candidate.volunteer_experience </w:t>
-            </w:r>
-            <w:proofErr w:type="gramStart"/>
-            <w:r>
-              <w:t>%}{{ vol.role</w:t>
-            </w:r>
-            <w:proofErr w:type="gramEnd"/>
-            <w:r>
-              <w:t xml:space="preserve"> }} — </w:t>
-            </w:r>
-            <w:proofErr w:type="gramStart"/>
-            <w:r>
-              <w:t>{{ vol.organization</w:t>
-            </w:r>
-            <w:proofErr w:type="gramEnd"/>
-            <w:r>
-              <w:t xml:space="preserve"> }} (</w:t>
-            </w:r>
-            <w:proofErr w:type="gramStart"/>
-            <w:r>
-              <w:t>{{ vol.dates</w:t>
-            </w:r>
-            <w:proofErr w:type="gramEnd"/>
-            <w:r>
-              <w:t xml:space="preserve"> }})</w:t>
-            </w:r>
-            <w:r>
-              <w:br/>
-            </w:r>
-            <w:proofErr w:type="gramStart"/>
-            <w:r>
-              <w:t>{{ vol.description</w:t>
-            </w:r>
-            <w:proofErr w:type="gramEnd"/>
-            <w:r>
-              <w:t xml:space="preserve"> </w:t>
-            </w:r>
-            <w:proofErr w:type="gramStart"/>
-            <w:r>
-              <w:t>}}{</w:t>
-            </w:r>
-            <w:proofErr w:type="gramEnd"/>
-            <w:r>
-              <w:t xml:space="preserve">% </w:t>
-            </w:r>
-            <w:proofErr w:type="gramStart"/>
-            <w:r>
-              <w:t>endfor %}</w:t>
-            </w:r>
-            <w:proofErr w:type="gramEnd"/>
-          </w:p>
-          <w:p>
-            <w:pPr>
-              <w:pStyle w:val="Heading2"/>
-            </w:pPr>
-            <w:r>
-              <w:t>{% endif %}</w:t>
-            </w:r>
-          </w:p>
-          <w:p>
-            <w:pPr>
-              <w:pStyle w:val="Heading2"/>
-            </w:pPr>
-          </w:p>
-        </w:tc>
-      </w:tr>
-      <w:tr>
-        <w:tc>
-          <w:tcPr>
-            <w:tcW w:w="9360" w:type="dxa"/>
-          </w:tcPr>
-          <w:p>
-            <w:pPr>
-              <w:pStyle w:val="Heading2"/>
-            </w:pPr>
-            <w:sdt>
-              <w:sdtPr>
-                <w:id w:val="-1918079314"/>
-                <w:placeholder>
-                  <w:docPart w:val="42443D6B1DCB44CCA465F72F521AD2CD"/>
-                </w:placeholder>
-                <w:showingPlcHdr/>
-                <w15:appearance w15:val="hidden"/>
-              </w:sdtPr>
-              <w:sdtContent>
-                <w:r>
-                  <w:t>Skills</w:t>
-                </w:r>
-              </w:sdtContent>
-            </w:sdt>
-            <w:r>
-              <w:t xml:space="preserve"> </w:t>
+              <w:rPr>
+                <w:rFonts w:asciiTheme="majorHAnsi" w:hAnsiTheme="majorHAnsi"/>
+                <w:sz w:val="24"/>
+                <w:szCs w:val="24"/>
+              </w:rPr>
+              <w:t>SKILLS</w:t>
             </w:r>
           </w:p>
         </w:tc>
@@ -989,8 +1507,65 @@
     </w:tbl>
     <w:p>
       <w:pPr>
-        <w:pStyle w:val="Spacebetweentables"/>
-      </w:pPr>
+        <w:rPr>
+          <w:b w:val="0"/>
+          <w:bCs/>
+          <w:color w:val="auto"/>
+        </w:rPr>
+      </w:pPr>
+      <w:r>
+        <w:rPr>
+          <w:b w:val="0"/>
+          <w:bCs/>
+          <w:color w:val="auto"/>
+        </w:rPr>
+        <w:t xml:space="preserve">{% if </w:t>
+      </w:r>
+      <w:proofErr w:type="spellStart"/>
+      <w:proofErr w:type="gramStart"/>
+      <w:r>
+        <w:rPr>
+          <w:b w:val="0"/>
+          <w:bCs/>
+          <w:color w:val="auto"/>
+        </w:rPr>
+        <w:t>candidate.technical</w:t>
+      </w:r>
+      <w:proofErr w:type="gramEnd"/>
+      <w:r>
+        <w:rPr>
+          <w:b w:val="0"/>
+          <w:bCs/>
+          <w:color w:val="auto"/>
+        </w:rPr>
+        <w:t>_skills</w:t>
+      </w:r>
+      <w:proofErr w:type="spellEnd"/>
+      <w:r>
+        <w:rPr>
+          <w:b w:val="0"/>
+          <w:bCs/>
+          <w:color w:val="auto"/>
+        </w:rPr>
+        <w:t xml:space="preserve"> %}</w:t>
+      </w:r>
+    </w:p>
+    <w:p>
+      <w:pPr>
+        <w:rPr>
+          <w:b w:val="0"/>
+          <w:bCs/>
+          <w:color w:val="auto"/>
+        </w:rPr>
+      </w:pPr>
+      <w:r>
+        <w:rPr>
+          <w:b w:val="0"/>
+          <w:bCs/>
+          <w:color w:val="auto"/>
+        </w:rPr>
+        <w:t>Technical Skills:</w:t>
+      </w:r>
     </w:p>
     <w:p>
       <w:pPr>
@@ -1016,35 +1591,508 @@
           <w:bCs/>
           <w:color w:val="auto"/>
         </w:rPr>
+        <w:t>candidate.technical</w:t>
+      </w:r>
+      <w:proofErr w:type="gramEnd"/>
+      <w:r>
+        <w:rPr>
+          <w:b w:val="0"/>
+          <w:bCs/>
+          <w:color w:val="auto"/>
+        </w:rPr>
+        <w:t>_skills</w:t>
+      </w:r>
+      <w:proofErr w:type="spellEnd"/>
+      <w:r>
+        <w:rPr>
+          <w:b w:val="0"/>
+          <w:bCs/>
+          <w:color w:val="auto"/>
+        </w:rPr>
+        <w:t xml:space="preserve"> %}</w:t>
+      </w:r>
+    </w:p>
+    <w:p>
+      <w:pPr>
+        <w:rPr>
+          <w:b w:val="0"/>
+          <w:bCs/>
+          <w:color w:val="auto"/>
+        </w:rPr>
+      </w:pPr>
+      <w:r>
+        <w:rPr>
+          <w:b w:val="0"/>
+          <w:bCs/>
+          <w:color w:val="auto"/>
+        </w:rPr>
+        <w:t xml:space="preserve">• </w:t>
+      </w:r>
+      <w:proofErr w:type="gramStart"/>
+      <w:r>
+        <w:rPr>
+          <w:b w:val="0"/>
+          <w:bCs/>
+          <w:color w:val="auto"/>
+        </w:rPr>
+        <w:t>{{ skill</w:t>
+      </w:r>
+      <w:proofErr w:type="gramEnd"/>
+      <w:r>
+        <w:rPr>
+          <w:b w:val="0"/>
+          <w:bCs/>
+          <w:color w:val="auto"/>
+        </w:rPr>
+        <w:t xml:space="preserve"> }}</w:t>
+      </w:r>
+    </w:p>
+    <w:p>
+      <w:pPr>
+        <w:rPr>
+          <w:b w:val="0"/>
+          <w:bCs/>
+          <w:color w:val="auto"/>
+        </w:rPr>
+      </w:pPr>
+      <w:r>
+        <w:rPr>
+          <w:b w:val="0"/>
+          <w:bCs/>
+          <w:color w:val="auto"/>
+        </w:rPr>
+        <w:t xml:space="preserve">{% </w:t>
+      </w:r>
+      <w:proofErr w:type="spellStart"/>
+      <w:r>
+        <w:rPr>
+          <w:b w:val="0"/>
+          <w:bCs/>
+          <w:color w:val="auto"/>
+        </w:rPr>
+        <w:t>endfor</w:t>
+      </w:r>
+      <w:proofErr w:type="spellEnd"/>
+      <w:r>
+        <w:rPr>
+          <w:b w:val="0"/>
+          <w:bCs/>
+          <w:color w:val="auto"/>
+        </w:rPr>
+        <w:t xml:space="preserve"> %}</w:t>
+      </w:r>
+    </w:p>
+    <w:p>
+      <w:pPr>
+        <w:rPr>
+          <w:b w:val="0"/>
+          <w:bCs/>
+          <w:color w:val="auto"/>
+        </w:rPr>
+      </w:pPr>
+      <w:r>
+        <w:rPr>
+          <w:b w:val="0"/>
+          <w:bCs/>
+          <w:color w:val="auto"/>
+        </w:rPr>
+        <w:t>{% endif %}</w:t>
+      </w:r>
+    </w:p>
+    <w:p>
+      <w:pPr>
+        <w:rPr>
+          <w:b w:val="0"/>
+          <w:bCs/>
+          <w:color w:val="auto"/>
+        </w:rPr>
+      </w:pPr>
+    </w:p>
+    <w:p>
+      <w:pPr>
+        <w:rPr>
+          <w:b w:val="0"/>
+          <w:bCs/>
+          <w:color w:val="auto"/>
+        </w:rPr>
+      </w:pPr>
+      <w:r>
+        <w:rPr>
+          <w:b w:val="0"/>
+          <w:bCs/>
+          <w:color w:val="auto"/>
+        </w:rPr>
+        <w:t xml:space="preserve">{% if </w:t>
+      </w:r>
+      <w:proofErr w:type="spellStart"/>
+      <w:proofErr w:type="gramStart"/>
+      <w:r>
+        <w:rPr>
+          <w:b w:val="0"/>
+          <w:bCs/>
+          <w:color w:val="auto"/>
+        </w:rPr>
+        <w:t>candidate.soft</w:t>
+      </w:r>
+      <w:proofErr w:type="gramEnd"/>
+      <w:r>
+        <w:rPr>
+          <w:b w:val="0"/>
+          <w:bCs/>
+          <w:color w:val="auto"/>
+        </w:rPr>
+        <w:t>_skills</w:t>
+      </w:r>
+      <w:proofErr w:type="spellEnd"/>
+      <w:r>
+        <w:rPr>
+          <w:b w:val="0"/>
+          <w:bCs/>
+          <w:color w:val="auto"/>
+        </w:rPr>
+        <w:t xml:space="preserve"> %}</w:t>
+      </w:r>
+    </w:p>
+    <w:p>
+      <w:pPr>
+        <w:rPr>
+          <w:b w:val="0"/>
+          <w:bCs/>
+          <w:color w:val="auto"/>
+        </w:rPr>
+      </w:pPr>
+      <w:r>
+        <w:rPr>
+          <w:b w:val="0"/>
+          <w:bCs/>
+          <w:color w:val="auto"/>
+        </w:rPr>
+        <w:t>Soft Skills:</w:t>
+      </w:r>
+    </w:p>
+    <w:p>
+      <w:pPr>
+        <w:rPr>
+          <w:b w:val="0"/>
+          <w:bCs/>
+          <w:color w:val="auto"/>
+        </w:rPr>
+      </w:pPr>
+      <w:r>
+        <w:rPr>
+          <w:b w:val="0"/>
+          <w:bCs/>
+          <w:color w:val="auto"/>
+        </w:rPr>
+        <w:t xml:space="preserve">{% for skill in </w:t>
+      </w:r>
+      <w:proofErr w:type="spellStart"/>
+      <w:proofErr w:type="gramStart"/>
+      <w:r>
+        <w:rPr>
+          <w:b w:val="0"/>
+          <w:bCs/>
+          <w:color w:val="auto"/>
+        </w:rPr>
+        <w:t>candidate.soft</w:t>
+      </w:r>
+      <w:proofErr w:type="gramEnd"/>
+      <w:r>
+        <w:rPr>
+          <w:b w:val="0"/>
+          <w:bCs/>
+          <w:color w:val="auto"/>
+        </w:rPr>
+        <w:t>_</w:t>
+      </w:r>
+      <w:proofErr w:type="gramStart"/>
+      <w:r>
+        <w:rPr>
+          <w:b w:val="0"/>
+          <w:bCs/>
+          <w:color w:val="auto"/>
+        </w:rPr>
+        <w:t>skills</w:t>
+      </w:r>
+      <w:proofErr w:type="spellEnd"/>
+      <w:r>
+        <w:rPr>
+          <w:b w:val="0"/>
+          <w:bCs/>
+          <w:color w:val="auto"/>
+        </w:rPr>
+        <w:t xml:space="preserve"> %}</w:t>
+      </w:r>
+      <w:proofErr w:type="gramEnd"/>
+    </w:p>
+    <w:p>
+      <w:pPr>
+        <w:rPr>
+          <w:b w:val="0"/>
+          <w:bCs/>
+          <w:color w:val="auto"/>
+        </w:rPr>
+      </w:pPr>
+      <w:r>
+        <w:rPr>
+          <w:b w:val="0"/>
+          <w:bCs/>
+          <w:color w:val="auto"/>
+        </w:rPr>
+        <w:t xml:space="preserve">• </w:t>
+      </w:r>
+      <w:proofErr w:type="gramStart"/>
+      <w:r>
+        <w:rPr>
+          <w:b w:val="0"/>
+          <w:bCs/>
+          <w:color w:val="auto"/>
+        </w:rPr>
+        <w:t>{{ skill</w:t>
+      </w:r>
+      <w:proofErr w:type="gramEnd"/>
+      <w:r>
+        <w:rPr>
+          <w:b w:val="0"/>
+          <w:bCs/>
+          <w:color w:val="auto"/>
+        </w:rPr>
+        <w:t xml:space="preserve"> }}</w:t>
+      </w:r>
+    </w:p>
+    <w:p>
+      <w:pPr>
+        <w:rPr>
+          <w:b w:val="0"/>
+          <w:bCs/>
+          <w:color w:val="auto"/>
+        </w:rPr>
+      </w:pPr>
+      <w:r>
+        <w:rPr>
+          <w:b w:val="0"/>
+          <w:bCs/>
+          <w:color w:val="auto"/>
+        </w:rPr>
+        <w:t xml:space="preserve">{% </w:t>
+      </w:r>
+      <w:proofErr w:type="spellStart"/>
+      <w:r>
+        <w:rPr>
+          <w:b w:val="0"/>
+          <w:bCs/>
+          <w:color w:val="auto"/>
+        </w:rPr>
+        <w:t>endfor</w:t>
+      </w:r>
+      <w:proofErr w:type="spellEnd"/>
+      <w:r>
+        <w:rPr>
+          <w:b w:val="0"/>
+          <w:bCs/>
+          <w:color w:val="auto"/>
+        </w:rPr>
+        <w:t xml:space="preserve"> %}</w:t>
+      </w:r>
+    </w:p>
+    <w:p>
+      <w:pPr>
+        <w:rPr>
+          <w:b w:val="0"/>
+          <w:bCs/>
+          <w:color w:val="auto"/>
+        </w:rPr>
+      </w:pPr>
+      <w:r>
+        <w:rPr>
+          <w:b w:val="0"/>
+          <w:bCs/>
+          <w:color w:val="auto"/>
+        </w:rPr>
+        <w:t>{% endif %}</w:t>
+      </w:r>
+    </w:p>
+    <w:p>
+      <w:pPr>
+        <w:rPr>
+          <w:b w:val="0"/>
+          <w:bCs/>
+          <w:color w:val="auto"/>
+        </w:rPr>
+      </w:pPr>
+    </w:p>
+    <w:p>
+      <w:pPr>
+        <w:rPr>
+          <w:b w:val="0"/>
+          <w:bCs/>
+          <w:color w:val="auto"/>
+        </w:rPr>
+      </w:pPr>
+      <w:r>
+        <w:rPr>
+          <w:b w:val="0"/>
+          <w:bCs/>
+          <w:color w:val="auto"/>
+        </w:rPr>
+        <w:lastRenderedPageBreak/>
+        <w:t xml:space="preserve">{% if not </w:t>
+      </w:r>
+      <w:proofErr w:type="spellStart"/>
+      <w:proofErr w:type="gramStart"/>
+      <w:r>
+        <w:rPr>
+          <w:b w:val="0"/>
+          <w:bCs/>
+          <w:color w:val="auto"/>
+        </w:rPr>
+        <w:t>candidate.technical</w:t>
+      </w:r>
+      <w:proofErr w:type="gramEnd"/>
+      <w:r>
+        <w:rPr>
+          <w:b w:val="0"/>
+          <w:bCs/>
+          <w:color w:val="auto"/>
+        </w:rPr>
+        <w:t>_skills</w:t>
+      </w:r>
+      <w:proofErr w:type="spellEnd"/>
+      <w:r>
+        <w:rPr>
+          <w:b w:val="0"/>
+          <w:bCs/>
+          <w:color w:val="auto"/>
+        </w:rPr>
+        <w:t xml:space="preserve"> and not </w:t>
+      </w:r>
+      <w:proofErr w:type="spellStart"/>
+      <w:proofErr w:type="gramStart"/>
+      <w:r>
+        <w:rPr>
+          <w:b w:val="0"/>
+          <w:bCs/>
+          <w:color w:val="auto"/>
+        </w:rPr>
+        <w:t>candidate.soft</w:t>
+      </w:r>
+      <w:proofErr w:type="gramEnd"/>
+      <w:r>
+        <w:rPr>
+          <w:b w:val="0"/>
+          <w:bCs/>
+          <w:color w:val="auto"/>
+        </w:rPr>
+        <w:t>_skills</w:t>
+      </w:r>
+      <w:proofErr w:type="spellEnd"/>
+      <w:r>
+        <w:rPr>
+          <w:b w:val="0"/>
+          <w:bCs/>
+          <w:color w:val="auto"/>
+        </w:rPr>
+        <w:t xml:space="preserve"> and </w:t>
+      </w:r>
+      <w:proofErr w:type="spellStart"/>
+      <w:proofErr w:type="gramStart"/>
+      <w:r>
+        <w:rPr>
+          <w:b w:val="0"/>
+          <w:bCs/>
+          <w:color w:val="auto"/>
+        </w:rPr>
         <w:t>candidate.skills</w:t>
       </w:r>
+      <w:proofErr w:type="gramEnd"/>
+      <w:r>
+        <w:rPr>
+          <w:b w:val="0"/>
+          <w:bCs/>
+          <w:color w:val="auto"/>
+        </w:rPr>
+        <w:t>_flat</w:t>
+      </w:r>
       <w:proofErr w:type="spellEnd"/>
-      <w:proofErr w:type="gramEnd"/>
-      <w:r>
-        <w:rPr>
-          <w:b w:val="0"/>
-          <w:bCs/>
-          <w:color w:val="auto"/>
-        </w:rPr>
-        <w:t xml:space="preserve"> </w:t>
-      </w:r>
-      <w:proofErr w:type="gramStart"/>
-      <w:r>
-        <w:rPr>
-          <w:b w:val="0"/>
-          <w:bCs/>
-          <w:color w:val="auto"/>
-        </w:rPr>
-        <w:t>%}•</w:t>
-      </w:r>
-      <w:proofErr w:type="gramEnd"/>
-      <w:r>
-        <w:rPr>
-          <w:b w:val="0"/>
-          <w:bCs/>
-          <w:color w:val="auto"/>
-        </w:rPr>
-        <w:t xml:space="preserve"> </w:t>
+      <w:r>
+        <w:rPr>
+          <w:b w:val="0"/>
+          <w:bCs/>
+          <w:color w:val="auto"/>
+        </w:rPr>
+        <w:t xml:space="preserve"> %}</w:t>
+      </w:r>
+    </w:p>
+    <w:p>
+      <w:pPr>
+        <w:rPr>
+          <w:b w:val="0"/>
+          <w:bCs/>
+          <w:color w:val="auto"/>
+        </w:rPr>
+      </w:pPr>
+      <w:r>
+        <w:rPr>
+          <w:b w:val="0"/>
+          <w:bCs/>
+          <w:color w:val="auto"/>
+        </w:rPr>
+        <w:t xml:space="preserve">{% for skill in </w:t>
+      </w:r>
+      <w:proofErr w:type="spellStart"/>
+      <w:proofErr w:type="gramStart"/>
+      <w:r>
+        <w:rPr>
+          <w:b w:val="0"/>
+          <w:bCs/>
+          <w:color w:val="auto"/>
+        </w:rPr>
+        <w:t>candidate.skills</w:t>
+      </w:r>
+      <w:proofErr w:type="gramEnd"/>
+      <w:r>
+        <w:rPr>
+          <w:b w:val="0"/>
+          <w:bCs/>
+          <w:color w:val="auto"/>
+        </w:rPr>
+        <w:t>_</w:t>
+      </w:r>
+      <w:proofErr w:type="gramStart"/>
+      <w:r>
+        <w:rPr>
+          <w:b w:val="0"/>
+          <w:bCs/>
+          <w:color w:val="auto"/>
+        </w:rPr>
+        <w:t>flat</w:t>
+      </w:r>
+      <w:proofErr w:type="spellEnd"/>
+      <w:r>
+        <w:rPr>
+          <w:b w:val="0"/>
+          <w:bCs/>
+          <w:color w:val="auto"/>
+        </w:rPr>
+        <w:t xml:space="preserve"> %}</w:t>
+      </w:r>
+      <w:proofErr w:type="gramEnd"/>
+    </w:p>
+    <w:p>
+      <w:pPr>
+        <w:rPr>
+          <w:b w:val="0"/>
+          <w:bCs/>
+          <w:color w:val="auto"/>
+        </w:rPr>
+      </w:pPr>
+      <w:r>
+        <w:rPr>
+          <w:b w:val="0"/>
+          <w:bCs/>
+          <w:color w:val="auto"/>
+        </w:rPr>
+        <w:t xml:space="preserve">• </w:t>
       </w:r>
       <w:proofErr w:type="gramStart"/>
       <w:r>
@@ -1062,28 +2110,26 @@
           <w:bCs/>
           <w:color w:val="auto"/>
         </w:rPr>
-        <w:t xml:space="preserve"> </w:t>
-      </w:r>
-      <w:proofErr w:type="gramStart"/>
-      <w:r>
-        <w:rPr>
-          <w:b w:val="0"/>
-          <w:bCs/>
-          <w:color w:val="auto"/>
-        </w:rPr>
-        <w:t>}}{</w:t>
-      </w:r>
-      <w:proofErr w:type="gramEnd"/>
-      <w:r>
-        <w:rPr>
-          <w:b w:val="0"/>
-          <w:bCs/>
-          <w:color w:val="auto"/>
-        </w:rPr>
-        <w:t xml:space="preserve">% </w:t>
+        <w:t xml:space="preserve"> }}</w:t>
+      </w:r>
+    </w:p>
+    <w:p>
+      <w:pPr>
+        <w:rPr>
+          <w:b w:val="0"/>
+          <w:bCs/>
+          <w:color w:val="auto"/>
+        </w:rPr>
+      </w:pPr>
+      <w:r>
+        <w:rPr>
+          <w:b w:val="0"/>
+          <w:bCs/>
+          <w:color w:val="auto"/>
+        </w:rPr>
+        <w:t xml:space="preserve">{% </w:t>
       </w:r>
       <w:proofErr w:type="spellStart"/>
-      <w:proofErr w:type="gramStart"/>
       <w:r>
         <w:rPr>
           <w:b w:val="0"/>
@@ -1101,7 +2147,23 @@
         </w:rPr>
         <w:t xml:space="preserve"> %}</w:t>
       </w:r>
-      <w:proofErr w:type="gramEnd"/>
+    </w:p>
+    <w:p>
+      <w:pPr>
+        <w:rPr>
+          <w:b w:val="0"/>
+          <w:bCs/>
+          <w:color w:val="auto"/>
+        </w:rPr>
+      </w:pPr>
+      <w:r>
+        <w:rPr>
+          <w:b w:val="0"/>
+          <w:bCs/>
+          <w:color w:val="auto"/>
+        </w:rPr>
+        <w:t>{% endif %}</w:t>
+      </w:r>
     </w:p>
     <w:p>
       <w:pPr>
@@ -3155,7 +4217,7 @@
   <w:style w:type="paragraph" w:default="1" w:styleId="Normal">
     <w:name w:val="Normal"/>
     <w:qFormat/>
-    <w:rsid w:val="002073B6"/>
+    <w:rsid w:val="00A24EF3"/>
     <w:rPr>
       <w:b/>
       <w:color w:val="000000" w:themeColor="text1"/>
@@ -3869,6 +4931,18 @@
     <w:rPr>
       <w:rFonts w:asciiTheme="majorHAnsi" w:hAnsiTheme="majorHAnsi"/>
       <w:b w:val="0"/>
+    </w:rPr>
+  </w:style>
+  <w:style w:type="paragraph" w:styleId="NormalWeb">
+    <w:name w:val="Normal (Web)"/>
+    <w:basedOn w:val="Normal"/>
+    <w:uiPriority w:val="99"/>
+    <w:semiHidden/>
+    <w:unhideWhenUsed/>
+    <w:rsid w:val="00A24EF3"/>
+    <w:rPr>
+      <w:rFonts w:ascii="Times New Roman" w:hAnsi="Times New Roman" w:cs="Times New Roman"/>
+      <w:sz w:val="24"/>
     </w:rPr>
   </w:style>
 </w:styles>
@@ -3931,58 +5005,6 @@
     </w:docPart>
     <w:docPart>
       <w:docPartPr>
-        <w:name w:val="EE7B446930004C2BB313C3F0E2A18D91"/>
-        <w:category>
-          <w:name w:val="General"/>
-          <w:gallery w:val="placeholder"/>
-        </w:category>
-        <w:types>
-          <w:type w:val="bbPlcHdr"/>
-        </w:types>
-        <w:behaviors>
-          <w:behavior w:val="content"/>
-        </w:behaviors>
-        <w:guid w:val="{653B8D2C-AE5B-46F3-BA5F-04914145AE2D}"/>
-      </w:docPartPr>
-      <w:docPartBody>
-        <w:p>
-          <w:pPr>
-            <w:pStyle w:val="EE7B446930004C2BB313C3F0E2A18D91"/>
-          </w:pPr>
-          <w:r>
-            <w:t>www.example.com</w:t>
-          </w:r>
-        </w:p>
-      </w:docPartBody>
-    </w:docPart>
-    <w:docPart>
-      <w:docPartPr>
-        <w:name w:val="CA686BEC4E4345CA8F1884E26DE05952"/>
-        <w:category>
-          <w:name w:val="General"/>
-          <w:gallery w:val="placeholder"/>
-        </w:category>
-        <w:types>
-          <w:type w:val="bbPlcHdr"/>
-        </w:types>
-        <w:behaviors>
-          <w:behavior w:val="content"/>
-        </w:behaviors>
-        <w:guid w:val="{474B52C9-EF97-406C-B213-63336F1CE57B}"/>
-      </w:docPartPr>
-      <w:docPartBody>
-        <w:p>
-          <w:pPr>
-            <w:pStyle w:val="CA686BEC4E4345CA8F1884E26DE05952"/>
-          </w:pPr>
-          <w:r>
-            <w:t>Education</w:t>
-          </w:r>
-        </w:p>
-      </w:docPartBody>
-    </w:docPart>
-    <w:docPart>
-      <w:docPartPr>
         <w:name w:val="449002567ACE47EBA53A37B8455CF799"/>
         <w:category>
           <w:name w:val="General"/>
@@ -4003,32 +5025,6 @@
           </w:pPr>
           <w:r>
             <w:t>Professional experience</w:t>
-          </w:r>
-        </w:p>
-      </w:docPartBody>
-    </w:docPart>
-    <w:docPart>
-      <w:docPartPr>
-        <w:name w:val="42443D6B1DCB44CCA465F72F521AD2CD"/>
-        <w:category>
-          <w:name w:val="General"/>
-          <w:gallery w:val="placeholder"/>
-        </w:category>
-        <w:types>
-          <w:type w:val="bbPlcHdr"/>
-        </w:types>
-        <w:behaviors>
-          <w:behavior w:val="content"/>
-        </w:behaviors>
-        <w:guid w:val="{D9291D26-0A7F-4E1C-BACE-B1A087F8FA2F}"/>
-      </w:docPartPr>
-      <w:docPartBody>
-        <w:p>
-          <w:pPr>
-            <w:pStyle w:val="42443D6B1DCB44CCA465F72F521AD2CD"/>
-          </w:pPr>
-          <w:r>
-            <w:t>Skills</w:t>
           </w:r>
         </w:p>
       </w:docPartBody>
@@ -4061,7 +5057,7 @@
     </w:docPart>
     <w:docPart>
       <w:docPartPr>
-        <w:name w:val="AA912CC64EDC40FA88DA41D1AB2B3F2D"/>
+        <w:name w:val="920057A7F72041B89346FBF3C3077122"/>
         <w:category>
           <w:name w:val="General"/>
           <w:gallery w:val="placeholder"/>
@@ -4072,67 +5068,15 @@
         <w:behaviors>
           <w:behavior w:val="content"/>
         </w:behaviors>
-        <w:guid w:val="{9498AB07-0A5D-4A1D-BCAC-C9ABE6C38F68}"/>
+        <w:guid w:val="{5E25A7E2-700A-4350-AAA9-AFFC18B27C6A}"/>
       </w:docPartPr>
       <w:docPartBody>
         <w:p>
           <w:pPr>
-            <w:pStyle w:val="AA912CC64EDC40FA88DA41D1AB2B3F2D"/>
+            <w:pStyle w:val="920057A7F72041B89346FBF3C3077122"/>
           </w:pPr>
           <w:r>
-            <w:t>Full Name</w:t>
-          </w:r>
-        </w:p>
-      </w:docPartBody>
-    </w:docPart>
-    <w:docPart>
-      <w:docPartPr>
-        <w:name w:val="F837D1D1BD874E14B6FA511A0022720C"/>
-        <w:category>
-          <w:name w:val="General"/>
-          <w:gallery w:val="placeholder"/>
-        </w:category>
-        <w:types>
-          <w:type w:val="bbPlcHdr"/>
-        </w:types>
-        <w:behaviors>
-          <w:behavior w:val="content"/>
-        </w:behaviors>
-        <w:guid w:val="{11475BE7-8F73-4226-BC46-DD2A95997221}"/>
-      </w:docPartPr>
-      <w:docPartBody>
-        <w:p>
-          <w:pPr>
-            <w:pStyle w:val="F837D1D1BD874E14B6FA511A0022720C"/>
-          </w:pPr>
-          <w:r>
-            <w:t>Full Name</w:t>
-          </w:r>
-        </w:p>
-      </w:docPartBody>
-    </w:docPart>
-    <w:docPart>
-      <w:docPartPr>
-        <w:name w:val="84B80DF7425448499E57C34166CD15FB"/>
-        <w:category>
-          <w:name w:val="General"/>
-          <w:gallery w:val="placeholder"/>
-        </w:category>
-        <w:types>
-          <w:type w:val="bbPlcHdr"/>
-        </w:types>
-        <w:behaviors>
-          <w:behavior w:val="content"/>
-        </w:behaviors>
-        <w:guid w:val="{05175B2C-8A82-4D6A-B8E0-2A39B47790D2}"/>
-      </w:docPartPr>
-      <w:docPartBody>
-        <w:p>
-          <w:pPr>
-            <w:pStyle w:val="84B80DF7425448499E57C34166CD15FB"/>
-          </w:pPr>
-          <w:r>
-            <w:t>Education</w:t>
+            <w:t>Professional experience</w:t>
           </w:r>
         </w:p>
       </w:docPartBody>
@@ -4394,10 +5338,13 @@
   </w:compat>
   <w:rsids>
     <w:rsidRoot w:val="00546C4D"/>
+    <w:rsid w:val="000C4CF5"/>
     <w:rsid w:val="00132BCB"/>
     <w:rsid w:val="002F7A05"/>
+    <w:rsid w:val="00331A91"/>
     <w:rsid w:val="00546C4D"/>
     <w:rsid w:val="006B3502"/>
+    <w:rsid w:val="00727DBA"/>
     <w:rsid w:val="00E33F22"/>
   </w:rsids>
   <m:mathPr>
@@ -4855,8 +5802,9 @@
   <w:style w:type="paragraph" w:customStyle="1" w:styleId="12590E65BB9F402EAD76304199E156A8">
     <w:name w:val="12590E65BB9F402EAD76304199E156A8"/>
   </w:style>
-  <w:style w:type="paragraph" w:customStyle="1" w:styleId="E6D29E384F954D4D83E114905A75087A">
-    <w:name w:val="E6D29E384F954D4D83E114905A75087A"/>
+  <w:style w:type="paragraph" w:customStyle="1" w:styleId="B20CA40C23D54E238D2AF04D8C8F2173">
+    <w:name w:val="B20CA40C23D54E238D2AF04D8C8F2173"/>
+    <w:rsid w:val="000C4CF5"/>
   </w:style>
   <w:style w:type="paragraph" w:customStyle="1" w:styleId="EE7B446930004C2BB313C3F0E2A18D91">
     <w:name w:val="EE7B446930004C2BB313C3F0E2A18D91"/>
@@ -4864,35 +5812,16 @@
   <w:style w:type="paragraph" w:customStyle="1" w:styleId="CA686BEC4E4345CA8F1884E26DE05952">
     <w:name w:val="CA686BEC4E4345CA8F1884E26DE05952"/>
   </w:style>
-  <w:style w:type="paragraph" w:customStyle="1" w:styleId="AD5B39CF417B49BA9ABA300C9ADD9264">
-    <w:name w:val="AD5B39CF417B49BA9ABA300C9ADD9264"/>
-  </w:style>
-  <w:style w:type="paragraph" w:customStyle="1" w:styleId="A8C1DC4FF34C4B5F8326FED3227CE623">
-    <w:name w:val="A8C1DC4FF34C4B5F8326FED3227CE623"/>
-  </w:style>
-  <w:style w:type="paragraph" w:customStyle="1" w:styleId="16616CF33F694420BDA7D3C431A38C5E">
-    <w:name w:val="16616CF33F694420BDA7D3C431A38C5E"/>
-  </w:style>
-  <w:style w:type="paragraph" w:customStyle="1" w:styleId="8C9AA87DB0EE4EB588E546BDF1DE0208">
-    <w:name w:val="8C9AA87DB0EE4EB588E546BDF1DE0208"/>
-  </w:style>
-  <w:style w:type="paragraph" w:customStyle="1" w:styleId="1D15C31AB28B4EF3A78010AC8B6C32DC">
-    <w:name w:val="1D15C31AB28B4EF3A78010AC8B6C32DC"/>
+  <w:style w:type="paragraph" w:customStyle="1" w:styleId="AE5ABB7B1C5B45C3BECC5EBF7215DB9E">
+    <w:name w:val="AE5ABB7B1C5B45C3BECC5EBF7215DB9E"/>
+    <w:rsid w:val="000C4CF5"/>
+  </w:style>
+  <w:style w:type="paragraph" w:customStyle="1" w:styleId="920057A7F72041B89346FBF3C3077122">
+    <w:name w:val="920057A7F72041B89346FBF3C3077122"/>
+    <w:rsid w:val="000C4CF5"/>
   </w:style>
   <w:style w:type="paragraph" w:customStyle="1" w:styleId="449002567ACE47EBA53A37B8455CF799">
     <w:name w:val="449002567ACE47EBA53A37B8455CF799"/>
-  </w:style>
-  <w:style w:type="paragraph" w:customStyle="1" w:styleId="0A528D1F04DD4733863E9B4E94C49E45">
-    <w:name w:val="0A528D1F04DD4733863E9B4E94C49E45"/>
-  </w:style>
-  <w:style w:type="paragraph" w:customStyle="1" w:styleId="558CB7633AAB4C8BB65B732944754433">
-    <w:name w:val="558CB7633AAB4C8BB65B732944754433"/>
-  </w:style>
-  <w:style w:type="paragraph" w:customStyle="1" w:styleId="E0DB369D8C384C9FA2B3C8687183AFF4">
-    <w:name w:val="E0DB369D8C384C9FA2B3C8687183AFF4"/>
-  </w:style>
-  <w:style w:type="paragraph" w:customStyle="1" w:styleId="E67B07E7DE064E3D906180638A009219">
-    <w:name w:val="E67B07E7DE064E3D906180638A009219"/>
   </w:style>
   <w:style w:type="paragraph" w:styleId="ListBullet">
     <w:name w:val="List Bullet"/>
@@ -5005,114 +5934,8 @@
       <w14:ligatures w14:val="none"/>
     </w:rPr>
   </w:style>
-  <w:style w:type="paragraph" w:customStyle="1" w:styleId="BF20C0D217514DAC89A0EB4CB4BD63B1">
-    <w:name w:val="BF20C0D217514DAC89A0EB4CB4BD63B1"/>
-  </w:style>
-  <w:style w:type="paragraph" w:customStyle="1" w:styleId="79E5F7417EBF476DA4D3E51A13463B29">
-    <w:name w:val="79E5F7417EBF476DA4D3E51A13463B29"/>
-  </w:style>
-  <w:style w:type="paragraph" w:customStyle="1" w:styleId="23391163A62A467BB288FE6AAA90F362">
-    <w:name w:val="23391163A62A467BB288FE6AAA90F362"/>
-  </w:style>
-  <w:style w:type="paragraph" w:customStyle="1" w:styleId="38E269AB3FA6499495CB98E9BA3BB6EA">
-    <w:name w:val="38E269AB3FA6499495CB98E9BA3BB6EA"/>
-  </w:style>
-  <w:style w:type="paragraph" w:customStyle="1" w:styleId="1C3FDE791723455FA29B6F8FD0B0C321">
-    <w:name w:val="1C3FDE791723455FA29B6F8FD0B0C321"/>
-  </w:style>
-  <w:style w:type="paragraph" w:customStyle="1" w:styleId="32A9B7A59E0C4DCEADBB299D5DD594BB">
-    <w:name w:val="32A9B7A59E0C4DCEADBB299D5DD594BB"/>
-  </w:style>
-  <w:style w:type="paragraph" w:customStyle="1" w:styleId="320A7185942C4887BF0D3CF316EFF87B">
-    <w:name w:val="320A7185942C4887BF0D3CF316EFF87B"/>
-  </w:style>
-  <w:style w:type="paragraph" w:customStyle="1" w:styleId="BDF9AE230C2646B59CC331971510A72D">
-    <w:name w:val="BDF9AE230C2646B59CC331971510A72D"/>
-  </w:style>
-  <w:style w:type="paragraph" w:customStyle="1" w:styleId="E6D22A8013E2440A8217CCF4CBCBC5D8">
-    <w:name w:val="E6D22A8013E2440A8217CCF4CBCBC5D8"/>
-  </w:style>
-  <w:style w:type="paragraph" w:customStyle="1" w:styleId="DDA71FFBCFC147A9B43E7688596EBC7D">
-    <w:name w:val="DDA71FFBCFC147A9B43E7688596EBC7D"/>
-  </w:style>
-  <w:style w:type="paragraph" w:customStyle="1" w:styleId="E07205EA233B40558173EE4F972327A0">
-    <w:name w:val="E07205EA233B40558173EE4F972327A0"/>
-  </w:style>
-  <w:style w:type="paragraph" w:customStyle="1" w:styleId="D68DA1F0DA7D4ACE948AFEA9F7147885">
-    <w:name w:val="D68DA1F0DA7D4ACE948AFEA9F7147885"/>
-  </w:style>
-  <w:style w:type="paragraph" w:customStyle="1" w:styleId="398EEEC547514D0582B0E6FBD4FEEBBE">
-    <w:name w:val="398EEEC547514D0582B0E6FBD4FEEBBE"/>
-  </w:style>
-  <w:style w:type="paragraph" w:customStyle="1" w:styleId="4FA7C324DCA84716BBA24F19DB6DB929">
-    <w:name w:val="4FA7C324DCA84716BBA24F19DB6DB929"/>
-  </w:style>
-  <w:style w:type="paragraph" w:customStyle="1" w:styleId="C38367E348FB438F8C6DD77C9A7AAEA0">
-    <w:name w:val="C38367E348FB438F8C6DD77C9A7AAEA0"/>
-  </w:style>
-  <w:style w:type="paragraph" w:customStyle="1" w:styleId="A698274BC61C4982B62F37DB0DF896A5">
-    <w:name w:val="A698274BC61C4982B62F37DB0DF896A5"/>
-  </w:style>
-  <w:style w:type="paragraph" w:customStyle="1" w:styleId="D17D1222EC5541C2BAE0085E95A4DA61">
-    <w:name w:val="D17D1222EC5541C2BAE0085E95A4DA61"/>
-  </w:style>
-  <w:style w:type="paragraph" w:customStyle="1" w:styleId="7B32E611D34A4901978EF1A479438BF2">
-    <w:name w:val="7B32E611D34A4901978EF1A479438BF2"/>
-  </w:style>
-  <w:style w:type="paragraph" w:customStyle="1" w:styleId="26A7D29832A14EF1AD553DF45BAB89B9">
-    <w:name w:val="26A7D29832A14EF1AD553DF45BAB89B9"/>
-  </w:style>
-  <w:style w:type="paragraph" w:customStyle="1" w:styleId="40327DA005144E04B6AAC53F44F073F1">
-    <w:name w:val="40327DA005144E04B6AAC53F44F073F1"/>
-  </w:style>
-  <w:style w:type="paragraph" w:customStyle="1" w:styleId="B4DB990FE3084DAC8890A6D1EA043B2B">
-    <w:name w:val="B4DB990FE3084DAC8890A6D1EA043B2B"/>
-  </w:style>
-  <w:style w:type="paragraph" w:customStyle="1" w:styleId="CE0FA61AA42443A19B93347F419F2474">
-    <w:name w:val="CE0FA61AA42443A19B93347F419F2474"/>
-  </w:style>
-  <w:style w:type="paragraph" w:customStyle="1" w:styleId="00A9AC29AE974074A074C77631ACC17D">
-    <w:name w:val="00A9AC29AE974074A074C77631ACC17D"/>
-  </w:style>
-  <w:style w:type="paragraph" w:customStyle="1" w:styleId="B95929D29DE147D4A8D0337B336E110F">
-    <w:name w:val="B95929D29DE147D4A8D0337B336E110F"/>
-  </w:style>
-  <w:style w:type="paragraph" w:customStyle="1" w:styleId="ED5BFF6B9F674C5A82E2D09CBB705539">
-    <w:name w:val="ED5BFF6B9F674C5A82E2D09CBB705539"/>
-  </w:style>
-  <w:style w:type="paragraph" w:customStyle="1" w:styleId="2C6C4EDD60174988AB3244FC0A3AA67B">
-    <w:name w:val="2C6C4EDD60174988AB3244FC0A3AA67B"/>
-  </w:style>
   <w:style w:type="paragraph" w:customStyle="1" w:styleId="42443D6B1DCB44CCA465F72F521AD2CD">
     <w:name w:val="42443D6B1DCB44CCA465F72F521AD2CD"/>
-  </w:style>
-  <w:style w:type="paragraph" w:customStyle="1" w:styleId="CF5AD6F8D1294AB197A16B0A8FCA7980">
-    <w:name w:val="CF5AD6F8D1294AB197A16B0A8FCA7980"/>
-  </w:style>
-  <w:style w:type="character" w:customStyle="1" w:styleId="NotBold">
-    <w:name w:val="Not Bold"/>
-    <w:uiPriority w:val="1"/>
-    <w:qFormat/>
-    <w:rPr>
-      <w:b/>
-      <w:bCs/>
-      <w:color w:val="auto"/>
-    </w:rPr>
-  </w:style>
-  <w:style w:type="paragraph" w:customStyle="1" w:styleId="C3F1B9E003C843B3B13C46EE093DAA1A">
-    <w:name w:val="C3F1B9E003C843B3B13C46EE093DAA1A"/>
-  </w:style>
-  <w:style w:type="paragraph" w:customStyle="1" w:styleId="078C38BBD85F4CCCB7CB1C30D4BC0201">
-    <w:name w:val="078C38BBD85F4CCCB7CB1C30D4BC0201"/>
-  </w:style>
-  <w:style w:type="paragraph" w:customStyle="1" w:styleId="900BA5DB3F83443B82E815D8C1EE0EEB">
-    <w:name w:val="900BA5DB3F83443B82E815D8C1EE0EEB"/>
-  </w:style>
-  <w:style w:type="paragraph" w:customStyle="1" w:styleId="DFDC9C01D88C4EB699B30FBC5AA305AD">
-    <w:name w:val="DFDC9C01D88C4EB699B30FBC5AA305AD"/>
-  </w:style>
-  <w:style w:type="paragraph" w:customStyle="1" w:styleId="7E9019CC263D40B9885C026BBA2EE5DC">
-    <w:name w:val="7E9019CC263D40B9885C026BBA2EE5DC"/>
   </w:style>
   <w:style w:type="paragraph" w:customStyle="1" w:styleId="265F5A091BBE46A5AB3B8B89F70415BE">
     <w:name w:val="265F5A091BBE46A5AB3B8B89F70415BE"/>
@@ -5126,16 +5949,8 @@
     <w:name w:val="F837D1D1BD874E14B6FA511A0022720C"/>
     <w:rsid w:val="002F7A05"/>
   </w:style>
-  <w:style w:type="paragraph" w:customStyle="1" w:styleId="08B8618543BE456D8845DDA9E3FC064E">
-    <w:name w:val="08B8618543BE456D8845DDA9E3FC064E"/>
-    <w:rsid w:val="002F7A05"/>
-  </w:style>
   <w:style w:type="paragraph" w:customStyle="1" w:styleId="84B80DF7425448499E57C34166CD15FB">
     <w:name w:val="84B80DF7425448499E57C34166CD15FB"/>
-    <w:rsid w:val="002F7A05"/>
-  </w:style>
-  <w:style w:type="paragraph" w:customStyle="1" w:styleId="BCE02BDF12F14D6FB8DB1C5269228F8C">
-    <w:name w:val="BCE02BDF12F14D6FB8DB1C5269228F8C"/>
     <w:rsid w:val="002F7A05"/>
   </w:style>
 </w:styles>
@@ -5350,35 +6165,6 @@
 </file>
 
 <file path=customXml/item1.xml><?xml version="1.0" encoding="utf-8"?>
-<?mso-contentType ?>
-<FormTemplates xmlns="http://schemas.microsoft.com/sharepoint/v3/contenttype/forms">
-  <Display>DocumentLibraryForm</Display>
-  <Edit>DocumentLibraryForm</Edit>
-  <New>DocumentLibraryForm</New>
-</FormTemplates>
-</file>
-
-<file path=customXml/item2.xml><?xml version="1.0" encoding="utf-8"?>
-<p:properties xmlns:p="http://schemas.microsoft.com/office/2006/metadata/properties" xmlns:xsi="http://www.w3.org/2001/XMLSchema-instance" xmlns:pc="http://schemas.microsoft.com/office/infopath/2007/PartnerControls">
-  <documentManagement>
-    <_ip_UnifiedCompliancePolicyUIAction xmlns="http://schemas.microsoft.com/sharepoint/v3" xsi:nil="true"/>
-    <Image xmlns="71af3243-3dd4-4a8d-8c0d-dd76da1f02a5">
-      <Url xsi:nil="true"/>
-      <Description xsi:nil="true"/>
-    </Image>
-    <Status xmlns="71af3243-3dd4-4a8d-8c0d-dd76da1f02a5">Not started</Status>
-    <Background xmlns="71af3243-3dd4-4a8d-8c0d-dd76da1f02a5">false</Background>
-    <_ip_UnifiedCompliancePolicyProperties xmlns="http://schemas.microsoft.com/sharepoint/v3" xsi:nil="true"/>
-    <ImageTagsTaxHTField xmlns="71af3243-3dd4-4a8d-8c0d-dd76da1f02a5">
-      <Terms xmlns="http://schemas.microsoft.com/office/infopath/2007/PartnerControls"/>
-    </ImageTagsTaxHTField>
-    <TaxCatchAll xmlns="230e9df3-be65-4c73-a93b-d1236ebd677e" xsi:nil="true"/>
-    <MediaServiceKeyPoints xmlns="71af3243-3dd4-4a8d-8c0d-dd76da1f02a5" xsi:nil="true"/>
-  </documentManagement>
-</p:properties>
-</file>
-
-<file path=customXml/item3.xml><?xml version="1.0" encoding="utf-8"?>
 <ct:contentTypeSchema xmlns:ct="http://schemas.microsoft.com/office/2006/metadata/contentType" xmlns:ma="http://schemas.microsoft.com/office/2006/metadata/properties/metaAttributes" ct:_="" ma:_="" ma:contentTypeName="Document" ma:contentTypeID="0x01010079F111ED35F8CC479449609E8A0923A6" ma:contentTypeVersion="28" ma:contentTypeDescription="Create a new document." ma:contentTypeScope="" ma:versionID="60f5a4f2d2b0abadcf532d48ebf9cb71">
   <xsd:schema xmlns:xsd="http://www.w3.org/2001/XMLSchema" xmlns:xs="http://www.w3.org/2001/XMLSchema" xmlns:p="http://schemas.microsoft.com/office/2006/metadata/properties" xmlns:ns1="http://schemas.microsoft.com/sharepoint/v3" xmlns:ns2="71af3243-3dd4-4a8d-8c0d-dd76da1f02a5" xmlns:ns3="16c05727-aa75-4e4a-9b5f-8a80a1165891" xmlns:ns4="230e9df3-be65-4c73-a93b-d1236ebd677e" targetNamespace="http://schemas.microsoft.com/office/2006/metadata/properties" ma:root="true" ma:fieldsID="7dd78129e6a1811f84807ad11c651531" ns1:_="" ns2:_="" ns3:_="" ns4:_="">
     <xsd:import namespace="http://schemas.microsoft.com/sharepoint/v3"/>
@@ -5690,27 +6476,36 @@
 </ct:contentTypeSchema>
 </file>
 
-<file path=customXml/itemProps1.xml><?xml version="1.0" encoding="utf-8"?>
-<ds:datastoreItem xmlns:ds="http://schemas.openxmlformats.org/officeDocument/2006/customXml" ds:itemID="{B68BEF44-5CE4-407D-801F-ABCD28C15FEF}">
-  <ds:schemaRefs>
-    <ds:schemaRef ds:uri="http://schemas.microsoft.com/sharepoint/v3/contenttype/forms"/>
-  </ds:schemaRefs>
-</ds:datastoreItem>
+<file path=customXml/item2.xml><?xml version="1.0" encoding="utf-8"?>
+<p:properties xmlns:p="http://schemas.microsoft.com/office/2006/metadata/properties" xmlns:xsi="http://www.w3.org/2001/XMLSchema-instance" xmlns:pc="http://schemas.microsoft.com/office/infopath/2007/PartnerControls">
+  <documentManagement>
+    <_ip_UnifiedCompliancePolicyUIAction xmlns="http://schemas.microsoft.com/sharepoint/v3" xsi:nil="true"/>
+    <Image xmlns="71af3243-3dd4-4a8d-8c0d-dd76da1f02a5">
+      <Url xsi:nil="true"/>
+      <Description xsi:nil="true"/>
+    </Image>
+    <Status xmlns="71af3243-3dd4-4a8d-8c0d-dd76da1f02a5">Not started</Status>
+    <Background xmlns="71af3243-3dd4-4a8d-8c0d-dd76da1f02a5">false</Background>
+    <_ip_UnifiedCompliancePolicyProperties xmlns="http://schemas.microsoft.com/sharepoint/v3" xsi:nil="true"/>
+    <ImageTagsTaxHTField xmlns="71af3243-3dd4-4a8d-8c0d-dd76da1f02a5">
+      <Terms xmlns="http://schemas.microsoft.com/office/infopath/2007/PartnerControls"/>
+    </ImageTagsTaxHTField>
+    <TaxCatchAll xmlns="230e9df3-be65-4c73-a93b-d1236ebd677e" xsi:nil="true"/>
+    <MediaServiceKeyPoints xmlns="71af3243-3dd4-4a8d-8c0d-dd76da1f02a5" xsi:nil="true"/>
+  </documentManagement>
+</p:properties>
 </file>
 
-<file path=customXml/itemProps2.xml><?xml version="1.0" encoding="utf-8"?>
-<ds:datastoreItem xmlns:ds="http://schemas.openxmlformats.org/officeDocument/2006/customXml" ds:itemID="{9C488EFA-900E-4405-BD4E-E83D13AD8CB6}">
-  <ds:schemaRefs>
-    <ds:schemaRef ds:uri="http://schemas.microsoft.com/office/2006/metadata/properties"/>
-    <ds:schemaRef ds:uri="http://schemas.microsoft.com/office/infopath/2007/PartnerControls"/>
-    <ds:schemaRef ds:uri="http://schemas.microsoft.com/sharepoint/v3"/>
-    <ds:schemaRef ds:uri="71af3243-3dd4-4a8d-8c0d-dd76da1f02a5"/>
-    <ds:schemaRef ds:uri="230e9df3-be65-4c73-a93b-d1236ebd677e"/>
-  </ds:schemaRefs>
-</ds:datastoreItem>
+<file path=customXml/item3.xml><?xml version="1.0" encoding="utf-8"?>
+<?mso-contentType ?>
+<FormTemplates xmlns="http://schemas.microsoft.com/sharepoint/v3/contenttype/forms">
+  <Display>DocumentLibraryForm</Display>
+  <Edit>DocumentLibraryForm</Edit>
+  <New>DocumentLibraryForm</New>
+</FormTemplates>
 </file>
 
-<file path=customXml/itemProps3.xml><?xml version="1.0" encoding="utf-8"?>
+<file path=customXml/itemProps1.xml><?xml version="1.0" encoding="utf-8"?>
 <ds:datastoreItem xmlns:ds="http://schemas.openxmlformats.org/officeDocument/2006/customXml" ds:itemID="{F1773DEF-F3EB-4EBC-916F-5D6A2722CF6F}">
   <ds:schemaRefs>
     <ds:schemaRef ds:uri="http://schemas.microsoft.com/office/2006/metadata/contentType"/>
@@ -5731,6 +6526,26 @@
 </ds:datastoreItem>
 </file>
 
+<file path=customXml/itemProps2.xml><?xml version="1.0" encoding="utf-8"?>
+<ds:datastoreItem xmlns:ds="http://schemas.openxmlformats.org/officeDocument/2006/customXml" ds:itemID="{9C488EFA-900E-4405-BD4E-E83D13AD8CB6}">
+  <ds:schemaRefs>
+    <ds:schemaRef ds:uri="http://schemas.microsoft.com/office/2006/metadata/properties"/>
+    <ds:schemaRef ds:uri="http://schemas.microsoft.com/office/infopath/2007/PartnerControls"/>
+    <ds:schemaRef ds:uri="http://schemas.microsoft.com/sharepoint/v3"/>
+    <ds:schemaRef ds:uri="71af3243-3dd4-4a8d-8c0d-dd76da1f02a5"/>
+    <ds:schemaRef ds:uri="230e9df3-be65-4c73-a93b-d1236ebd677e"/>
+  </ds:schemaRefs>
+</ds:datastoreItem>
+</file>
+
+<file path=customXml/itemProps3.xml><?xml version="1.0" encoding="utf-8"?>
+<ds:datastoreItem xmlns:ds="http://schemas.openxmlformats.org/officeDocument/2006/customXml" ds:itemID="{B68BEF44-5CE4-407D-801F-ABCD28C15FEF}">
+  <ds:schemaRefs>
+    <ds:schemaRef ds:uri="http://schemas.microsoft.com/sharepoint/v3/contenttype/forms"/>
+  </ds:schemaRefs>
+</ds:datastoreItem>
+</file>
+
 <file path=docMetadata/LabelInfo.xml><?xml version="1.0" encoding="utf-8"?>
 <clbl:labelList xmlns:clbl="http://schemas.microsoft.com/office/2020/mipLabelMetadata"/>
 </file>
--- a/template/templateResumeDocV2.docx
+++ b/template/templateResumeDocV2.docx
@@ -23,21 +23,12 @@
           <w15:appearance w15:val="hidden"/>
         </w:sdtPr>
         <w:sdtContent>
-          <w:proofErr w:type="gramStart"/>
           <w:r>
             <w:rPr>
               <w:sz w:val="48"/>
               <w:szCs w:val="48"/>
             </w:rPr>
-            <w:t>{{ candidate.name</w:t>
-          </w:r>
-          <w:proofErr w:type="gramEnd"/>
-          <w:r>
-            <w:rPr>
-              <w:sz w:val="48"/>
-              <w:szCs w:val="48"/>
-            </w:rPr>
-            <w:t xml:space="preserve"> }}</w:t>
+            <w:t>{{ candidate.name }}</w:t>
           </w:r>
         </w:sdtContent>
       </w:sdt>
@@ -61,7 +52,6 @@
           </w:placeholder>
           <w15:appearance w15:val="hidden"/>
         </w:sdtPr>
-        <w:sdtEndPr/>
         <w:sdtContent>
           <w:sdt>
             <w:sdtPr>
@@ -71,89 +61,9 @@
               </w:placeholder>
               <w15:appearance w15:val="hidden"/>
             </w:sdtPr>
-            <w:sdtEndPr/>
             <w:sdtContent>
-              <w:proofErr w:type="gramStart"/>
               <w:r>
-                <w:t xml:space="preserve">{{ </w:t>
-              </w:r>
-              <w:proofErr w:type="spellStart"/>
-              <w:r>
-                <w:t>candidate</w:t>
-              </w:r>
-              <w:proofErr w:type="gramEnd"/>
-              <w:r>
-                <w:t>.</w:t>
-              </w:r>
-              <w:proofErr w:type="gramStart"/>
-              <w:r>
-                <w:t>email</w:t>
-              </w:r>
-              <w:proofErr w:type="spellEnd"/>
-              <w:r>
-                <w:t xml:space="preserve"> }</w:t>
-              </w:r>
-              <w:proofErr w:type="gramEnd"/>
-              <w:r>
-                <w:t xml:space="preserve">} | </w:t>
-              </w:r>
-              <w:proofErr w:type="gramStart"/>
-              <w:r>
-                <w:t xml:space="preserve">{{ </w:t>
-              </w:r>
-              <w:proofErr w:type="spellStart"/>
-              <w:r>
-                <w:t>candidate</w:t>
-              </w:r>
-              <w:proofErr w:type="gramEnd"/>
-              <w:r>
-                <w:t>.</w:t>
-              </w:r>
-              <w:proofErr w:type="gramStart"/>
-              <w:r>
-                <w:t>phone</w:t>
-              </w:r>
-              <w:proofErr w:type="spellEnd"/>
-              <w:r>
-                <w:t xml:space="preserve"> }}{</w:t>
-              </w:r>
-              <w:proofErr w:type="gramEnd"/>
-              <w:r>
-                <w:t xml:space="preserve">% if </w:t>
-              </w:r>
-              <w:proofErr w:type="spellStart"/>
-              <w:proofErr w:type="gramStart"/>
-              <w:r>
-                <w:t>candidate.link</w:t>
-              </w:r>
-              <w:proofErr w:type="spellEnd"/>
-              <w:proofErr w:type="gramEnd"/>
-              <w:r>
-                <w:t xml:space="preserve"> %} | </w:t>
-              </w:r>
-              <w:proofErr w:type="gramStart"/>
-              <w:r>
-                <w:t xml:space="preserve">{{ </w:t>
-              </w:r>
-              <w:proofErr w:type="spellStart"/>
-              <w:r>
-                <w:t>candidate</w:t>
-              </w:r>
-              <w:proofErr w:type="gramEnd"/>
-              <w:r>
-                <w:t>.</w:t>
-              </w:r>
-              <w:proofErr w:type="gramStart"/>
-              <w:r>
-                <w:t>link</w:t>
-              </w:r>
-              <w:proofErr w:type="spellEnd"/>
-              <w:r>
-                <w:t xml:space="preserve"> }}{</w:t>
-              </w:r>
-              <w:proofErr w:type="gramEnd"/>
-              <w:r>
-                <w:t>% endif %}</w:t>
+                <w:t>{{ candidate.email }} | {{ candidate.phone }}{% if candidate.link %} | {{ candidate.link }}{% endif %}</w:t>
               </w:r>
               <w:r>
                 <w:t xml:space="preserve"> </w:t>
@@ -173,26 +83,8 @@
         <w:pStyle w:val="ContactInfo"/>
       </w:pPr>
       <w:r>
-        <w:t xml:space="preserve">{% if </w:t>
-      </w:r>
-      <w:proofErr w:type="spellStart"/>
-      <w:proofErr w:type="gramStart"/>
-      <w:r>
-        <w:t>candidate.professional</w:t>
-      </w:r>
-      <w:proofErr w:type="gramEnd"/>
-      <w:r>
-        <w:t>_</w:t>
-      </w:r>
-      <w:proofErr w:type="gramStart"/>
-      <w:r>
-        <w:t>summary</w:t>
-      </w:r>
-      <w:proofErr w:type="spellEnd"/>
-      <w:r>
-        <w:t xml:space="preserve"> %}</w:t>
-      </w:r>
-      <w:proofErr w:type="gramEnd"/>
+        <w:t>{% if candidate.professional_summary %}</w:t>
+      </w:r>
     </w:p>
     <w:p>
       <w:pPr>
@@ -212,29 +104,8 @@
       <w:pPr>
         <w:pStyle w:val="ContactInfo"/>
       </w:pPr>
-      <w:proofErr w:type="gramStart"/>
-      <w:r>
-        <w:t xml:space="preserve">{{ </w:t>
-      </w:r>
-      <w:proofErr w:type="spellStart"/>
-      <w:r>
-        <w:t>candidate</w:t>
-      </w:r>
-      <w:proofErr w:type="gramEnd"/>
-      <w:r>
-        <w:t>.professional_</w:t>
-      </w:r>
-      <w:proofErr w:type="gramStart"/>
-      <w:r>
-        <w:t>summary</w:t>
-      </w:r>
-      <w:proofErr w:type="spellEnd"/>
-      <w:r>
-        <w:t xml:space="preserve"> }</w:t>
-      </w:r>
-      <w:proofErr w:type="gramEnd"/>
-      <w:r>
-        <w:t>}</w:t>
+      <w:r>
+        <w:t>{{ candidate.professional_summary }}</w:t>
       </w:r>
     </w:p>
     <w:p>
@@ -317,193 +188,39 @@
     </w:p>
     <w:p>
       <w:r>
-        <w:t xml:space="preserve">{% for exp in </w:t>
-      </w:r>
-      <w:proofErr w:type="spellStart"/>
-      <w:proofErr w:type="gramStart"/>
-      <w:r>
-        <w:t>candidate.experience</w:t>
-      </w:r>
-      <w:proofErr w:type="gramEnd"/>
-      <w:r>
-        <w:t>_</w:t>
-      </w:r>
-      <w:proofErr w:type="gramStart"/>
-      <w:r>
-        <w:t>section</w:t>
-      </w:r>
-      <w:proofErr w:type="spellEnd"/>
-      <w:r>
-        <w:t xml:space="preserve"> %}</w:t>
-      </w:r>
-      <w:proofErr w:type="gramEnd"/>
-    </w:p>
-    <w:p>
-      <w:proofErr w:type="gramStart"/>
-      <w:r>
-        <w:t xml:space="preserve">{{ </w:t>
-      </w:r>
-      <w:proofErr w:type="spellStart"/>
-      <w:r>
-        <w:t>exp</w:t>
-      </w:r>
-      <w:proofErr w:type="gramEnd"/>
-      <w:r>
-        <w:t>.</w:t>
-      </w:r>
-      <w:proofErr w:type="gramStart"/>
-      <w:r>
-        <w:t>role</w:t>
-      </w:r>
-      <w:proofErr w:type="spellEnd"/>
-      <w:r>
-        <w:t xml:space="preserve"> }</w:t>
-      </w:r>
-      <w:proofErr w:type="gramEnd"/>
-      <w:r>
-        <w:t xml:space="preserve">} — </w:t>
-      </w:r>
-      <w:proofErr w:type="gramStart"/>
-      <w:r>
-        <w:t xml:space="preserve">{{ </w:t>
-      </w:r>
-      <w:proofErr w:type="spellStart"/>
-      <w:r>
-        <w:t>exp</w:t>
-      </w:r>
-      <w:proofErr w:type="gramEnd"/>
-      <w:r>
-        <w:t>.</w:t>
-      </w:r>
-      <w:proofErr w:type="gramStart"/>
-      <w:r>
-        <w:t>company</w:t>
-      </w:r>
-      <w:proofErr w:type="spellEnd"/>
-      <w:r>
-        <w:t xml:space="preserve"> }}{</w:t>
-      </w:r>
-      <w:proofErr w:type="gramEnd"/>
-      <w:r>
-        <w:t xml:space="preserve">% if </w:t>
-      </w:r>
-      <w:proofErr w:type="spellStart"/>
-      <w:proofErr w:type="gramStart"/>
-      <w:r>
-        <w:t>exp.dates</w:t>
-      </w:r>
-      <w:proofErr w:type="spellEnd"/>
-      <w:proofErr w:type="gramEnd"/>
-      <w:r>
-        <w:t xml:space="preserve"> %} (</w:t>
-      </w:r>
-      <w:proofErr w:type="gramStart"/>
-      <w:r>
-        <w:t xml:space="preserve">{{ </w:t>
-      </w:r>
-      <w:proofErr w:type="spellStart"/>
-      <w:r>
-        <w:t>exp</w:t>
-      </w:r>
-      <w:proofErr w:type="gramEnd"/>
-      <w:r>
-        <w:t>.</w:t>
-      </w:r>
-      <w:proofErr w:type="gramStart"/>
-      <w:r>
-        <w:t>dates</w:t>
-      </w:r>
-      <w:proofErr w:type="spellEnd"/>
-      <w:r>
-        <w:t xml:space="preserve"> }}){</w:t>
-      </w:r>
-      <w:proofErr w:type="gramEnd"/>
-      <w:r>
-        <w:t xml:space="preserve">% </w:t>
-      </w:r>
-      <w:proofErr w:type="gramStart"/>
-      <w:r>
-        <w:t>endif %}</w:t>
-      </w:r>
-      <w:proofErr w:type="gramEnd"/>
-    </w:p>
-    <w:p>
-      <w:r>
-        <w:t xml:space="preserve">{% for bullet in </w:t>
-      </w:r>
-      <w:proofErr w:type="spellStart"/>
-      <w:proofErr w:type="gramStart"/>
-      <w:r>
-        <w:t>exp.bullet</w:t>
-      </w:r>
-      <w:proofErr w:type="gramEnd"/>
-      <w:r>
-        <w:t>_</w:t>
-      </w:r>
-      <w:proofErr w:type="gramStart"/>
-      <w:r>
-        <w:t>points</w:t>
-      </w:r>
-      <w:proofErr w:type="spellEnd"/>
-      <w:r>
-        <w:t xml:space="preserve"> %}</w:t>
-      </w:r>
-      <w:proofErr w:type="gramEnd"/>
-    </w:p>
-    <w:p>
-      <w:r>
-        <w:t xml:space="preserve">• </w:t>
-      </w:r>
-      <w:proofErr w:type="gramStart"/>
-      <w:r>
-        <w:t>{{ bullet</w:t>
-      </w:r>
-      <w:proofErr w:type="gramEnd"/>
-      <w:r>
-        <w:t xml:space="preserve"> }}</w:t>
-      </w:r>
-    </w:p>
-    <w:p>
-      <w:r>
-        <w:t xml:space="preserve">{% </w:t>
-      </w:r>
-      <w:proofErr w:type="spellStart"/>
-      <w:r>
-        <w:t>endfor</w:t>
-      </w:r>
-      <w:proofErr w:type="spellEnd"/>
-      <w:r>
-        <w:t xml:space="preserve"> %}</w:t>
+        <w:t>{% for exp in candidate.experience_section %}</w:t>
+      </w:r>
+    </w:p>
+    <w:p>
+      <w:r>
+        <w:t>{{ exp.role }} — {{ exp.company }}{% if exp.dates %} ({{ exp.dates }}){% endif %}</w:t>
+      </w:r>
+    </w:p>
+    <w:p>
+      <w:r>
+        <w:t>{% for bullet in exp.bullet_points %}</w:t>
+      </w:r>
+    </w:p>
+    <w:p>
+      <w:r>
+        <w:t>• {{ bullet }}</w:t>
+      </w:r>
+    </w:p>
+    <w:p>
+      <w:r>
+        <w:t>{% endfor %}</w:t>
       </w:r>
     </w:p>
     <w:p/>
     <w:p>
       <w:r>
-        <w:t xml:space="preserve">{% </w:t>
-      </w:r>
-      <w:proofErr w:type="spellStart"/>
-      <w:r>
-        <w:t>endfor</w:t>
-      </w:r>
-      <w:proofErr w:type="spellEnd"/>
-      <w:r>
-        <w:t xml:space="preserve"> %}</w:t>
+        <w:t>{% endfor %}</w:t>
       </w:r>
     </w:p>
     <w:p/>
     <w:p>
       <w:r>
-        <w:t xml:space="preserve">{% if </w:t>
-      </w:r>
-      <w:proofErr w:type="spellStart"/>
-      <w:proofErr w:type="gramStart"/>
-      <w:r>
-        <w:t>candidate.projects</w:t>
-      </w:r>
-      <w:proofErr w:type="spellEnd"/>
-      <w:proofErr w:type="gramEnd"/>
-      <w:r>
-        <w:t xml:space="preserve"> %}</w:t>
+        <w:t>{% if candidate.projects %}</w:t>
       </w:r>
     </w:p>
     <w:p>
@@ -513,153 +230,33 @@
     </w:p>
     <w:p>
       <w:r>
-        <w:t xml:space="preserve">{% for </w:t>
-      </w:r>
-      <w:proofErr w:type="spellStart"/>
-      <w:r>
-        <w:t>proj</w:t>
-      </w:r>
-      <w:proofErr w:type="spellEnd"/>
-      <w:r>
-        <w:t xml:space="preserve"> in </w:t>
-      </w:r>
-      <w:proofErr w:type="spellStart"/>
-      <w:proofErr w:type="gramStart"/>
-      <w:r>
-        <w:t>candidate.projects</w:t>
-      </w:r>
-      <w:proofErr w:type="spellEnd"/>
-      <w:proofErr w:type="gramEnd"/>
-      <w:r>
-        <w:t xml:space="preserve"> %}</w:t>
-      </w:r>
-    </w:p>
-    <w:p>
-      <w:proofErr w:type="gramStart"/>
-      <w:r>
-        <w:t xml:space="preserve">{{ </w:t>
-      </w:r>
-      <w:proofErr w:type="spellStart"/>
-      <w:r>
-        <w:t>proj</w:t>
-      </w:r>
-      <w:proofErr w:type="gramEnd"/>
-      <w:r>
-        <w:t>.</w:t>
-      </w:r>
-      <w:proofErr w:type="gramStart"/>
-      <w:r>
-        <w:t>title</w:t>
-      </w:r>
-      <w:proofErr w:type="spellEnd"/>
-      <w:r>
-        <w:t xml:space="preserve"> }}{</w:t>
-      </w:r>
-      <w:proofErr w:type="gramEnd"/>
-      <w:r>
-        <w:t xml:space="preserve">% if </w:t>
-      </w:r>
-      <w:proofErr w:type="spellStart"/>
-      <w:proofErr w:type="gramStart"/>
-      <w:r>
-        <w:t>proj.dates</w:t>
-      </w:r>
-      <w:proofErr w:type="spellEnd"/>
-      <w:proofErr w:type="gramEnd"/>
-      <w:r>
-        <w:t xml:space="preserve"> %} (</w:t>
-      </w:r>
-      <w:proofErr w:type="gramStart"/>
-      <w:r>
-        <w:t xml:space="preserve">{{ </w:t>
-      </w:r>
-      <w:proofErr w:type="spellStart"/>
-      <w:r>
-        <w:t>proj</w:t>
-      </w:r>
-      <w:proofErr w:type="gramEnd"/>
-      <w:r>
-        <w:t>.</w:t>
-      </w:r>
-      <w:proofErr w:type="gramStart"/>
-      <w:r>
-        <w:t>dates</w:t>
-      </w:r>
-      <w:proofErr w:type="spellEnd"/>
-      <w:r>
-        <w:t xml:space="preserve"> }}){</w:t>
-      </w:r>
-      <w:proofErr w:type="gramEnd"/>
-      <w:r>
-        <w:t xml:space="preserve">% </w:t>
-      </w:r>
-      <w:proofErr w:type="gramStart"/>
-      <w:r>
-        <w:t>endif %}</w:t>
-      </w:r>
-      <w:proofErr w:type="gramEnd"/>
-    </w:p>
-    <w:p>
-      <w:r>
-        <w:t xml:space="preserve">{% for bullet in </w:t>
-      </w:r>
-      <w:proofErr w:type="spellStart"/>
-      <w:proofErr w:type="gramStart"/>
-      <w:r>
-        <w:t>proj.bullet</w:t>
-      </w:r>
-      <w:proofErr w:type="gramEnd"/>
-      <w:r>
-        <w:t>_</w:t>
-      </w:r>
-      <w:proofErr w:type="gramStart"/>
-      <w:r>
-        <w:t>points</w:t>
-      </w:r>
-      <w:proofErr w:type="spellEnd"/>
-      <w:r>
-        <w:t xml:space="preserve"> %}</w:t>
-      </w:r>
-      <w:proofErr w:type="gramEnd"/>
-    </w:p>
-    <w:p>
-      <w:r>
-        <w:t xml:space="preserve">• </w:t>
-      </w:r>
-      <w:proofErr w:type="gramStart"/>
-      <w:r>
-        <w:t>{{ bullet</w:t>
-      </w:r>
-      <w:proofErr w:type="gramEnd"/>
-      <w:r>
-        <w:t xml:space="preserve"> }}</w:t>
-      </w:r>
-    </w:p>
-    <w:p>
-      <w:r>
-        <w:t xml:space="preserve">{% </w:t>
-      </w:r>
-      <w:proofErr w:type="spellStart"/>
-      <w:r>
-        <w:t>endfor</w:t>
-      </w:r>
-      <w:proofErr w:type="spellEnd"/>
-      <w:r>
-        <w:t xml:space="preserve"> %}</w:t>
+        <w:t>{% for proj in candidate.projects %}</w:t>
+      </w:r>
+    </w:p>
+    <w:p>
+      <w:r>
+        <w:t>{{ proj.title }}{% if proj.dates %} ({{ proj.dates }}){% endif %}</w:t>
+      </w:r>
+    </w:p>
+    <w:p>
+      <w:r>
+        <w:t>{% for bullet in proj.bullet_points %}</w:t>
+      </w:r>
+    </w:p>
+    <w:p>
+      <w:r>
+        <w:t>• {{ bullet }}</w:t>
+      </w:r>
+    </w:p>
+    <w:p>
+      <w:r>
+        <w:t>{% endfor %}</w:t>
       </w:r>
     </w:p>
     <w:p/>
     <w:p>
       <w:r>
-        <w:t xml:space="preserve">{% </w:t>
-      </w:r>
-      <w:proofErr w:type="spellStart"/>
-      <w:r>
-        <w:t>endfor</w:t>
-      </w:r>
-      <w:proofErr w:type="spellEnd"/>
-      <w:r>
-        <w:t xml:space="preserve"> %}</w:t>
+        <w:t>{% endfor %}</w:t>
       </w:r>
     </w:p>
     <w:p>
@@ -669,17 +266,7 @@
     </w:p>
     <w:p>
       <w:r>
-        <w:t xml:space="preserve">{% if </w:t>
-      </w:r>
-      <w:proofErr w:type="spellStart"/>
-      <w:proofErr w:type="gramStart"/>
-      <w:r>
-        <w:t>candidate.education</w:t>
-      </w:r>
-      <w:proofErr w:type="spellEnd"/>
-      <w:proofErr w:type="gramEnd"/>
-      <w:r>
-        <w:t xml:space="preserve"> %}</w:t>
+        <w:t>{% if candidate.education %}</w:t>
       </w:r>
     </w:p>
     <w:p>
@@ -739,25 +326,7 @@
     </w:p>
     <w:p>
       <w:r>
-        <w:t xml:space="preserve">{% for </w:t>
-      </w:r>
-      <w:proofErr w:type="spellStart"/>
-      <w:r>
-        <w:t>edu</w:t>
-      </w:r>
-      <w:proofErr w:type="spellEnd"/>
-      <w:r>
-        <w:t xml:space="preserve"> in </w:t>
-      </w:r>
-      <w:proofErr w:type="spellStart"/>
-      <w:proofErr w:type="gramStart"/>
-      <w:r>
-        <w:t>candidate.education</w:t>
-      </w:r>
-      <w:proofErr w:type="spellEnd"/>
-      <w:proofErr w:type="gramEnd"/>
-      <w:r>
-        <w:t xml:space="preserve"> %}</w:t>
+        <w:t>{% for edu in candidate.education %}</w:t>
       </w:r>
     </w:p>
     <w:p>
@@ -767,687 +336,182 @@
           <w:bCs/>
         </w:rPr>
       </w:pPr>
-      <w:proofErr w:type="gramStart"/>
       <w:r>
         <w:rPr>
           <w:b w:val="0"/>
           <w:bCs/>
         </w:rPr>
-        <w:t xml:space="preserve">{{ </w:t>
-      </w:r>
-      <w:proofErr w:type="spellStart"/>
-      <w:r>
+        <w:t>{{ edu.degree }} — {{ edu.school }}{% if edu.year %} ({{ edu.year }}){% endif %}</w:t>
+      </w:r>
+    </w:p>
+    <w:p>
+      <w:r>
+        <w:t>{% endfor %}</w:t>
+      </w:r>
+    </w:p>
+    <w:p>
+      <w:r>
+        <w:t>{% endif %}</w:t>
+      </w:r>
+    </w:p>
+    <w:p>
+      <w:r>
+        <w:lastRenderedPageBreak/>
+        <w:t>{% if candidate.certifications %}</w:t>
+      </w:r>
+    </w:p>
+    <w:p>
+      <w:pPr>
+        <w:rPr>
+          <w:sz w:val="22"/>
+          <w:szCs w:val="22"/>
+        </w:rPr>
+      </w:pPr>
+      <w:r>
+        <w:rPr>
+          <w:sz w:val="22"/>
+          <w:szCs w:val="22"/>
+        </w:rPr>
+        <w:t>CERTIFICATIONS</w:t>
+      </w:r>
+    </w:p>
+    <w:p>
+      <w:r>
+        <w:t>{% for cert in candidate.certifications %}</w:t>
+      </w:r>
+    </w:p>
+    <w:p>
+      <w:r>
+        <w:t>• {{ cert }}</w:t>
+      </w:r>
+    </w:p>
+    <w:p>
+      <w:r>
+        <w:t>{% endfor %}</w:t>
+      </w:r>
+    </w:p>
+    <w:p>
+      <w:r>
+        <w:t>{% endif %}</w:t>
+      </w:r>
+    </w:p>
+    <w:p>
+      <w:r>
+        <w:t>{% if candidate.volunteer_experience %}</w:t>
+      </w:r>
+    </w:p>
+    <w:p>
+      <w:pPr>
+        <w:rPr>
+          <w:sz w:val="24"/>
+        </w:rPr>
+      </w:pPr>
+      <w:r>
+        <w:rPr>
+          <w:sz w:val="24"/>
+        </w:rPr>
+        <w:t>VOLUNTEER EXPERIENCE</w:t>
+      </w:r>
+    </w:p>
+    <w:p>
+      <w:pPr>
+        <w:rPr>
+          <w:sz w:val="24"/>
+        </w:rPr>
+      </w:pPr>
+      <w:r>
+        <w:rPr>
+          <w:sz w:val="24"/>
+        </w:rPr>
+        <w:t>----------------------------------------------------------------------------------------------------------------------------------------------------------</w:t>
+      </w:r>
+    </w:p>
+    <w:p>
+      <w:r>
+        <w:t>{% for vol in candidate.volunteer_experience %}</w:t>
+      </w:r>
+    </w:p>
+    <w:p>
+      <w:pPr>
         <w:rPr>
           <w:b w:val="0"/>
           <w:bCs/>
         </w:rPr>
-        <w:t>edu</w:t>
-      </w:r>
-      <w:proofErr w:type="gramEnd"/>
+      </w:pPr>
       <w:r>
         <w:rPr>
           <w:b w:val="0"/>
           <w:bCs/>
         </w:rPr>
-        <w:t>.</w:t>
-      </w:r>
-      <w:proofErr w:type="gramStart"/>
-      <w:r>
+        <w:t>{{ vol.role }} — {{ vol.organization }}{% if vol.dates %} ({{ vol.dates }}){% endif %}</w:t>
+      </w:r>
+    </w:p>
+    <w:p>
+      <w:pPr>
         <w:rPr>
           <w:b w:val="0"/>
           <w:bCs/>
         </w:rPr>
-        <w:t>degree</w:t>
-      </w:r>
-      <w:proofErr w:type="spellEnd"/>
+      </w:pPr>
       <w:r>
         <w:rPr>
           <w:b w:val="0"/>
           <w:bCs/>
         </w:rPr>
-        <w:t xml:space="preserve"> }</w:t>
-      </w:r>
-      <w:proofErr w:type="gramEnd"/>
-      <w:r>
+        <w:t>{% for bullet in vol.bullet_points %}</w:t>
+      </w:r>
+    </w:p>
+    <w:p>
+      <w:pPr>
         <w:rPr>
           <w:b w:val="0"/>
           <w:bCs/>
         </w:rPr>
-        <w:t xml:space="preserve">} — </w:t>
-      </w:r>
-      <w:proofErr w:type="gramStart"/>
+      </w:pPr>
       <w:r>
         <w:rPr>
           <w:b w:val="0"/>
           <w:bCs/>
         </w:rPr>
-        <w:t xml:space="preserve">{{ </w:t>
-      </w:r>
-      <w:proofErr w:type="spellStart"/>
-      <w:r>
+        <w:t>• {{ bullet }}</w:t>
+      </w:r>
+    </w:p>
+    <w:p>
+      <w:pPr>
         <w:rPr>
           <w:b w:val="0"/>
           <w:bCs/>
         </w:rPr>
-        <w:t>edu</w:t>
-      </w:r>
-      <w:proofErr w:type="gramEnd"/>
+      </w:pPr>
       <w:r>
         <w:rPr>
           <w:b w:val="0"/>
           <w:bCs/>
         </w:rPr>
-        <w:t>.</w:t>
-      </w:r>
-      <w:proofErr w:type="gramStart"/>
-      <w:r>
+        <w:t>{% endfor %}</w:t>
+      </w:r>
+    </w:p>
+    <w:p>
+      <w:pPr>
         <w:rPr>
           <w:b w:val="0"/>
           <w:bCs/>
         </w:rPr>
-        <w:t>school</w:t>
-      </w:r>
-      <w:proofErr w:type="spellEnd"/>
-      <w:r>
+      </w:pPr>
+    </w:p>
+    <w:p>
+      <w:pPr>
         <w:rPr>
           <w:b w:val="0"/>
           <w:bCs/>
         </w:rPr>
-        <w:t xml:space="preserve"> }}{</w:t>
-      </w:r>
-      <w:proofErr w:type="gramEnd"/>
+      </w:pPr>
       <w:r>
         <w:rPr>
           <w:b w:val="0"/>
           <w:bCs/>
         </w:rPr>
-        <w:t xml:space="preserve">% if </w:t>
-      </w:r>
-      <w:proofErr w:type="spellStart"/>
-      <w:proofErr w:type="gramStart"/>
-      <w:r>
-        <w:rPr>
-          <w:b w:val="0"/>
-          <w:bCs/>
-        </w:rPr>
-        <w:t>edu.year</w:t>
-      </w:r>
-      <w:proofErr w:type="spellEnd"/>
-      <w:proofErr w:type="gramEnd"/>
-      <w:r>
-        <w:rPr>
-          <w:b w:val="0"/>
-          <w:bCs/>
-        </w:rPr>
-        <w:t xml:space="preserve"> %} (</w:t>
-      </w:r>
-      <w:proofErr w:type="gramStart"/>
-      <w:r>
-        <w:rPr>
-          <w:b w:val="0"/>
-          <w:bCs/>
-        </w:rPr>
-        <w:t xml:space="preserve">{{ </w:t>
-      </w:r>
-      <w:proofErr w:type="spellStart"/>
-      <w:r>
-        <w:rPr>
-          <w:b w:val="0"/>
-          <w:bCs/>
-        </w:rPr>
-        <w:t>edu</w:t>
-      </w:r>
-      <w:proofErr w:type="gramEnd"/>
-      <w:r>
-        <w:rPr>
-          <w:b w:val="0"/>
-          <w:bCs/>
-        </w:rPr>
-        <w:t>.</w:t>
-      </w:r>
-      <w:proofErr w:type="gramStart"/>
-      <w:r>
-        <w:rPr>
-          <w:b w:val="0"/>
-          <w:bCs/>
-        </w:rPr>
-        <w:t>year</w:t>
-      </w:r>
-      <w:proofErr w:type="spellEnd"/>
-      <w:r>
-        <w:rPr>
-          <w:b w:val="0"/>
-          <w:bCs/>
-        </w:rPr>
-        <w:t xml:space="preserve"> }}){</w:t>
-      </w:r>
-      <w:proofErr w:type="gramEnd"/>
-      <w:r>
-        <w:rPr>
-          <w:b w:val="0"/>
-          <w:bCs/>
-        </w:rPr>
-        <w:t xml:space="preserve">% </w:t>
-      </w:r>
-      <w:proofErr w:type="gramStart"/>
-      <w:r>
-        <w:rPr>
-          <w:b w:val="0"/>
-          <w:bCs/>
-        </w:rPr>
-        <w:t>endif %}</w:t>
-      </w:r>
-      <w:proofErr w:type="gramEnd"/>
-    </w:p>
-    <w:p>
-      <w:r>
-        <w:t xml:space="preserve">{% </w:t>
-      </w:r>
-      <w:proofErr w:type="spellStart"/>
-      <w:r>
-        <w:t>endfor</w:t>
-      </w:r>
-      <w:proofErr w:type="spellEnd"/>
-      <w:r>
-        <w:t xml:space="preserve"> %}</w:t>
-      </w:r>
-    </w:p>
-    <w:p>
-      <w:r>
-        <w:t>{% endif %}</w:t>
-      </w:r>
-    </w:p>
-    <w:p>
-      <w:r>
-        <w:lastRenderedPageBreak/>
-        <w:t xml:space="preserve">{% if </w:t>
-      </w:r>
-      <w:proofErr w:type="spellStart"/>
-      <w:proofErr w:type="gramStart"/>
-      <w:r>
-        <w:t>candidate.certifications</w:t>
-      </w:r>
-      <w:proofErr w:type="spellEnd"/>
-      <w:proofErr w:type="gramEnd"/>
-      <w:r>
-        <w:t xml:space="preserve"> %}</w:t>
-      </w:r>
-    </w:p>
-    <w:p>
-      <w:pPr>
-        <w:rPr>
-          <w:sz w:val="22"/>
-          <w:szCs w:val="22"/>
-        </w:rPr>
-      </w:pPr>
-      <w:r>
-        <w:rPr>
-          <w:sz w:val="22"/>
-          <w:szCs w:val="22"/>
-        </w:rPr>
-        <w:t>CERTIFICATIONS</w:t>
-      </w:r>
-    </w:p>
-    <w:p>
-      <w:r>
-        <w:t xml:space="preserve">{% for cert in </w:t>
-      </w:r>
-      <w:proofErr w:type="spellStart"/>
-      <w:proofErr w:type="gramStart"/>
-      <w:r>
-        <w:t>candidate.certifications</w:t>
-      </w:r>
-      <w:proofErr w:type="spellEnd"/>
-      <w:proofErr w:type="gramEnd"/>
-      <w:r>
-        <w:t xml:space="preserve"> %}</w:t>
-      </w:r>
-    </w:p>
-    <w:p>
-      <w:r>
-        <w:t xml:space="preserve">• </w:t>
-      </w:r>
-      <w:proofErr w:type="gramStart"/>
-      <w:r>
-        <w:t>{{ cert</w:t>
-      </w:r>
-      <w:proofErr w:type="gramEnd"/>
-      <w:r>
-        <w:t xml:space="preserve"> }}</w:t>
-      </w:r>
-    </w:p>
-    <w:p>
-      <w:r>
-        <w:t xml:space="preserve">{% </w:t>
-      </w:r>
-      <w:proofErr w:type="spellStart"/>
-      <w:r>
-        <w:t>endfor</w:t>
-      </w:r>
-      <w:proofErr w:type="spellEnd"/>
-      <w:r>
-        <w:t xml:space="preserve"> %}</w:t>
-      </w:r>
-    </w:p>
-    <w:p>
-      <w:r>
-        <w:t>{% endif %}</w:t>
-      </w:r>
-    </w:p>
-    <w:p>
-      <w:r>
-        <w:t xml:space="preserve">{% if </w:t>
-      </w:r>
-      <w:proofErr w:type="spellStart"/>
-      <w:proofErr w:type="gramStart"/>
-      <w:r>
-        <w:t>candidate.projects</w:t>
-      </w:r>
-      <w:proofErr w:type="spellEnd"/>
-      <w:proofErr w:type="gramEnd"/>
-      <w:r>
-        <w:t xml:space="preserve"> %}</w:t>
-      </w:r>
-    </w:p>
-    <w:p>
-      <w:r>
-        <w:t xml:space="preserve">{% if </w:t>
-      </w:r>
-      <w:proofErr w:type="spellStart"/>
-      <w:proofErr w:type="gramStart"/>
-      <w:r>
-        <w:t>candidate.volunteer</w:t>
-      </w:r>
-      <w:proofErr w:type="gramEnd"/>
-      <w:r>
-        <w:t>_</w:t>
-      </w:r>
-      <w:proofErr w:type="gramStart"/>
-      <w:r>
-        <w:t>experience</w:t>
-      </w:r>
-      <w:proofErr w:type="spellEnd"/>
-      <w:r>
-        <w:t xml:space="preserve"> %}</w:t>
-      </w:r>
-      <w:proofErr w:type="gramEnd"/>
-    </w:p>
-    <w:p>
-      <w:pPr>
-        <w:rPr>
-          <w:sz w:val="24"/>
-        </w:rPr>
-      </w:pPr>
-      <w:r>
-        <w:rPr>
-          <w:sz w:val="24"/>
-        </w:rPr>
-        <w:t>VOLUNTEER EXPERIENCE</w:t>
-      </w:r>
-    </w:p>
-    <w:p>
-      <w:pPr>
-        <w:rPr>
-          <w:sz w:val="24"/>
-        </w:rPr>
-      </w:pPr>
-      <w:r>
-        <w:rPr>
-          <w:sz w:val="24"/>
-        </w:rPr>
-        <w:t>----------------------------------------------------------------------------------------------------------------------------------------------------------</w:t>
-      </w:r>
-    </w:p>
-    <w:p>
-      <w:r>
-        <w:t xml:space="preserve">{% for vol in </w:t>
-      </w:r>
-      <w:proofErr w:type="spellStart"/>
-      <w:proofErr w:type="gramStart"/>
-      <w:r>
-        <w:t>candidate.volunteer</w:t>
-      </w:r>
-      <w:proofErr w:type="gramEnd"/>
-      <w:r>
-        <w:t>_</w:t>
-      </w:r>
-      <w:proofErr w:type="gramStart"/>
-      <w:r>
-        <w:t>experience</w:t>
-      </w:r>
-      <w:proofErr w:type="spellEnd"/>
-      <w:r>
-        <w:t xml:space="preserve"> %}</w:t>
-      </w:r>
-      <w:proofErr w:type="gramEnd"/>
-    </w:p>
-    <w:p>
-      <w:pPr>
-        <w:rPr>
-          <w:b w:val="0"/>
-          <w:bCs/>
-        </w:rPr>
-      </w:pPr>
-      <w:proofErr w:type="gramStart"/>
-      <w:r>
-        <w:rPr>
-          <w:b w:val="0"/>
-          <w:bCs/>
-        </w:rPr>
-        <w:t xml:space="preserve">{{ </w:t>
-      </w:r>
-      <w:proofErr w:type="spellStart"/>
-      <w:r>
-        <w:rPr>
-          <w:b w:val="0"/>
-          <w:bCs/>
-        </w:rPr>
-        <w:t>vol</w:t>
-      </w:r>
-      <w:proofErr w:type="gramEnd"/>
-      <w:r>
-        <w:rPr>
-          <w:b w:val="0"/>
-          <w:bCs/>
-        </w:rPr>
-        <w:t>.</w:t>
-      </w:r>
-      <w:proofErr w:type="gramStart"/>
-      <w:r>
-        <w:rPr>
-          <w:b w:val="0"/>
-          <w:bCs/>
-        </w:rPr>
-        <w:t>role</w:t>
-      </w:r>
-      <w:proofErr w:type="spellEnd"/>
-      <w:r>
-        <w:rPr>
-          <w:b w:val="0"/>
-          <w:bCs/>
-        </w:rPr>
-        <w:t xml:space="preserve"> }</w:t>
-      </w:r>
-      <w:proofErr w:type="gramEnd"/>
-      <w:r>
-        <w:rPr>
-          <w:b w:val="0"/>
-          <w:bCs/>
-        </w:rPr>
-        <w:t xml:space="preserve">} — </w:t>
-      </w:r>
-      <w:proofErr w:type="gramStart"/>
-      <w:r>
-        <w:rPr>
-          <w:b w:val="0"/>
-          <w:bCs/>
-        </w:rPr>
-        <w:t xml:space="preserve">{{ </w:t>
-      </w:r>
-      <w:proofErr w:type="spellStart"/>
-      <w:r>
-        <w:rPr>
-          <w:b w:val="0"/>
-          <w:bCs/>
-        </w:rPr>
-        <w:t>vol</w:t>
-      </w:r>
-      <w:proofErr w:type="gramEnd"/>
-      <w:r>
-        <w:rPr>
-          <w:b w:val="0"/>
-          <w:bCs/>
-        </w:rPr>
-        <w:t>.</w:t>
-      </w:r>
-      <w:proofErr w:type="gramStart"/>
-      <w:r>
-        <w:rPr>
-          <w:b w:val="0"/>
-          <w:bCs/>
-        </w:rPr>
-        <w:t>organization</w:t>
-      </w:r>
-      <w:proofErr w:type="spellEnd"/>
-      <w:r>
-        <w:rPr>
-          <w:b w:val="0"/>
-          <w:bCs/>
-        </w:rPr>
-        <w:t xml:space="preserve"> }}{</w:t>
-      </w:r>
-      <w:proofErr w:type="gramEnd"/>
-      <w:r>
-        <w:rPr>
-          <w:b w:val="0"/>
-          <w:bCs/>
-        </w:rPr>
-        <w:t xml:space="preserve">% if </w:t>
-      </w:r>
-      <w:proofErr w:type="spellStart"/>
-      <w:proofErr w:type="gramStart"/>
-      <w:r>
-        <w:rPr>
-          <w:b w:val="0"/>
-          <w:bCs/>
-        </w:rPr>
-        <w:t>vol.dates</w:t>
-      </w:r>
-      <w:proofErr w:type="spellEnd"/>
-      <w:proofErr w:type="gramEnd"/>
-      <w:r>
-        <w:rPr>
-          <w:b w:val="0"/>
-          <w:bCs/>
-        </w:rPr>
-        <w:t xml:space="preserve"> %} (</w:t>
-      </w:r>
-      <w:proofErr w:type="gramStart"/>
-      <w:r>
-        <w:rPr>
-          <w:b w:val="0"/>
-          <w:bCs/>
-        </w:rPr>
-        <w:t xml:space="preserve">{{ </w:t>
-      </w:r>
-      <w:proofErr w:type="spellStart"/>
-      <w:r>
-        <w:rPr>
-          <w:b w:val="0"/>
-          <w:bCs/>
-        </w:rPr>
-        <w:t>vol</w:t>
-      </w:r>
-      <w:proofErr w:type="gramEnd"/>
-      <w:r>
-        <w:rPr>
-          <w:b w:val="0"/>
-          <w:bCs/>
-        </w:rPr>
-        <w:t>.</w:t>
-      </w:r>
-      <w:proofErr w:type="gramStart"/>
-      <w:r>
-        <w:rPr>
-          <w:b w:val="0"/>
-          <w:bCs/>
-        </w:rPr>
-        <w:t>dates</w:t>
-      </w:r>
-      <w:proofErr w:type="spellEnd"/>
-      <w:r>
-        <w:rPr>
-          <w:b w:val="0"/>
-          <w:bCs/>
-        </w:rPr>
-        <w:t xml:space="preserve"> }}){</w:t>
-      </w:r>
-      <w:proofErr w:type="gramEnd"/>
-      <w:r>
-        <w:rPr>
-          <w:b w:val="0"/>
-          <w:bCs/>
-        </w:rPr>
-        <w:t xml:space="preserve">% </w:t>
-      </w:r>
-      <w:proofErr w:type="gramStart"/>
-      <w:r>
-        <w:rPr>
-          <w:b w:val="0"/>
-          <w:bCs/>
-        </w:rPr>
-        <w:t>endif %}</w:t>
-      </w:r>
-      <w:proofErr w:type="gramEnd"/>
-    </w:p>
-    <w:p>
-      <w:pPr>
-        <w:rPr>
-          <w:b w:val="0"/>
-          <w:bCs/>
-        </w:rPr>
-      </w:pPr>
-      <w:r>
-        <w:rPr>
-          <w:b w:val="0"/>
-          <w:bCs/>
-        </w:rPr>
-        <w:t xml:space="preserve">{% for bullet in </w:t>
-      </w:r>
-      <w:proofErr w:type="spellStart"/>
-      <w:proofErr w:type="gramStart"/>
-      <w:r>
-        <w:rPr>
-          <w:b w:val="0"/>
-          <w:bCs/>
-        </w:rPr>
-        <w:t>vol.bullet</w:t>
-      </w:r>
-      <w:proofErr w:type="gramEnd"/>
-      <w:r>
-        <w:rPr>
-          <w:b w:val="0"/>
-          <w:bCs/>
-        </w:rPr>
-        <w:t>_</w:t>
-      </w:r>
-      <w:proofErr w:type="gramStart"/>
-      <w:r>
-        <w:rPr>
-          <w:b w:val="0"/>
-          <w:bCs/>
-        </w:rPr>
-        <w:t>points</w:t>
-      </w:r>
-      <w:proofErr w:type="spellEnd"/>
-      <w:r>
-        <w:rPr>
-          <w:b w:val="0"/>
-          <w:bCs/>
-        </w:rPr>
-        <w:t xml:space="preserve"> %}</w:t>
-      </w:r>
-      <w:proofErr w:type="gramEnd"/>
-    </w:p>
-    <w:p>
-      <w:pPr>
-        <w:rPr>
-          <w:b w:val="0"/>
-          <w:bCs/>
-        </w:rPr>
-      </w:pPr>
-      <w:r>
-        <w:rPr>
-          <w:b w:val="0"/>
-          <w:bCs/>
-        </w:rPr>
-        <w:t xml:space="preserve">• </w:t>
-      </w:r>
-      <w:proofErr w:type="gramStart"/>
-      <w:r>
-        <w:rPr>
-          <w:b w:val="0"/>
-          <w:bCs/>
-        </w:rPr>
-        <w:t>{{ bullet</w:t>
-      </w:r>
-      <w:proofErr w:type="gramEnd"/>
-      <w:r>
-        <w:rPr>
-          <w:b w:val="0"/>
-          <w:bCs/>
-        </w:rPr>
-        <w:t xml:space="preserve"> }}</w:t>
-      </w:r>
-    </w:p>
-    <w:p>
-      <w:pPr>
-        <w:rPr>
-          <w:b w:val="0"/>
-          <w:bCs/>
-        </w:rPr>
-      </w:pPr>
-      <w:r>
-        <w:rPr>
-          <w:b w:val="0"/>
-          <w:bCs/>
-        </w:rPr>
-        <w:t xml:space="preserve">{% </w:t>
-      </w:r>
-      <w:proofErr w:type="spellStart"/>
-      <w:r>
-        <w:rPr>
-          <w:b w:val="0"/>
-          <w:bCs/>
-        </w:rPr>
-        <w:t>endfor</w:t>
-      </w:r>
-      <w:proofErr w:type="spellEnd"/>
-      <w:r>
-        <w:rPr>
-          <w:b w:val="0"/>
-          <w:bCs/>
-        </w:rPr>
-        <w:t xml:space="preserve"> %}</w:t>
-      </w:r>
-    </w:p>
-    <w:p>
-      <w:pPr>
-        <w:rPr>
-          <w:b w:val="0"/>
-          <w:bCs/>
-        </w:rPr>
-      </w:pPr>
-    </w:p>
-    <w:p>
-      <w:pPr>
-        <w:rPr>
-          <w:b w:val="0"/>
-          <w:bCs/>
-        </w:rPr>
-      </w:pPr>
-      <w:r>
-        <w:rPr>
-          <w:b w:val="0"/>
-          <w:bCs/>
-        </w:rPr>
-        <w:t xml:space="preserve">{% </w:t>
-      </w:r>
-      <w:proofErr w:type="spellStart"/>
-      <w:r>
-        <w:rPr>
-          <w:b w:val="0"/>
-          <w:bCs/>
-        </w:rPr>
-        <w:t>endfor</w:t>
-      </w:r>
-      <w:proofErr w:type="spellEnd"/>
-      <w:r>
-        <w:rPr>
-          <w:b w:val="0"/>
-          <w:bCs/>
-        </w:rPr>
-        <w:t xml:space="preserve"> %}</w:t>
+        <w:t>{% endfor %}</w:t>
       </w:r>
     </w:p>
     <w:p>
@@ -1519,97 +583,92 @@
           <w:bCs/>
           <w:color w:val="auto"/>
         </w:rPr>
-        <w:t xml:space="preserve">{% if </w:t>
-      </w:r>
-      <w:proofErr w:type="spellStart"/>
-      <w:proofErr w:type="gramStart"/>
-      <w:r>
+        <w:t>{% if candidate.technical_skills %}</w:t>
+      </w:r>
+    </w:p>
+    <w:p>
+      <w:pPr>
         <w:rPr>
           <w:b w:val="0"/>
           <w:bCs/>
           <w:color w:val="auto"/>
         </w:rPr>
-        <w:t>candidate.technical</w:t>
-      </w:r>
-      <w:proofErr w:type="gramEnd"/>
+      </w:pPr>
       <w:r>
         <w:rPr>
           <w:b w:val="0"/>
           <w:bCs/>
           <w:color w:val="auto"/>
         </w:rPr>
-        <w:t>_skills</w:t>
-      </w:r>
-      <w:proofErr w:type="spellEnd"/>
-      <w:r>
+        <w:t>Technical Skills:</w:t>
+      </w:r>
+    </w:p>
+    <w:p>
+      <w:pPr>
         <w:rPr>
           <w:b w:val="0"/>
           <w:bCs/>
           <w:color w:val="auto"/>
         </w:rPr>
-        <w:t xml:space="preserve"> %}</w:t>
-      </w:r>
-    </w:p>
-    <w:p>
-      <w:pPr>
+      </w:pPr>
+      <w:r>
         <w:rPr>
           <w:b w:val="0"/>
           <w:bCs/>
           <w:color w:val="auto"/>
         </w:rPr>
-      </w:pPr>
-      <w:r>
+        <w:t>{% for skill in candidate.technical_skills %}</w:t>
+      </w:r>
+    </w:p>
+    <w:p>
+      <w:pPr>
         <w:rPr>
           <w:b w:val="0"/>
           <w:bCs/>
           <w:color w:val="auto"/>
         </w:rPr>
-        <w:t>Technical Skills:</w:t>
-      </w:r>
-    </w:p>
-    <w:p>
-      <w:pPr>
+      </w:pPr>
+      <w:r>
         <w:rPr>
           <w:b w:val="0"/>
           <w:bCs/>
           <w:color w:val="auto"/>
         </w:rPr>
-      </w:pPr>
-      <w:r>
+        <w:t>• {{ skill }}</w:t>
+      </w:r>
+    </w:p>
+    <w:p>
+      <w:pPr>
         <w:rPr>
           <w:b w:val="0"/>
           <w:bCs/>
           <w:color w:val="auto"/>
         </w:rPr>
-        <w:t xml:space="preserve">{% for skill in </w:t>
-      </w:r>
-      <w:proofErr w:type="spellStart"/>
-      <w:proofErr w:type="gramStart"/>
+      </w:pPr>
       <w:r>
         <w:rPr>
           <w:b w:val="0"/>
           <w:bCs/>
           <w:color w:val="auto"/>
         </w:rPr>
-        <w:t>candidate.technical</w:t>
-      </w:r>
-      <w:proofErr w:type="gramEnd"/>
-      <w:r>
+        <w:t>{% endfor %}</w:t>
+      </w:r>
+    </w:p>
+    <w:p>
+      <w:pPr>
         <w:rPr>
           <w:b w:val="0"/>
           <w:bCs/>
           <w:color w:val="auto"/>
         </w:rPr>
-        <w:t>_skills</w:t>
-      </w:r>
-      <w:proofErr w:type="spellEnd"/>
+      </w:pPr>
       <w:r>
         <w:rPr>
           <w:b w:val="0"/>
           <w:bCs/>
           <w:color w:val="auto"/>
         </w:rPr>
-        <w:t xml:space="preserve"> %}</w:t>
+        <w:t>{% endif %}</w:t>
       </w:r>
     </w:p>
     <w:p>
@@ -1620,93 +679,91 @@
           <w:color w:val="auto"/>
         </w:rPr>
       </w:pPr>
-      <w:r>
+    </w:p>
+    <w:p>
+      <w:pPr>
         <w:rPr>
           <w:b w:val="0"/>
           <w:bCs/>
           <w:color w:val="auto"/>
         </w:rPr>
-        <w:t xml:space="preserve">• </w:t>
-      </w:r>
-      <w:proofErr w:type="gramStart"/>
+      </w:pPr>
       <w:r>
         <w:rPr>
           <w:b w:val="0"/>
           <w:bCs/>
           <w:color w:val="auto"/>
         </w:rPr>
-        <w:t>{{ skill</w:t>
-      </w:r>
-      <w:proofErr w:type="gramEnd"/>
-      <w:r>
+        <w:t>{% if candidate.soft_skills %}</w:t>
+      </w:r>
+    </w:p>
+    <w:p>
+      <w:pPr>
         <w:rPr>
           <w:b w:val="0"/>
           <w:bCs/>
           <w:color w:val="auto"/>
         </w:rPr>
-        <w:t xml:space="preserve"> }}</w:t>
-      </w:r>
-    </w:p>
-    <w:p>
-      <w:pPr>
+      </w:pPr>
+      <w:r>
         <w:rPr>
           <w:b w:val="0"/>
           <w:bCs/>
           <w:color w:val="auto"/>
         </w:rPr>
-      </w:pPr>
-      <w:r>
+        <w:t>Soft Skills:</w:t>
+      </w:r>
+    </w:p>
+    <w:p>
+      <w:pPr>
         <w:rPr>
           <w:b w:val="0"/>
           <w:bCs/>
           <w:color w:val="auto"/>
         </w:rPr>
-        <w:t xml:space="preserve">{% </w:t>
-      </w:r>
-      <w:proofErr w:type="spellStart"/>
+      </w:pPr>
       <w:r>
         <w:rPr>
           <w:b w:val="0"/>
           <w:bCs/>
           <w:color w:val="auto"/>
         </w:rPr>
-        <w:t>endfor</w:t>
-      </w:r>
-      <w:proofErr w:type="spellEnd"/>
-      <w:r>
+        <w:t>{% for skill in candidate.soft_skills %}</w:t>
+      </w:r>
+    </w:p>
+    <w:p>
+      <w:pPr>
         <w:rPr>
           <w:b w:val="0"/>
           <w:bCs/>
           <w:color w:val="auto"/>
         </w:rPr>
-        <w:t xml:space="preserve"> %}</w:t>
-      </w:r>
-    </w:p>
-    <w:p>
-      <w:pPr>
+      </w:pPr>
+      <w:r>
         <w:rPr>
           <w:b w:val="0"/>
           <w:bCs/>
           <w:color w:val="auto"/>
         </w:rPr>
-      </w:pPr>
-      <w:r>
+        <w:t>• {{ skill }}</w:t>
+      </w:r>
+    </w:p>
+    <w:p>
+      <w:pPr>
         <w:rPr>
           <w:b w:val="0"/>
           <w:bCs/>
           <w:color w:val="auto"/>
         </w:rPr>
-        <w:t>{% endif %}</w:t>
-      </w:r>
-    </w:p>
-    <w:p>
-      <w:pPr>
+      </w:pPr>
+      <w:r>
         <w:rPr>
           <w:b w:val="0"/>
           <w:bCs/>
           <w:color w:val="auto"/>
         </w:rPr>
-      </w:pPr>
+        <w:t>{% endfor %}</w:t>
+      </w:r>
     </w:p>
     <w:p>
       <w:pPr>
@@ -1722,35 +779,33 @@
           <w:bCs/>
           <w:color w:val="auto"/>
         </w:rPr>
-        <w:t xml:space="preserve">{% if </w:t>
-      </w:r>
-      <w:proofErr w:type="spellStart"/>
-      <w:proofErr w:type="gramStart"/>
-      <w:r>
+        <w:t>{% endif %}</w:t>
+      </w:r>
+    </w:p>
+    <w:p>
+      <w:pPr>
         <w:rPr>
           <w:b w:val="0"/>
           <w:bCs/>
           <w:color w:val="auto"/>
         </w:rPr>
-        <w:t>candidate.soft</w:t>
-      </w:r>
-      <w:proofErr w:type="gramEnd"/>
-      <w:r>
+      </w:pPr>
+    </w:p>
+    <w:p>
+      <w:pPr>
         <w:rPr>
           <w:b w:val="0"/>
           <w:bCs/>
           <w:color w:val="auto"/>
         </w:rPr>
-        <w:t>_skills</w:t>
-      </w:r>
-      <w:proofErr w:type="spellEnd"/>
+      </w:pPr>
       <w:r>
         <w:rPr>
           <w:b w:val="0"/>
           <w:bCs/>
           <w:color w:val="auto"/>
         </w:rPr>
-        <w:t xml:space="preserve"> %}</w:t>
+        <w:t>{% if not candidate.technical_skills and not candidate.soft_skills and candidate.skills_flat %}</w:t>
       </w:r>
     </w:p>
     <w:p>
@@ -1767,7 +822,8 @@
           <w:bCs/>
           <w:color w:val="auto"/>
         </w:rPr>
-        <w:t>Soft Skills:</w:t>
+        <w:lastRenderedPageBreak/>
+        <w:t>{% for skill in candidate.skills_flat %}</w:t>
       </w:r>
     </w:p>
     <w:p>
@@ -1784,368 +840,24 @@
           <w:bCs/>
           <w:color w:val="auto"/>
         </w:rPr>
-        <w:t xml:space="preserve">{% for skill in </w:t>
-      </w:r>
-      <w:proofErr w:type="spellStart"/>
-      <w:proofErr w:type="gramStart"/>
-      <w:r>
+        <w:t>• {{ skill }}</w:t>
+      </w:r>
+    </w:p>
+    <w:p>
+      <w:pPr>
         <w:rPr>
           <w:b w:val="0"/>
           <w:bCs/>
           <w:color w:val="auto"/>
         </w:rPr>
-        <w:t>candidate.soft</w:t>
-      </w:r>
-      <w:proofErr w:type="gramEnd"/>
+      </w:pPr>
       <w:r>
         <w:rPr>
           <w:b w:val="0"/>
           <w:bCs/>
           <w:color w:val="auto"/>
         </w:rPr>
-        <w:t>_</w:t>
-      </w:r>
-      <w:proofErr w:type="gramStart"/>
-      <w:r>
-        <w:rPr>
-          <w:b w:val="0"/>
-          <w:bCs/>
-          <w:color w:val="auto"/>
-        </w:rPr>
-        <w:t>skills</w:t>
-      </w:r>
-      <w:proofErr w:type="spellEnd"/>
-      <w:r>
-        <w:rPr>
-          <w:b w:val="0"/>
-          <w:bCs/>
-          <w:color w:val="auto"/>
-        </w:rPr>
-        <w:t xml:space="preserve"> %}</w:t>
-      </w:r>
-      <w:proofErr w:type="gramEnd"/>
-    </w:p>
-    <w:p>
-      <w:pPr>
-        <w:rPr>
-          <w:b w:val="0"/>
-          <w:bCs/>
-          <w:color w:val="auto"/>
-        </w:rPr>
-      </w:pPr>
-      <w:r>
-        <w:rPr>
-          <w:b w:val="0"/>
-          <w:bCs/>
-          <w:color w:val="auto"/>
-        </w:rPr>
-        <w:t xml:space="preserve">• </w:t>
-      </w:r>
-      <w:proofErr w:type="gramStart"/>
-      <w:r>
-        <w:rPr>
-          <w:b w:val="0"/>
-          <w:bCs/>
-          <w:color w:val="auto"/>
-        </w:rPr>
-        <w:t>{{ skill</w:t>
-      </w:r>
-      <w:proofErr w:type="gramEnd"/>
-      <w:r>
-        <w:rPr>
-          <w:b w:val="0"/>
-          <w:bCs/>
-          <w:color w:val="auto"/>
-        </w:rPr>
-        <w:t xml:space="preserve"> }}</w:t>
-      </w:r>
-    </w:p>
-    <w:p>
-      <w:pPr>
-        <w:rPr>
-          <w:b w:val="0"/>
-          <w:bCs/>
-          <w:color w:val="auto"/>
-        </w:rPr>
-      </w:pPr>
-      <w:r>
-        <w:rPr>
-          <w:b w:val="0"/>
-          <w:bCs/>
-          <w:color w:val="auto"/>
-        </w:rPr>
-        <w:t xml:space="preserve">{% </w:t>
-      </w:r>
-      <w:proofErr w:type="spellStart"/>
-      <w:r>
-        <w:rPr>
-          <w:b w:val="0"/>
-          <w:bCs/>
-          <w:color w:val="auto"/>
-        </w:rPr>
-        <w:t>endfor</w:t>
-      </w:r>
-      <w:proofErr w:type="spellEnd"/>
-      <w:r>
-        <w:rPr>
-          <w:b w:val="0"/>
-          <w:bCs/>
-          <w:color w:val="auto"/>
-        </w:rPr>
-        <w:t xml:space="preserve"> %}</w:t>
-      </w:r>
-    </w:p>
-    <w:p>
-      <w:pPr>
-        <w:rPr>
-          <w:b w:val="0"/>
-          <w:bCs/>
-          <w:color w:val="auto"/>
-        </w:rPr>
-      </w:pPr>
-      <w:r>
-        <w:rPr>
-          <w:b w:val="0"/>
-          <w:bCs/>
-          <w:color w:val="auto"/>
-        </w:rPr>
-        <w:t>{% endif %}</w:t>
-      </w:r>
-    </w:p>
-    <w:p>
-      <w:pPr>
-        <w:rPr>
-          <w:b w:val="0"/>
-          <w:bCs/>
-          <w:color w:val="auto"/>
-        </w:rPr>
-      </w:pPr>
-    </w:p>
-    <w:p>
-      <w:pPr>
-        <w:rPr>
-          <w:b w:val="0"/>
-          <w:bCs/>
-          <w:color w:val="auto"/>
-        </w:rPr>
-      </w:pPr>
-      <w:r>
-        <w:rPr>
-          <w:b w:val="0"/>
-          <w:bCs/>
-          <w:color w:val="auto"/>
-        </w:rPr>
-        <w:lastRenderedPageBreak/>
-        <w:t xml:space="preserve">{% if not </w:t>
-      </w:r>
-      <w:proofErr w:type="spellStart"/>
-      <w:proofErr w:type="gramStart"/>
-      <w:r>
-        <w:rPr>
-          <w:b w:val="0"/>
-          <w:bCs/>
-          <w:color w:val="auto"/>
-        </w:rPr>
-        <w:t>candidate.technical</w:t>
-      </w:r>
-      <w:proofErr w:type="gramEnd"/>
-      <w:r>
-        <w:rPr>
-          <w:b w:val="0"/>
-          <w:bCs/>
-          <w:color w:val="auto"/>
-        </w:rPr>
-        <w:t>_skills</w:t>
-      </w:r>
-      <w:proofErr w:type="spellEnd"/>
-      <w:r>
-        <w:rPr>
-          <w:b w:val="0"/>
-          <w:bCs/>
-          <w:color w:val="auto"/>
-        </w:rPr>
-        <w:t xml:space="preserve"> and not </w:t>
-      </w:r>
-      <w:proofErr w:type="spellStart"/>
-      <w:proofErr w:type="gramStart"/>
-      <w:r>
-        <w:rPr>
-          <w:b w:val="0"/>
-          <w:bCs/>
-          <w:color w:val="auto"/>
-        </w:rPr>
-        <w:t>candidate.soft</w:t>
-      </w:r>
-      <w:proofErr w:type="gramEnd"/>
-      <w:r>
-        <w:rPr>
-          <w:b w:val="0"/>
-          <w:bCs/>
-          <w:color w:val="auto"/>
-        </w:rPr>
-        <w:t>_skills</w:t>
-      </w:r>
-      <w:proofErr w:type="spellEnd"/>
-      <w:r>
-        <w:rPr>
-          <w:b w:val="0"/>
-          <w:bCs/>
-          <w:color w:val="auto"/>
-        </w:rPr>
-        <w:t xml:space="preserve"> and </w:t>
-      </w:r>
-      <w:proofErr w:type="spellStart"/>
-      <w:proofErr w:type="gramStart"/>
-      <w:r>
-        <w:rPr>
-          <w:b w:val="0"/>
-          <w:bCs/>
-          <w:color w:val="auto"/>
-        </w:rPr>
-        <w:t>candidate.skills</w:t>
-      </w:r>
-      <w:proofErr w:type="gramEnd"/>
-      <w:r>
-        <w:rPr>
-          <w:b w:val="0"/>
-          <w:bCs/>
-          <w:color w:val="auto"/>
-        </w:rPr>
-        <w:t>_flat</w:t>
-      </w:r>
-      <w:proofErr w:type="spellEnd"/>
-      <w:r>
-        <w:rPr>
-          <w:b w:val="0"/>
-          <w:bCs/>
-          <w:color w:val="auto"/>
-        </w:rPr>
-        <w:t xml:space="preserve"> %}</w:t>
-      </w:r>
-    </w:p>
-    <w:p>
-      <w:pPr>
-        <w:rPr>
-          <w:b w:val="0"/>
-          <w:bCs/>
-          <w:color w:val="auto"/>
-        </w:rPr>
-      </w:pPr>
-      <w:r>
-        <w:rPr>
-          <w:b w:val="0"/>
-          <w:bCs/>
-          <w:color w:val="auto"/>
-        </w:rPr>
-        <w:t xml:space="preserve">{% for skill in </w:t>
-      </w:r>
-      <w:proofErr w:type="spellStart"/>
-      <w:proofErr w:type="gramStart"/>
-      <w:r>
-        <w:rPr>
-          <w:b w:val="0"/>
-          <w:bCs/>
-          <w:color w:val="auto"/>
-        </w:rPr>
-        <w:t>candidate.skills</w:t>
-      </w:r>
-      <w:proofErr w:type="gramEnd"/>
-      <w:r>
-        <w:rPr>
-          <w:b w:val="0"/>
-          <w:bCs/>
-          <w:color w:val="auto"/>
-        </w:rPr>
-        <w:t>_</w:t>
-      </w:r>
-      <w:proofErr w:type="gramStart"/>
-      <w:r>
-        <w:rPr>
-          <w:b w:val="0"/>
-          <w:bCs/>
-          <w:color w:val="auto"/>
-        </w:rPr>
-        <w:t>flat</w:t>
-      </w:r>
-      <w:proofErr w:type="spellEnd"/>
-      <w:r>
-        <w:rPr>
-          <w:b w:val="0"/>
-          <w:bCs/>
-          <w:color w:val="auto"/>
-        </w:rPr>
-        <w:t xml:space="preserve"> %}</w:t>
-      </w:r>
-      <w:proofErr w:type="gramEnd"/>
-    </w:p>
-    <w:p>
-      <w:pPr>
-        <w:rPr>
-          <w:b w:val="0"/>
-          <w:bCs/>
-          <w:color w:val="auto"/>
-        </w:rPr>
-      </w:pPr>
-      <w:r>
-        <w:rPr>
-          <w:b w:val="0"/>
-          <w:bCs/>
-          <w:color w:val="auto"/>
-        </w:rPr>
-        <w:t xml:space="preserve">• </w:t>
-      </w:r>
-      <w:proofErr w:type="gramStart"/>
-      <w:r>
-        <w:rPr>
-          <w:b w:val="0"/>
-          <w:bCs/>
-          <w:color w:val="auto"/>
-        </w:rPr>
-        <w:t>{{ skill</w:t>
-      </w:r>
-      <w:proofErr w:type="gramEnd"/>
-      <w:r>
-        <w:rPr>
-          <w:b w:val="0"/>
-          <w:bCs/>
-          <w:color w:val="auto"/>
-        </w:rPr>
-        <w:t xml:space="preserve"> }}</w:t>
-      </w:r>
-    </w:p>
-    <w:p>
-      <w:pPr>
-        <w:rPr>
-          <w:b w:val="0"/>
-          <w:bCs/>
-          <w:color w:val="auto"/>
-        </w:rPr>
-      </w:pPr>
-      <w:r>
-        <w:rPr>
-          <w:b w:val="0"/>
-          <w:bCs/>
-          <w:color w:val="auto"/>
-        </w:rPr>
-        <w:t xml:space="preserve">{% </w:t>
-      </w:r>
-      <w:proofErr w:type="spellStart"/>
-      <w:r>
-        <w:rPr>
-          <w:b w:val="0"/>
-          <w:bCs/>
-          <w:color w:val="auto"/>
-        </w:rPr>
-        <w:t>endfor</w:t>
-      </w:r>
-      <w:proofErr w:type="spellEnd"/>
-      <w:r>
-        <w:rPr>
-          <w:b w:val="0"/>
-          <w:bCs/>
-          <w:color w:val="auto"/>
-        </w:rPr>
-        <w:t xml:space="preserve"> %}</w:t>
+        <w:t>{% endfor %}</w:t>
       </w:r>
     </w:p>
     <w:p>
@@ -4409,6 +3121,7 @@
   <w:style w:type="character" w:default="1" w:styleId="DefaultParagraphFont">
     <w:name w:val="Default Paragraph Font"/>
     <w:uiPriority w:val="1"/>
+    <w:semiHidden/>
     <w:unhideWhenUsed/>
   </w:style>
   <w:style w:type="table" w:default="1" w:styleId="TableNormal">
@@ -5338,8 +4051,10 @@
   </w:compat>
   <w:rsids>
     <w:rsidRoot w:val="00546C4D"/>
+    <w:rsid w:val="000B571F"/>
     <w:rsid w:val="000C4CF5"/>
     <w:rsid w:val="00132BCB"/>
+    <w:rsid w:val="002C4A40"/>
     <w:rsid w:val="002F7A05"/>
     <w:rsid w:val="00331A91"/>
     <w:rsid w:val="00546C4D"/>
@@ -5802,20 +4517,6 @@
   <w:style w:type="paragraph" w:customStyle="1" w:styleId="12590E65BB9F402EAD76304199E156A8">
     <w:name w:val="12590E65BB9F402EAD76304199E156A8"/>
   </w:style>
-  <w:style w:type="paragraph" w:customStyle="1" w:styleId="B20CA40C23D54E238D2AF04D8C8F2173">
-    <w:name w:val="B20CA40C23D54E238D2AF04D8C8F2173"/>
-    <w:rsid w:val="000C4CF5"/>
-  </w:style>
-  <w:style w:type="paragraph" w:customStyle="1" w:styleId="EE7B446930004C2BB313C3F0E2A18D91">
-    <w:name w:val="EE7B446930004C2BB313C3F0E2A18D91"/>
-  </w:style>
-  <w:style w:type="paragraph" w:customStyle="1" w:styleId="CA686BEC4E4345CA8F1884E26DE05952">
-    <w:name w:val="CA686BEC4E4345CA8F1884E26DE05952"/>
-  </w:style>
-  <w:style w:type="paragraph" w:customStyle="1" w:styleId="AE5ABB7B1C5B45C3BECC5EBF7215DB9E">
-    <w:name w:val="AE5ABB7B1C5B45C3BECC5EBF7215DB9E"/>
-    <w:rsid w:val="000C4CF5"/>
-  </w:style>
   <w:style w:type="paragraph" w:customStyle="1" w:styleId="920057A7F72041B89346FBF3C3077122">
     <w:name w:val="920057A7F72041B89346FBF3C3077122"/>
     <w:rsid w:val="000C4CF5"/>
@@ -5934,23 +4635,8 @@
       <w14:ligatures w14:val="none"/>
     </w:rPr>
   </w:style>
-  <w:style w:type="paragraph" w:customStyle="1" w:styleId="42443D6B1DCB44CCA465F72F521AD2CD">
-    <w:name w:val="42443D6B1DCB44CCA465F72F521AD2CD"/>
-  </w:style>
   <w:style w:type="paragraph" w:customStyle="1" w:styleId="265F5A091BBE46A5AB3B8B89F70415BE">
     <w:name w:val="265F5A091BBE46A5AB3B8B89F70415BE"/>
-    <w:rsid w:val="002F7A05"/>
-  </w:style>
-  <w:style w:type="paragraph" w:customStyle="1" w:styleId="AA912CC64EDC40FA88DA41D1AB2B3F2D">
-    <w:name w:val="AA912CC64EDC40FA88DA41D1AB2B3F2D"/>
-    <w:rsid w:val="002F7A05"/>
-  </w:style>
-  <w:style w:type="paragraph" w:customStyle="1" w:styleId="F837D1D1BD874E14B6FA511A0022720C">
-    <w:name w:val="F837D1D1BD874E14B6FA511A0022720C"/>
-    <w:rsid w:val="002F7A05"/>
-  </w:style>
-  <w:style w:type="paragraph" w:customStyle="1" w:styleId="84B80DF7425448499E57C34166CD15FB">
-    <w:name w:val="84B80DF7425448499E57C34166CD15FB"/>
     <w:rsid w:val="002F7A05"/>
   </w:style>
 </w:styles>
@@ -6165,6 +4851,35 @@
 </file>
 
 <file path=customXml/item1.xml><?xml version="1.0" encoding="utf-8"?>
+<?mso-contentType ?>
+<FormTemplates xmlns="http://schemas.microsoft.com/sharepoint/v3/contenttype/forms">
+  <Display>DocumentLibraryForm</Display>
+  <Edit>DocumentLibraryForm</Edit>
+  <New>DocumentLibraryForm</New>
+</FormTemplates>
+</file>
+
+<file path=customXml/item2.xml><?xml version="1.0" encoding="utf-8"?>
+<p:properties xmlns:p="http://schemas.microsoft.com/office/2006/metadata/properties" xmlns:xsi="http://www.w3.org/2001/XMLSchema-instance" xmlns:pc="http://schemas.microsoft.com/office/infopath/2007/PartnerControls">
+  <documentManagement>
+    <_ip_UnifiedCompliancePolicyUIAction xmlns="http://schemas.microsoft.com/sharepoint/v3" xsi:nil="true"/>
+    <Image xmlns="71af3243-3dd4-4a8d-8c0d-dd76da1f02a5">
+      <Url xsi:nil="true"/>
+      <Description xsi:nil="true"/>
+    </Image>
+    <Status xmlns="71af3243-3dd4-4a8d-8c0d-dd76da1f02a5">Not started</Status>
+    <Background xmlns="71af3243-3dd4-4a8d-8c0d-dd76da1f02a5">false</Background>
+    <_ip_UnifiedCompliancePolicyProperties xmlns="http://schemas.microsoft.com/sharepoint/v3" xsi:nil="true"/>
+    <ImageTagsTaxHTField xmlns="71af3243-3dd4-4a8d-8c0d-dd76da1f02a5">
+      <Terms xmlns="http://schemas.microsoft.com/office/infopath/2007/PartnerControls"/>
+    </ImageTagsTaxHTField>
+    <TaxCatchAll xmlns="230e9df3-be65-4c73-a93b-d1236ebd677e" xsi:nil="true"/>
+    <MediaServiceKeyPoints xmlns="71af3243-3dd4-4a8d-8c0d-dd76da1f02a5" xsi:nil="true"/>
+  </documentManagement>
+</p:properties>
+</file>
+
+<file path=customXml/item3.xml><?xml version="1.0" encoding="utf-8"?>
 <ct:contentTypeSchema xmlns:ct="http://schemas.microsoft.com/office/2006/metadata/contentType" xmlns:ma="http://schemas.microsoft.com/office/2006/metadata/properties/metaAttributes" ct:_="" ma:_="" ma:contentTypeName="Document" ma:contentTypeID="0x01010079F111ED35F8CC479449609E8A0923A6" ma:contentTypeVersion="28" ma:contentTypeDescription="Create a new document." ma:contentTypeScope="" ma:versionID="60f5a4f2d2b0abadcf532d48ebf9cb71">
   <xsd:schema xmlns:xsd="http://www.w3.org/2001/XMLSchema" xmlns:xs="http://www.w3.org/2001/XMLSchema" xmlns:p="http://schemas.microsoft.com/office/2006/metadata/properties" xmlns:ns1="http://schemas.microsoft.com/sharepoint/v3" xmlns:ns2="71af3243-3dd4-4a8d-8c0d-dd76da1f02a5" xmlns:ns3="16c05727-aa75-4e4a-9b5f-8a80a1165891" xmlns:ns4="230e9df3-be65-4c73-a93b-d1236ebd677e" targetNamespace="http://schemas.microsoft.com/office/2006/metadata/properties" ma:root="true" ma:fieldsID="7dd78129e6a1811f84807ad11c651531" ns1:_="" ns2:_="" ns3:_="" ns4:_="">
     <xsd:import namespace="http://schemas.microsoft.com/sharepoint/v3"/>
@@ -6476,36 +5191,27 @@
 </ct:contentTypeSchema>
 </file>
 
-<file path=customXml/item2.xml><?xml version="1.0" encoding="utf-8"?>
-<p:properties xmlns:p="http://schemas.microsoft.com/office/2006/metadata/properties" xmlns:xsi="http://www.w3.org/2001/XMLSchema-instance" xmlns:pc="http://schemas.microsoft.com/office/infopath/2007/PartnerControls">
-  <documentManagement>
-    <_ip_UnifiedCompliancePolicyUIAction xmlns="http://schemas.microsoft.com/sharepoint/v3" xsi:nil="true"/>
-    <Image xmlns="71af3243-3dd4-4a8d-8c0d-dd76da1f02a5">
-      <Url xsi:nil="true"/>
-      <Description xsi:nil="true"/>
-    </Image>
-    <Status xmlns="71af3243-3dd4-4a8d-8c0d-dd76da1f02a5">Not started</Status>
-    <Background xmlns="71af3243-3dd4-4a8d-8c0d-dd76da1f02a5">false</Background>
-    <_ip_UnifiedCompliancePolicyProperties xmlns="http://schemas.microsoft.com/sharepoint/v3" xsi:nil="true"/>
-    <ImageTagsTaxHTField xmlns="71af3243-3dd4-4a8d-8c0d-dd76da1f02a5">
-      <Terms xmlns="http://schemas.microsoft.com/office/infopath/2007/PartnerControls"/>
-    </ImageTagsTaxHTField>
-    <TaxCatchAll xmlns="230e9df3-be65-4c73-a93b-d1236ebd677e" xsi:nil="true"/>
-    <MediaServiceKeyPoints xmlns="71af3243-3dd4-4a8d-8c0d-dd76da1f02a5" xsi:nil="true"/>
-  </documentManagement>
-</p:properties>
+<file path=customXml/itemProps1.xml><?xml version="1.0" encoding="utf-8"?>
+<ds:datastoreItem xmlns:ds="http://schemas.openxmlformats.org/officeDocument/2006/customXml" ds:itemID="{B68BEF44-5CE4-407D-801F-ABCD28C15FEF}">
+  <ds:schemaRefs>
+    <ds:schemaRef ds:uri="http://schemas.microsoft.com/sharepoint/v3/contenttype/forms"/>
+  </ds:schemaRefs>
+</ds:datastoreItem>
 </file>
 
-<file path=customXml/item3.xml><?xml version="1.0" encoding="utf-8"?>
-<?mso-contentType ?>
-<FormTemplates xmlns="http://schemas.microsoft.com/sharepoint/v3/contenttype/forms">
-  <Display>DocumentLibraryForm</Display>
-  <Edit>DocumentLibraryForm</Edit>
-  <New>DocumentLibraryForm</New>
-</FormTemplates>
+<file path=customXml/itemProps2.xml><?xml version="1.0" encoding="utf-8"?>
+<ds:datastoreItem xmlns:ds="http://schemas.openxmlformats.org/officeDocument/2006/customXml" ds:itemID="{9C488EFA-900E-4405-BD4E-E83D13AD8CB6}">
+  <ds:schemaRefs>
+    <ds:schemaRef ds:uri="http://schemas.microsoft.com/office/2006/metadata/properties"/>
+    <ds:schemaRef ds:uri="http://schemas.microsoft.com/office/infopath/2007/PartnerControls"/>
+    <ds:schemaRef ds:uri="http://schemas.microsoft.com/sharepoint/v3"/>
+    <ds:schemaRef ds:uri="71af3243-3dd4-4a8d-8c0d-dd76da1f02a5"/>
+    <ds:schemaRef ds:uri="230e9df3-be65-4c73-a93b-d1236ebd677e"/>
+  </ds:schemaRefs>
+</ds:datastoreItem>
 </file>
 
-<file path=customXml/itemProps1.xml><?xml version="1.0" encoding="utf-8"?>
+<file path=customXml/itemProps3.xml><?xml version="1.0" encoding="utf-8"?>
 <ds:datastoreItem xmlns:ds="http://schemas.openxmlformats.org/officeDocument/2006/customXml" ds:itemID="{F1773DEF-F3EB-4EBC-916F-5D6A2722CF6F}">
   <ds:schemaRefs>
     <ds:schemaRef ds:uri="http://schemas.microsoft.com/office/2006/metadata/contentType"/>
@@ -6526,26 +5232,6 @@
 </ds:datastoreItem>
 </file>
 
-<file path=customXml/itemProps2.xml><?xml version="1.0" encoding="utf-8"?>
-<ds:datastoreItem xmlns:ds="http://schemas.openxmlformats.org/officeDocument/2006/customXml" ds:itemID="{9C488EFA-900E-4405-BD4E-E83D13AD8CB6}">
-  <ds:schemaRefs>
-    <ds:schemaRef ds:uri="http://schemas.microsoft.com/office/2006/metadata/properties"/>
-    <ds:schemaRef ds:uri="http://schemas.microsoft.com/office/infopath/2007/PartnerControls"/>
-    <ds:schemaRef ds:uri="http://schemas.microsoft.com/sharepoint/v3"/>
-    <ds:schemaRef ds:uri="71af3243-3dd4-4a8d-8c0d-dd76da1f02a5"/>
-    <ds:schemaRef ds:uri="230e9df3-be65-4c73-a93b-d1236ebd677e"/>
-  </ds:schemaRefs>
-</ds:datastoreItem>
-</file>
-
-<file path=customXml/itemProps3.xml><?xml version="1.0" encoding="utf-8"?>
-<ds:datastoreItem xmlns:ds="http://schemas.openxmlformats.org/officeDocument/2006/customXml" ds:itemID="{B68BEF44-5CE4-407D-801F-ABCD28C15FEF}">
-  <ds:schemaRefs>
-    <ds:schemaRef ds:uri="http://schemas.microsoft.com/sharepoint/v3/contenttype/forms"/>
-  </ds:schemaRefs>
-</ds:datastoreItem>
-</file>
-
 <file path=docMetadata/LabelInfo.xml><?xml version="1.0" encoding="utf-8"?>
 <clbl:labelList xmlns:clbl="http://schemas.microsoft.com/office/2020/mipLabelMetadata"/>
 </file>
--- a/template/templateResumeDocV2.docx
+++ b/template/templateResumeDocV2.docx
@@ -22,13 +22,23 @@
           </w:placeholder>
           <w15:appearance w15:val="hidden"/>
         </w:sdtPr>
+        <w:sdtEndPr/>
         <w:sdtContent>
+          <w:proofErr w:type="gramStart"/>
           <w:r>
             <w:rPr>
               <w:sz w:val="48"/>
               <w:szCs w:val="48"/>
             </w:rPr>
-            <w:t>{{ candidate.name }}</w:t>
+            <w:t>{{ candidate.name</w:t>
+          </w:r>
+          <w:proofErr w:type="gramEnd"/>
+          <w:r>
+            <w:rPr>
+              <w:sz w:val="48"/>
+              <w:szCs w:val="48"/>
+            </w:rPr>
+            <w:t xml:space="preserve"> }}</w:t>
           </w:r>
         </w:sdtContent>
       </w:sdt>
@@ -52,6 +62,7 @@
           </w:placeholder>
           <w15:appearance w15:val="hidden"/>
         </w:sdtPr>
+        <w:sdtEndPr/>
         <w:sdtContent>
           <w:sdt>
             <w:sdtPr>
@@ -61,12 +72,207 @@
               </w:placeholder>
               <w15:appearance w15:val="hidden"/>
             </w:sdtPr>
+            <w:sdtEndPr/>
             <w:sdtContent>
+              <w:proofErr w:type="gramStart"/>
               <w:r>
-                <w:t>{{ candidate.email }} | {{ candidate.phone }}{% if candidate.link %} | {{ candidate.link }}{% endif %}</w:t>
+                <w:rPr>
+                  <w:rFonts w:asciiTheme="minorHAnsi" w:hAnsiTheme="minorHAnsi"/>
+                  <w:b/>
+                  <w:bCs/>
+                </w:rPr>
+                <w:t>{{ candidate.name</w:t>
               </w:r>
+              <w:proofErr w:type="gramEnd"/>
               <w:r>
-                <w:t xml:space="preserve"> </w:t>
+                <w:rPr>
+                  <w:rFonts w:asciiTheme="minorHAnsi" w:hAnsiTheme="minorHAnsi"/>
+                  <w:b/>
+                  <w:bCs/>
+                </w:rPr>
+                <w:t xml:space="preserve"> }} • </w:t>
+              </w:r>
+              <w:proofErr w:type="gramStart"/>
+              <w:r>
+                <w:rPr>
+                  <w:rFonts w:asciiTheme="minorHAnsi" w:hAnsiTheme="minorHAnsi"/>
+                  <w:b/>
+                  <w:bCs/>
+                </w:rPr>
+                <w:t xml:space="preserve">{{ </w:t>
+              </w:r>
+              <w:proofErr w:type="spellStart"/>
+              <w:r>
+                <w:rPr>
+                  <w:rFonts w:asciiTheme="minorHAnsi" w:hAnsiTheme="minorHAnsi"/>
+                  <w:b/>
+                  <w:bCs/>
+                </w:rPr>
+                <w:t>candidate</w:t>
+              </w:r>
+              <w:proofErr w:type="gramEnd"/>
+              <w:r>
+                <w:rPr>
+                  <w:rFonts w:asciiTheme="minorHAnsi" w:hAnsiTheme="minorHAnsi"/>
+                  <w:b/>
+                  <w:bCs/>
+                </w:rPr>
+                <w:t>.</w:t>
+              </w:r>
+              <w:proofErr w:type="gramStart"/>
+              <w:r>
+                <w:rPr>
+                  <w:rFonts w:asciiTheme="minorHAnsi" w:hAnsiTheme="minorHAnsi"/>
+                  <w:b/>
+                  <w:bCs/>
+                </w:rPr>
+                <w:t>email</w:t>
+              </w:r>
+              <w:proofErr w:type="spellEnd"/>
+              <w:r>
+                <w:rPr>
+                  <w:rFonts w:asciiTheme="minorHAnsi" w:hAnsiTheme="minorHAnsi"/>
+                  <w:b/>
+                  <w:bCs/>
+                </w:rPr>
+                <w:t xml:space="preserve"> }</w:t>
+              </w:r>
+              <w:proofErr w:type="gramEnd"/>
+              <w:r>
+                <w:rPr>
+                  <w:rFonts w:asciiTheme="minorHAnsi" w:hAnsiTheme="minorHAnsi"/>
+                  <w:b/>
+                  <w:bCs/>
+                </w:rPr>
+                <w:t xml:space="preserve">} • </w:t>
+              </w:r>
+              <w:proofErr w:type="gramStart"/>
+              <w:r>
+                <w:rPr>
+                  <w:rFonts w:asciiTheme="minorHAnsi" w:hAnsiTheme="minorHAnsi"/>
+                  <w:b/>
+                  <w:bCs/>
+                </w:rPr>
+                <w:t xml:space="preserve">{{ </w:t>
+              </w:r>
+              <w:proofErr w:type="spellStart"/>
+              <w:r>
+                <w:rPr>
+                  <w:rFonts w:asciiTheme="minorHAnsi" w:hAnsiTheme="minorHAnsi"/>
+                  <w:b/>
+                  <w:bCs/>
+                </w:rPr>
+                <w:t>candidate</w:t>
+              </w:r>
+              <w:proofErr w:type="gramEnd"/>
+              <w:r>
+                <w:rPr>
+                  <w:rFonts w:asciiTheme="minorHAnsi" w:hAnsiTheme="minorHAnsi"/>
+                  <w:b/>
+                  <w:bCs/>
+                </w:rPr>
+                <w:t>.</w:t>
+              </w:r>
+              <w:proofErr w:type="gramStart"/>
+              <w:r>
+                <w:rPr>
+                  <w:rFonts w:asciiTheme="minorHAnsi" w:hAnsiTheme="minorHAnsi"/>
+                  <w:b/>
+                  <w:bCs/>
+                </w:rPr>
+                <w:t>phone</w:t>
+              </w:r>
+              <w:proofErr w:type="spellEnd"/>
+              <w:r>
+                <w:rPr>
+                  <w:rFonts w:asciiTheme="minorHAnsi" w:hAnsiTheme="minorHAnsi"/>
+                  <w:b/>
+                  <w:bCs/>
+                </w:rPr>
+                <w:t xml:space="preserve"> }}{</w:t>
+              </w:r>
+              <w:proofErr w:type="gramEnd"/>
+              <w:r>
+                <w:rPr>
+                  <w:rFonts w:asciiTheme="minorHAnsi" w:hAnsiTheme="minorHAnsi"/>
+                  <w:b/>
+                  <w:bCs/>
+                </w:rPr>
+                <w:t xml:space="preserve">% if </w:t>
+              </w:r>
+              <w:proofErr w:type="spellStart"/>
+              <w:proofErr w:type="gramStart"/>
+              <w:r>
+                <w:rPr>
+                  <w:rFonts w:asciiTheme="minorHAnsi" w:hAnsiTheme="minorHAnsi"/>
+                  <w:b/>
+                  <w:bCs/>
+                </w:rPr>
+                <w:t>candidate.link</w:t>
+              </w:r>
+              <w:proofErr w:type="spellEnd"/>
+              <w:proofErr w:type="gramEnd"/>
+              <w:r>
+                <w:rPr>
+                  <w:rFonts w:asciiTheme="minorHAnsi" w:hAnsiTheme="minorHAnsi"/>
+                  <w:b/>
+                  <w:bCs/>
+                </w:rPr>
+                <w:t xml:space="preserve"> %} • </w:t>
+              </w:r>
+              <w:proofErr w:type="gramStart"/>
+              <w:r>
+                <w:rPr>
+                  <w:rFonts w:asciiTheme="minorHAnsi" w:hAnsiTheme="minorHAnsi"/>
+                  <w:b/>
+                  <w:bCs/>
+                </w:rPr>
+                <w:t xml:space="preserve">{{ </w:t>
+              </w:r>
+              <w:proofErr w:type="spellStart"/>
+              <w:r>
+                <w:rPr>
+                  <w:rFonts w:asciiTheme="minorHAnsi" w:hAnsiTheme="minorHAnsi"/>
+                  <w:b/>
+                  <w:bCs/>
+                </w:rPr>
+                <w:t>candidate</w:t>
+              </w:r>
+              <w:proofErr w:type="gramEnd"/>
+              <w:r>
+                <w:rPr>
+                  <w:rFonts w:asciiTheme="minorHAnsi" w:hAnsiTheme="minorHAnsi"/>
+                  <w:b/>
+                  <w:bCs/>
+                </w:rPr>
+                <w:t>.</w:t>
+              </w:r>
+              <w:proofErr w:type="gramStart"/>
+              <w:r>
+                <w:rPr>
+                  <w:rFonts w:asciiTheme="minorHAnsi" w:hAnsiTheme="minorHAnsi"/>
+                  <w:b/>
+                  <w:bCs/>
+                </w:rPr>
+                <w:t>link</w:t>
+              </w:r>
+              <w:proofErr w:type="spellEnd"/>
+              <w:r>
+                <w:rPr>
+                  <w:rFonts w:asciiTheme="minorHAnsi" w:hAnsiTheme="minorHAnsi"/>
+                  <w:b/>
+                  <w:bCs/>
+                </w:rPr>
+                <w:t xml:space="preserve"> }}{</w:t>
+              </w:r>
+              <w:proofErr w:type="gramEnd"/>
+              <w:r>
+                <w:rPr>
+                  <w:rFonts w:asciiTheme="minorHAnsi" w:hAnsiTheme="minorHAnsi"/>
+                  <w:b/>
+                  <w:bCs/>
+                </w:rPr>
+                <w:t>% endif %}</w:t>
               </w:r>
             </w:sdtContent>
           </w:sdt>
@@ -77,35 +283,81 @@
       <w:pPr>
         <w:pStyle w:val="ContactInfo"/>
       </w:pPr>
+      <w:r>
+        <w:t xml:space="preserve">{% if </w:t>
+      </w:r>
+      <w:proofErr w:type="spellStart"/>
+      <w:proofErr w:type="gramStart"/>
+      <w:r>
+        <w:t>candidate.professional</w:t>
+      </w:r>
+      <w:proofErr w:type="gramEnd"/>
+      <w:r>
+        <w:t>_</w:t>
+      </w:r>
+      <w:proofErr w:type="gramStart"/>
+      <w:r>
+        <w:t>summary</w:t>
+      </w:r>
+      <w:proofErr w:type="spellEnd"/>
+      <w:r>
+        <w:t xml:space="preserve"> %}</w:t>
+      </w:r>
+      <w:proofErr w:type="gramEnd"/>
     </w:p>
     <w:p>
       <w:pPr>
         <w:pStyle w:val="ContactInfo"/>
-      </w:pPr>
-      <w:r>
-        <w:t>{% if candidate.professional_summary %}</w:t>
+        <w:rPr>
+          <w:rFonts w:asciiTheme="minorHAnsi" w:hAnsiTheme="minorHAnsi"/>
+          <w:b/>
+          <w:bCs/>
+          <w:sz w:val="24"/>
+        </w:rPr>
+      </w:pPr>
+      <w:r>
+        <w:rPr>
+          <w:rFonts w:asciiTheme="minorHAnsi" w:hAnsiTheme="minorHAnsi"/>
+          <w:b/>
+          <w:bCs/>
+          <w:sz w:val="24"/>
+        </w:rPr>
+        <w:t>PROFESSIONAL SUMMARY</w:t>
       </w:r>
     </w:p>
     <w:p>
       <w:pPr>
         <w:pStyle w:val="ContactInfo"/>
         <w:rPr>
+          <w:rFonts w:asciiTheme="minorHAnsi" w:hAnsiTheme="minorHAnsi"/>
+          <w:b/>
+          <w:bCs/>
           <w:sz w:val="24"/>
         </w:rPr>
       </w:pPr>
-      <w:r>
-        <w:rPr>
-          <w:sz w:val="24"/>
-        </w:rPr>
-        <w:t>PROFESSIONAL SUMMARY</w:t>
-      </w:r>
-    </w:p>
-    <w:p>
-      <w:pPr>
-        <w:pStyle w:val="ContactInfo"/>
-      </w:pPr>
-      <w:r>
-        <w:t>{{ candidate.professional_summary }}</w:t>
+      <w:proofErr w:type="gramStart"/>
+      <w:r>
+        <w:t xml:space="preserve">{{ </w:t>
+      </w:r>
+      <w:proofErr w:type="spellStart"/>
+      <w:r>
+        <w:t>candidate</w:t>
+      </w:r>
+      <w:proofErr w:type="gramEnd"/>
+      <w:r>
+        <w:t>.professional_</w:t>
+      </w:r>
+      <w:proofErr w:type="gramStart"/>
+      <w:r>
+        <w:t>summary</w:t>
+      </w:r>
+      <w:proofErr w:type="spellEnd"/>
+      <w:r>
+        <w:t xml:space="preserve"> }</w:t>
+      </w:r>
+      <w:proofErr w:type="gramEnd"/>
+      <w:r>
+        <w:t>}</w:t>
       </w:r>
     </w:p>
     <w:p>
@@ -139,7 +391,8 @@
             <w:pPr>
               <w:pStyle w:val="Heading2"/>
               <w:rPr>
-                <w:rFonts w:asciiTheme="majorHAnsi" w:hAnsiTheme="majorHAnsi"/>
+                <w:b/>
+                <w:bCs/>
                 <w:sz w:val="24"/>
                 <w:szCs w:val="24"/>
               </w:rPr>
@@ -147,7 +400,8 @@
             <w:sdt>
               <w:sdtPr>
                 <w:rPr>
-                  <w:rFonts w:asciiTheme="majorHAnsi" w:hAnsiTheme="majorHAnsi"/>
+                  <w:b/>
+                  <w:bCs/>
                   <w:sz w:val="24"/>
                   <w:szCs w:val="24"/>
                 </w:rPr>
@@ -158,10 +412,12 @@
                 <w:showingPlcHdr/>
                 <w15:appearance w15:val="hidden"/>
               </w:sdtPr>
+              <w:sdtEndPr/>
               <w:sdtContent>
                 <w:r>
                   <w:rPr>
-                    <w:rFonts w:asciiTheme="majorHAnsi" w:hAnsiTheme="majorHAnsi"/>
+                    <w:b/>
+                    <w:bCs/>
                     <w:sz w:val="24"/>
                     <w:szCs w:val="24"/>
                   </w:rPr>
@@ -171,7 +427,8 @@
             </w:sdt>
             <w:r>
               <w:rPr>
-                <w:rFonts w:asciiTheme="majorHAnsi" w:hAnsiTheme="majorHAnsi"/>
+                <w:b/>
+                <w:bCs/>
                 <w:sz w:val="24"/>
                 <w:szCs w:val="24"/>
               </w:rPr>
@@ -187,86 +444,781 @@
       </w:pPr>
     </w:p>
     <w:p>
-      <w:r>
-        <w:t>{% for exp in candidate.experience_section %}</w:t>
-      </w:r>
+      <w:pPr>
+        <w:rPr>
+          <w:b w:val="0"/>
+          <w:bCs/>
+        </w:rPr>
+      </w:pPr>
+      <w:r>
+        <w:rPr>
+          <w:b w:val="0"/>
+          <w:bCs/>
+        </w:rPr>
+        <w:t xml:space="preserve">{% for exp in </w:t>
+      </w:r>
+      <w:proofErr w:type="spellStart"/>
+      <w:proofErr w:type="gramStart"/>
+      <w:r>
+        <w:rPr>
+          <w:b w:val="0"/>
+          <w:bCs/>
+        </w:rPr>
+        <w:t>candidate.experience</w:t>
+      </w:r>
+      <w:proofErr w:type="gramEnd"/>
+      <w:r>
+        <w:rPr>
+          <w:b w:val="0"/>
+          <w:bCs/>
+        </w:rPr>
+        <w:t>_</w:t>
+      </w:r>
+      <w:proofErr w:type="gramStart"/>
+      <w:r>
+        <w:rPr>
+          <w:b w:val="0"/>
+          <w:bCs/>
+        </w:rPr>
+        <w:t>section</w:t>
+      </w:r>
+      <w:proofErr w:type="spellEnd"/>
+      <w:r>
+        <w:rPr>
+          <w:b w:val="0"/>
+          <w:bCs/>
+        </w:rPr>
+        <w:t xml:space="preserve"> %}</w:t>
+      </w:r>
+      <w:proofErr w:type="gramEnd"/>
     </w:p>
     <w:p>
-      <w:r>
-        <w:t>{{ exp.role }} — {{ exp.company }}{% if exp.dates %} ({{ exp.dates }}){% endif %}</w:t>
-      </w:r>
+      <w:pPr>
+        <w:rPr>
+          <w:b w:val="0"/>
+          <w:bCs/>
+        </w:rPr>
+      </w:pPr>
+      <w:proofErr w:type="gramStart"/>
+      <w:r>
+        <w:rPr>
+          <w:b w:val="0"/>
+          <w:bCs/>
+        </w:rPr>
+        <w:t xml:space="preserve">{{ </w:t>
+      </w:r>
+      <w:proofErr w:type="spellStart"/>
+      <w:r>
+        <w:rPr>
+          <w:b w:val="0"/>
+          <w:bCs/>
+        </w:rPr>
+        <w:t>exp</w:t>
+      </w:r>
+      <w:proofErr w:type="gramEnd"/>
+      <w:r>
+        <w:rPr>
+          <w:b w:val="0"/>
+          <w:bCs/>
+        </w:rPr>
+        <w:t>.</w:t>
+      </w:r>
+      <w:proofErr w:type="gramStart"/>
+      <w:r>
+        <w:rPr>
+          <w:b w:val="0"/>
+          <w:bCs/>
+        </w:rPr>
+        <w:t>role</w:t>
+      </w:r>
+      <w:proofErr w:type="spellEnd"/>
+      <w:r>
+        <w:rPr>
+          <w:b w:val="0"/>
+          <w:bCs/>
+        </w:rPr>
+        <w:t xml:space="preserve"> }</w:t>
+      </w:r>
+      <w:proofErr w:type="gramEnd"/>
+      <w:r>
+        <w:rPr>
+          <w:b w:val="0"/>
+          <w:bCs/>
+        </w:rPr>
+        <w:t xml:space="preserve">} — </w:t>
+      </w:r>
+      <w:proofErr w:type="gramStart"/>
+      <w:r>
+        <w:rPr>
+          <w:b w:val="0"/>
+          <w:bCs/>
+        </w:rPr>
+        <w:t xml:space="preserve">{{ </w:t>
+      </w:r>
+      <w:proofErr w:type="spellStart"/>
+      <w:r>
+        <w:rPr>
+          <w:b w:val="0"/>
+          <w:bCs/>
+        </w:rPr>
+        <w:t>exp</w:t>
+      </w:r>
+      <w:proofErr w:type="gramEnd"/>
+      <w:r>
+        <w:rPr>
+          <w:b w:val="0"/>
+          <w:bCs/>
+        </w:rPr>
+        <w:t>.</w:t>
+      </w:r>
+      <w:proofErr w:type="gramStart"/>
+      <w:r>
+        <w:rPr>
+          <w:b w:val="0"/>
+          <w:bCs/>
+        </w:rPr>
+        <w:t>company</w:t>
+      </w:r>
+      <w:proofErr w:type="spellEnd"/>
+      <w:r>
+        <w:rPr>
+          <w:b w:val="0"/>
+          <w:bCs/>
+        </w:rPr>
+        <w:t xml:space="preserve"> }}{</w:t>
+      </w:r>
+      <w:proofErr w:type="gramEnd"/>
+      <w:r>
+        <w:rPr>
+          <w:b w:val="0"/>
+          <w:bCs/>
+        </w:rPr>
+        <w:t xml:space="preserve">% if </w:t>
+      </w:r>
+      <w:proofErr w:type="spellStart"/>
+      <w:proofErr w:type="gramStart"/>
+      <w:r>
+        <w:rPr>
+          <w:b w:val="0"/>
+          <w:bCs/>
+        </w:rPr>
+        <w:t>exp.dates</w:t>
+      </w:r>
+      <w:proofErr w:type="spellEnd"/>
+      <w:proofErr w:type="gramEnd"/>
+      <w:r>
+        <w:rPr>
+          <w:b w:val="0"/>
+          <w:bCs/>
+        </w:rPr>
+        <w:t xml:space="preserve"> %} (</w:t>
+      </w:r>
+      <w:proofErr w:type="gramStart"/>
+      <w:r>
+        <w:rPr>
+          <w:b w:val="0"/>
+          <w:bCs/>
+        </w:rPr>
+        <w:t xml:space="preserve">{{ </w:t>
+      </w:r>
+      <w:proofErr w:type="spellStart"/>
+      <w:r>
+        <w:rPr>
+          <w:b w:val="0"/>
+          <w:bCs/>
+        </w:rPr>
+        <w:t>exp</w:t>
+      </w:r>
+      <w:proofErr w:type="gramEnd"/>
+      <w:r>
+        <w:rPr>
+          <w:b w:val="0"/>
+          <w:bCs/>
+        </w:rPr>
+        <w:t>.</w:t>
+      </w:r>
+      <w:proofErr w:type="gramStart"/>
+      <w:r>
+        <w:rPr>
+          <w:b w:val="0"/>
+          <w:bCs/>
+        </w:rPr>
+        <w:t>dates</w:t>
+      </w:r>
+      <w:proofErr w:type="spellEnd"/>
+      <w:r>
+        <w:rPr>
+          <w:b w:val="0"/>
+          <w:bCs/>
+        </w:rPr>
+        <w:t xml:space="preserve"> }}){</w:t>
+      </w:r>
+      <w:proofErr w:type="gramEnd"/>
+      <w:r>
+        <w:rPr>
+          <w:b w:val="0"/>
+          <w:bCs/>
+        </w:rPr>
+        <w:t xml:space="preserve">% </w:t>
+      </w:r>
+      <w:proofErr w:type="gramStart"/>
+      <w:r>
+        <w:rPr>
+          <w:b w:val="0"/>
+          <w:bCs/>
+        </w:rPr>
+        <w:t>endif %}</w:t>
+      </w:r>
+      <w:proofErr w:type="gramEnd"/>
     </w:p>
     <w:p>
-      <w:r>
-        <w:t>{% for bullet in exp.bullet_points %}</w:t>
-      </w:r>
+      <w:pPr>
+        <w:rPr>
+          <w:b w:val="0"/>
+          <w:bCs/>
+        </w:rPr>
+      </w:pPr>
+      <w:r>
+        <w:rPr>
+          <w:b w:val="0"/>
+          <w:bCs/>
+        </w:rPr>
+        <w:t xml:space="preserve">{% for bullet in </w:t>
+      </w:r>
+      <w:proofErr w:type="spellStart"/>
+      <w:proofErr w:type="gramStart"/>
+      <w:r>
+        <w:rPr>
+          <w:b w:val="0"/>
+          <w:bCs/>
+        </w:rPr>
+        <w:t>exp.bullet</w:t>
+      </w:r>
+      <w:proofErr w:type="gramEnd"/>
+      <w:r>
+        <w:rPr>
+          <w:b w:val="0"/>
+          <w:bCs/>
+        </w:rPr>
+        <w:t>_</w:t>
+      </w:r>
+      <w:proofErr w:type="gramStart"/>
+      <w:r>
+        <w:rPr>
+          <w:b w:val="0"/>
+          <w:bCs/>
+        </w:rPr>
+        <w:t>points</w:t>
+      </w:r>
+      <w:proofErr w:type="spellEnd"/>
+      <w:r>
+        <w:rPr>
+          <w:b w:val="0"/>
+          <w:bCs/>
+        </w:rPr>
+        <w:t xml:space="preserve"> %}</w:t>
+      </w:r>
+      <w:proofErr w:type="gramEnd"/>
     </w:p>
     <w:p>
-      <w:r>
-        <w:t>• {{ bullet }}</w:t>
+      <w:pPr>
+        <w:rPr>
+          <w:b w:val="0"/>
+          <w:bCs/>
+        </w:rPr>
+      </w:pPr>
+      <w:r>
+        <w:rPr>
+          <w:b w:val="0"/>
+          <w:bCs/>
+        </w:rPr>
+        <w:t xml:space="preserve">• </w:t>
+      </w:r>
+      <w:proofErr w:type="gramStart"/>
+      <w:r>
+        <w:rPr>
+          <w:b w:val="0"/>
+          <w:bCs/>
+        </w:rPr>
+        <w:t>{{ bullet</w:t>
+      </w:r>
+      <w:proofErr w:type="gramEnd"/>
+      <w:r>
+        <w:rPr>
+          <w:b w:val="0"/>
+          <w:bCs/>
+        </w:rPr>
+        <w:t xml:space="preserve"> }}</w:t>
       </w:r>
     </w:p>
     <w:p>
-      <w:r>
-        <w:t>{% endfor %}</w:t>
-      </w:r>
-    </w:p>
-    <w:p/>
-    <w:p>
-      <w:r>
-        <w:t>{% endfor %}</w:t>
-      </w:r>
-    </w:p>
-    <w:p/>
-    <w:p>
-      <w:r>
-        <w:t>{% if candidate.projects %}</w:t>
+      <w:pPr>
+        <w:rPr>
+          <w:b w:val="0"/>
+          <w:bCs/>
+        </w:rPr>
+      </w:pPr>
+      <w:r>
+        <w:rPr>
+          <w:b w:val="0"/>
+          <w:bCs/>
+        </w:rPr>
+        <w:t xml:space="preserve">{% </w:t>
+      </w:r>
+      <w:proofErr w:type="spellStart"/>
+      <w:r>
+        <w:rPr>
+          <w:b w:val="0"/>
+          <w:bCs/>
+        </w:rPr>
+        <w:t>endfor</w:t>
+      </w:r>
+      <w:proofErr w:type="spellEnd"/>
+      <w:r>
+        <w:rPr>
+          <w:b w:val="0"/>
+          <w:bCs/>
+        </w:rPr>
+        <w:t xml:space="preserve"> %}</w:t>
       </w:r>
     </w:p>
     <w:p>
-      <w:r>
-        <w:t>PROJECTS</w:t>
+      <w:pPr>
+        <w:rPr>
+          <w:b w:val="0"/>
+          <w:bCs/>
+        </w:rPr>
+      </w:pPr>
+      <w:r>
+        <w:rPr>
+          <w:b w:val="0"/>
+          <w:bCs/>
+        </w:rPr>
+        <w:t xml:space="preserve">{% </w:t>
+      </w:r>
+      <w:proofErr w:type="spellStart"/>
+      <w:r>
+        <w:rPr>
+          <w:b w:val="0"/>
+          <w:bCs/>
+        </w:rPr>
+        <w:t>endfor</w:t>
+      </w:r>
+      <w:proofErr w:type="spellEnd"/>
+      <w:r>
+        <w:rPr>
+          <w:b w:val="0"/>
+          <w:bCs/>
+        </w:rPr>
+        <w:t xml:space="preserve"> %}</w:t>
       </w:r>
     </w:p>
     <w:p>
-      <w:r>
-        <w:t>{% for proj in candidate.projects %}</w:t>
+      <w:pPr>
+        <w:rPr>
+          <w:b w:val="0"/>
+          <w:bCs/>
+        </w:rPr>
+      </w:pPr>
+      <w:r>
+        <w:rPr>
+          <w:b w:val="0"/>
+          <w:bCs/>
+        </w:rPr>
+        <w:t xml:space="preserve">{% if </w:t>
+      </w:r>
+      <w:proofErr w:type="spellStart"/>
+      <w:proofErr w:type="gramStart"/>
+      <w:r>
+        <w:rPr>
+          <w:b w:val="0"/>
+          <w:bCs/>
+        </w:rPr>
+        <w:t>candidate.projects</w:t>
+      </w:r>
+      <w:proofErr w:type="spellEnd"/>
+      <w:proofErr w:type="gramEnd"/>
+      <w:r>
+        <w:rPr>
+          <w:b w:val="0"/>
+          <w:bCs/>
+        </w:rPr>
+        <w:t xml:space="preserve"> %}</w:t>
       </w:r>
     </w:p>
     <w:p>
       <w:r>
-        <w:t>{{ proj.title }}{% if proj.dates %} ({{ proj.dates }}){% endif %}</w:t>
+        <w:t>PROJECTS</w:t>
       </w:r>
     </w:p>
     <w:p>
-      <w:r>
-        <w:t>{% for bullet in proj.bullet_points %}</w:t>
+      <w:pPr>
+        <w:rPr>
+          <w:b w:val="0"/>
+          <w:bCs/>
+        </w:rPr>
+      </w:pPr>
+      <w:r>
+        <w:rPr>
+          <w:b w:val="0"/>
+          <w:bCs/>
+        </w:rPr>
+        <w:t xml:space="preserve">{% for </w:t>
+      </w:r>
+      <w:proofErr w:type="spellStart"/>
+      <w:r>
+        <w:rPr>
+          <w:b w:val="0"/>
+          <w:bCs/>
+        </w:rPr>
+        <w:t>proj</w:t>
+      </w:r>
+      <w:proofErr w:type="spellEnd"/>
+      <w:r>
+        <w:rPr>
+          <w:b w:val="0"/>
+          <w:bCs/>
+        </w:rPr>
+        <w:t xml:space="preserve"> in </w:t>
+      </w:r>
+      <w:proofErr w:type="spellStart"/>
+      <w:proofErr w:type="gramStart"/>
+      <w:r>
+        <w:rPr>
+          <w:b w:val="0"/>
+          <w:bCs/>
+        </w:rPr>
+        <w:t>candidate.projects</w:t>
+      </w:r>
+      <w:proofErr w:type="spellEnd"/>
+      <w:proofErr w:type="gramEnd"/>
+      <w:r>
+        <w:rPr>
+          <w:b w:val="0"/>
+          <w:bCs/>
+        </w:rPr>
+        <w:t xml:space="preserve"> %}</w:t>
       </w:r>
     </w:p>
     <w:p>
-      <w:r>
-        <w:t>• {{ bullet }}</w:t>
-      </w:r>
+      <w:pPr>
+        <w:rPr>
+          <w:b w:val="0"/>
+          <w:bCs/>
+        </w:rPr>
+      </w:pPr>
+      <w:proofErr w:type="gramStart"/>
+      <w:r>
+        <w:rPr>
+          <w:b w:val="0"/>
+          <w:bCs/>
+        </w:rPr>
+        <w:t xml:space="preserve">{{ </w:t>
+      </w:r>
+      <w:proofErr w:type="spellStart"/>
+      <w:r>
+        <w:rPr>
+          <w:b w:val="0"/>
+          <w:bCs/>
+        </w:rPr>
+        <w:t>proj</w:t>
+      </w:r>
+      <w:proofErr w:type="gramEnd"/>
+      <w:r>
+        <w:rPr>
+          <w:b w:val="0"/>
+          <w:bCs/>
+        </w:rPr>
+        <w:t>.</w:t>
+      </w:r>
+      <w:proofErr w:type="gramStart"/>
+      <w:r>
+        <w:rPr>
+          <w:b w:val="0"/>
+          <w:bCs/>
+        </w:rPr>
+        <w:t>title</w:t>
+      </w:r>
+      <w:proofErr w:type="spellEnd"/>
+      <w:r>
+        <w:rPr>
+          <w:b w:val="0"/>
+          <w:bCs/>
+        </w:rPr>
+        <w:t xml:space="preserve"> }}{</w:t>
+      </w:r>
+      <w:proofErr w:type="gramEnd"/>
+      <w:r>
+        <w:rPr>
+          <w:b w:val="0"/>
+          <w:bCs/>
+        </w:rPr>
+        <w:t xml:space="preserve">% if </w:t>
+      </w:r>
+      <w:proofErr w:type="spellStart"/>
+      <w:proofErr w:type="gramStart"/>
+      <w:r>
+        <w:rPr>
+          <w:b w:val="0"/>
+          <w:bCs/>
+        </w:rPr>
+        <w:t>proj.dates</w:t>
+      </w:r>
+      <w:proofErr w:type="spellEnd"/>
+      <w:proofErr w:type="gramEnd"/>
+      <w:r>
+        <w:rPr>
+          <w:b w:val="0"/>
+          <w:bCs/>
+        </w:rPr>
+        <w:t xml:space="preserve"> %} (</w:t>
+      </w:r>
+      <w:proofErr w:type="gramStart"/>
+      <w:r>
+        <w:rPr>
+          <w:b w:val="0"/>
+          <w:bCs/>
+        </w:rPr>
+        <w:t xml:space="preserve">{{ </w:t>
+      </w:r>
+      <w:proofErr w:type="spellStart"/>
+      <w:r>
+        <w:rPr>
+          <w:b w:val="0"/>
+          <w:bCs/>
+        </w:rPr>
+        <w:t>proj</w:t>
+      </w:r>
+      <w:proofErr w:type="gramEnd"/>
+      <w:r>
+        <w:rPr>
+          <w:b w:val="0"/>
+          <w:bCs/>
+        </w:rPr>
+        <w:t>.</w:t>
+      </w:r>
+      <w:proofErr w:type="gramStart"/>
+      <w:r>
+        <w:rPr>
+          <w:b w:val="0"/>
+          <w:bCs/>
+        </w:rPr>
+        <w:t>dates</w:t>
+      </w:r>
+      <w:proofErr w:type="spellEnd"/>
+      <w:r>
+        <w:rPr>
+          <w:b w:val="0"/>
+          <w:bCs/>
+        </w:rPr>
+        <w:t xml:space="preserve"> }}){</w:t>
+      </w:r>
+      <w:proofErr w:type="gramEnd"/>
+      <w:r>
+        <w:rPr>
+          <w:b w:val="0"/>
+          <w:bCs/>
+        </w:rPr>
+        <w:t xml:space="preserve">% </w:t>
+      </w:r>
+      <w:proofErr w:type="gramStart"/>
+      <w:r>
+        <w:rPr>
+          <w:b w:val="0"/>
+          <w:bCs/>
+        </w:rPr>
+        <w:t>endif %}</w:t>
+      </w:r>
+      <w:proofErr w:type="gramEnd"/>
     </w:p>
     <w:p>
-      <w:r>
-        <w:t>{% endfor %}</w:t>
-      </w:r>
-    </w:p>
-    <w:p/>
-    <w:p>
-      <w:r>
-        <w:t>{% endfor %}</w:t>
-      </w:r>
+      <w:pPr>
+        <w:rPr>
+          <w:b w:val="0"/>
+          <w:bCs/>
+        </w:rPr>
+      </w:pPr>
+      <w:r>
+        <w:rPr>
+          <w:b w:val="0"/>
+          <w:bCs/>
+        </w:rPr>
+        <w:t xml:space="preserve">{% for bullet in </w:t>
+      </w:r>
+      <w:proofErr w:type="spellStart"/>
+      <w:proofErr w:type="gramStart"/>
+      <w:r>
+        <w:rPr>
+          <w:b w:val="0"/>
+          <w:bCs/>
+        </w:rPr>
+        <w:t>proj.bullet</w:t>
+      </w:r>
+      <w:proofErr w:type="gramEnd"/>
+      <w:r>
+        <w:rPr>
+          <w:b w:val="0"/>
+          <w:bCs/>
+        </w:rPr>
+        <w:t>_</w:t>
+      </w:r>
+      <w:proofErr w:type="gramStart"/>
+      <w:r>
+        <w:rPr>
+          <w:b w:val="0"/>
+          <w:bCs/>
+        </w:rPr>
+        <w:t>points</w:t>
+      </w:r>
+      <w:proofErr w:type="spellEnd"/>
+      <w:r>
+        <w:rPr>
+          <w:b w:val="0"/>
+          <w:bCs/>
+        </w:rPr>
+        <w:t xml:space="preserve"> %}</w:t>
+      </w:r>
+      <w:proofErr w:type="gramEnd"/>
     </w:p>
     <w:p>
-      <w:r>
-        <w:t>{% endif %}</w:t>
+      <w:pPr>
+        <w:rPr>
+          <w:b w:val="0"/>
+          <w:bCs/>
+        </w:rPr>
+      </w:pPr>
+      <w:r>
+        <w:rPr>
+          <w:b w:val="0"/>
+          <w:bCs/>
+        </w:rPr>
+        <w:t xml:space="preserve">• </w:t>
+      </w:r>
+      <w:proofErr w:type="gramStart"/>
+      <w:r>
+        <w:rPr>
+          <w:b w:val="0"/>
+          <w:bCs/>
+        </w:rPr>
+        <w:t>{{ bullet</w:t>
+      </w:r>
+      <w:proofErr w:type="gramEnd"/>
+      <w:r>
+        <w:rPr>
+          <w:b w:val="0"/>
+          <w:bCs/>
+        </w:rPr>
+        <w:t xml:space="preserve"> }}</w:t>
       </w:r>
     </w:p>
     <w:p>
-      <w:r>
-        <w:t>{% if candidate.education %}</w:t>
+      <w:pPr>
+        <w:rPr>
+          <w:b w:val="0"/>
+          <w:bCs/>
+        </w:rPr>
+      </w:pPr>
+      <w:r>
+        <w:rPr>
+          <w:b w:val="0"/>
+          <w:bCs/>
+        </w:rPr>
+        <w:t xml:space="preserve">{% </w:t>
+      </w:r>
+      <w:proofErr w:type="spellStart"/>
+      <w:r>
+        <w:rPr>
+          <w:b w:val="0"/>
+          <w:bCs/>
+        </w:rPr>
+        <w:t>endfor</w:t>
+      </w:r>
+      <w:proofErr w:type="spellEnd"/>
+      <w:r>
+        <w:rPr>
+          <w:b w:val="0"/>
+          <w:bCs/>
+        </w:rPr>
+        <w:t xml:space="preserve"> %}</w:t>
+      </w:r>
+    </w:p>
+    <w:p>
+      <w:pPr>
+        <w:rPr>
+          <w:b w:val="0"/>
+          <w:bCs/>
+        </w:rPr>
+      </w:pPr>
+      <w:r>
+        <w:rPr>
+          <w:b w:val="0"/>
+          <w:bCs/>
+        </w:rPr>
+        <w:t xml:space="preserve">{% </w:t>
+      </w:r>
+      <w:proofErr w:type="spellStart"/>
+      <w:r>
+        <w:rPr>
+          <w:b w:val="0"/>
+          <w:bCs/>
+        </w:rPr>
+        <w:t>endfor</w:t>
+      </w:r>
+      <w:proofErr w:type="spellEnd"/>
+      <w:r>
+        <w:rPr>
+          <w:b w:val="0"/>
+          <w:bCs/>
+        </w:rPr>
+        <w:t xml:space="preserve"> %}</w:t>
+      </w:r>
+    </w:p>
+    <w:p>
+      <w:pPr>
+        <w:rPr>
+          <w:b w:val="0"/>
+          <w:bCs/>
+        </w:rPr>
+      </w:pPr>
+      <w:r>
+        <w:rPr>
+          <w:b w:val="0"/>
+          <w:bCs/>
+        </w:rPr>
+        <w:t>{% endif %}</w:t>
+      </w:r>
+    </w:p>
+    <w:p>
+      <w:pPr>
+        <w:rPr>
+          <w:b w:val="0"/>
+          <w:bCs/>
+        </w:rPr>
+      </w:pPr>
+      <w:r>
+        <w:rPr>
+          <w:b w:val="0"/>
+          <w:bCs/>
+        </w:rPr>
+        <w:t xml:space="preserve">{% if </w:t>
+      </w:r>
+      <w:proofErr w:type="spellStart"/>
+      <w:proofErr w:type="gramStart"/>
+      <w:r>
+        <w:rPr>
+          <w:b w:val="0"/>
+          <w:bCs/>
+        </w:rPr>
+        <w:t>candidate.education</w:t>
+      </w:r>
+      <w:proofErr w:type="spellEnd"/>
+      <w:proofErr w:type="gramEnd"/>
+      <w:r>
+        <w:rPr>
+          <w:b w:val="0"/>
+          <w:bCs/>
+        </w:rPr>
+        <w:t xml:space="preserve"> %}</w:t>
       </w:r>
     </w:p>
     <w:p>
@@ -291,6 +1243,7 @@
           </w:placeholder>
           <w15:appearance w15:val="hidden"/>
         </w:sdtPr>
+        <w:sdtEndPr/>
         <w:sdtContent>
           <w:r>
             <w:rPr>
@@ -326,7 +1279,25 @@
     </w:p>
     <w:p>
       <w:r>
-        <w:t>{% for edu in candidate.education %}</w:t>
+        <w:t xml:space="preserve">{% for </w:t>
+      </w:r>
+      <w:proofErr w:type="spellStart"/>
+      <w:r>
+        <w:t>edu</w:t>
+      </w:r>
+      <w:proofErr w:type="spellEnd"/>
+      <w:r>
+        <w:t xml:space="preserve"> in </w:t>
+      </w:r>
+      <w:proofErr w:type="spellStart"/>
+      <w:proofErr w:type="gramStart"/>
+      <w:r>
+        <w:t>candidate.education</w:t>
+      </w:r>
+      <w:proofErr w:type="spellEnd"/>
+      <w:proofErr w:type="gramEnd"/>
+      <w:r>
+        <w:t xml:space="preserve"> %}</w:t>
       </w:r>
     </w:p>
     <w:p>
@@ -336,17 +1307,189 @@
           <w:bCs/>
         </w:rPr>
       </w:pPr>
-      <w:r>
-        <w:rPr>
-          <w:b w:val="0"/>
-          <w:bCs/>
-        </w:rPr>
-        <w:t>{{ edu.degree }} — {{ edu.school }}{% if edu.year %} ({{ edu.year }}){% endif %}</w:t>
-      </w:r>
+      <w:proofErr w:type="gramStart"/>
+      <w:r>
+        <w:rPr>
+          <w:b w:val="0"/>
+          <w:bCs/>
+        </w:rPr>
+        <w:t xml:space="preserve">{{ </w:t>
+      </w:r>
+      <w:proofErr w:type="spellStart"/>
+      <w:r>
+        <w:rPr>
+          <w:b w:val="0"/>
+          <w:bCs/>
+        </w:rPr>
+        <w:t>edu</w:t>
+      </w:r>
+      <w:proofErr w:type="gramEnd"/>
+      <w:r>
+        <w:rPr>
+          <w:b w:val="0"/>
+          <w:bCs/>
+        </w:rPr>
+        <w:t>.</w:t>
+      </w:r>
+      <w:proofErr w:type="gramStart"/>
+      <w:r>
+        <w:rPr>
+          <w:b w:val="0"/>
+          <w:bCs/>
+        </w:rPr>
+        <w:t>degree</w:t>
+      </w:r>
+      <w:proofErr w:type="spellEnd"/>
+      <w:r>
+        <w:rPr>
+          <w:b w:val="0"/>
+          <w:bCs/>
+        </w:rPr>
+        <w:t xml:space="preserve"> }</w:t>
+      </w:r>
+      <w:proofErr w:type="gramEnd"/>
+      <w:r>
+        <w:rPr>
+          <w:b w:val="0"/>
+          <w:bCs/>
+        </w:rPr>
+        <w:t xml:space="preserve">} — </w:t>
+      </w:r>
+      <w:proofErr w:type="gramStart"/>
+      <w:r>
+        <w:rPr>
+          <w:b w:val="0"/>
+          <w:bCs/>
+        </w:rPr>
+        <w:t xml:space="preserve">{{ </w:t>
+      </w:r>
+      <w:proofErr w:type="spellStart"/>
+      <w:r>
+        <w:rPr>
+          <w:b w:val="0"/>
+          <w:bCs/>
+        </w:rPr>
+        <w:t>edu</w:t>
+      </w:r>
+      <w:proofErr w:type="gramEnd"/>
+      <w:r>
+        <w:rPr>
+          <w:b w:val="0"/>
+          <w:bCs/>
+        </w:rPr>
+        <w:t>.</w:t>
+      </w:r>
+      <w:proofErr w:type="gramStart"/>
+      <w:r>
+        <w:rPr>
+          <w:b w:val="0"/>
+          <w:bCs/>
+        </w:rPr>
+        <w:t>school</w:t>
+      </w:r>
+      <w:proofErr w:type="spellEnd"/>
+      <w:r>
+        <w:rPr>
+          <w:b w:val="0"/>
+          <w:bCs/>
+        </w:rPr>
+        <w:t xml:space="preserve"> }}{</w:t>
+      </w:r>
+      <w:proofErr w:type="gramEnd"/>
+      <w:r>
+        <w:rPr>
+          <w:b w:val="0"/>
+          <w:bCs/>
+        </w:rPr>
+        <w:t xml:space="preserve">% if </w:t>
+      </w:r>
+      <w:proofErr w:type="spellStart"/>
+      <w:proofErr w:type="gramStart"/>
+      <w:r>
+        <w:rPr>
+          <w:b w:val="0"/>
+          <w:bCs/>
+        </w:rPr>
+        <w:t>edu.year</w:t>
+      </w:r>
+      <w:proofErr w:type="spellEnd"/>
+      <w:proofErr w:type="gramEnd"/>
+      <w:r>
+        <w:rPr>
+          <w:b w:val="0"/>
+          <w:bCs/>
+        </w:rPr>
+        <w:t xml:space="preserve"> %} (</w:t>
+      </w:r>
+      <w:proofErr w:type="gramStart"/>
+      <w:r>
+        <w:rPr>
+          <w:b w:val="0"/>
+          <w:bCs/>
+        </w:rPr>
+        <w:t xml:space="preserve">{{ </w:t>
+      </w:r>
+      <w:proofErr w:type="spellStart"/>
+      <w:r>
+        <w:rPr>
+          <w:b w:val="0"/>
+          <w:bCs/>
+        </w:rPr>
+        <w:t>edu</w:t>
+      </w:r>
+      <w:proofErr w:type="gramEnd"/>
+      <w:r>
+        <w:rPr>
+          <w:b w:val="0"/>
+          <w:bCs/>
+        </w:rPr>
+        <w:t>.</w:t>
+      </w:r>
+      <w:proofErr w:type="gramStart"/>
+      <w:r>
+        <w:rPr>
+          <w:b w:val="0"/>
+          <w:bCs/>
+        </w:rPr>
+        <w:t>year</w:t>
+      </w:r>
+      <w:proofErr w:type="spellEnd"/>
+      <w:r>
+        <w:rPr>
+          <w:b w:val="0"/>
+          <w:bCs/>
+        </w:rPr>
+        <w:t xml:space="preserve"> }}){</w:t>
+      </w:r>
+      <w:proofErr w:type="gramEnd"/>
+      <w:r>
+        <w:rPr>
+          <w:b w:val="0"/>
+          <w:bCs/>
+        </w:rPr>
+        <w:t xml:space="preserve">% </w:t>
+      </w:r>
+      <w:proofErr w:type="gramStart"/>
+      <w:r>
+        <w:rPr>
+          <w:b w:val="0"/>
+          <w:bCs/>
+        </w:rPr>
+        <w:t>endif %}</w:t>
+      </w:r>
+      <w:proofErr w:type="gramEnd"/>
     </w:p>
     <w:p>
       <w:r>
-        <w:t>{% endfor %}</w:t>
+        <w:t xml:space="preserve">{% </w:t>
+      </w:r>
+      <w:proofErr w:type="spellStart"/>
+      <w:r>
+        <w:t>endfor</w:t>
+      </w:r>
+      <w:proofErr w:type="spellEnd"/>
+      <w:r>
+        <w:t xml:space="preserve"> %}</w:t>
       </w:r>
     </w:p>
     <w:p>
@@ -356,8 +1499,17 @@
     </w:p>
     <w:p>
       <w:r>
-        <w:lastRenderedPageBreak/>
-        <w:t>{% if candidate.certifications %}</w:t>
+        <w:t xml:space="preserve">{% if </w:t>
+      </w:r>
+      <w:proofErr w:type="spellStart"/>
+      <w:proofErr w:type="gramStart"/>
+      <w:r>
+        <w:t>candidate.certifications</w:t>
+      </w:r>
+      <w:proofErr w:type="spellEnd"/>
+      <w:proofErr w:type="gramEnd"/>
+      <w:r>
+        <w:t xml:space="preserve"> %}</w:t>
       </w:r>
     </w:p>
     <w:p>
@@ -377,17 +1529,44 @@
     </w:p>
     <w:p>
       <w:r>
-        <w:t>{% for cert in candidate.certifications %}</w:t>
+        <w:t xml:space="preserve">{% for cert in </w:t>
+      </w:r>
+      <w:proofErr w:type="spellStart"/>
+      <w:proofErr w:type="gramStart"/>
+      <w:r>
+        <w:t>candidate.certifications</w:t>
+      </w:r>
+      <w:proofErr w:type="spellEnd"/>
+      <w:proofErr w:type="gramEnd"/>
+      <w:r>
+        <w:t xml:space="preserve"> %}</w:t>
       </w:r>
     </w:p>
     <w:p>
       <w:r>
-        <w:t>• {{ cert }}</w:t>
+        <w:lastRenderedPageBreak/>
+        <w:t xml:space="preserve">• </w:t>
+      </w:r>
+      <w:proofErr w:type="gramStart"/>
+      <w:r>
+        <w:t>{{ cert</w:t>
+      </w:r>
+      <w:proofErr w:type="gramEnd"/>
+      <w:r>
+        <w:t xml:space="preserve"> }}</w:t>
       </w:r>
     </w:p>
     <w:p>
       <w:r>
-        <w:t>{% endfor %}</w:t>
+        <w:t xml:space="preserve">{% </w:t>
+      </w:r>
+      <w:proofErr w:type="spellStart"/>
+      <w:r>
+        <w:t>endfor</w:t>
+      </w:r>
+      <w:proofErr w:type="spellEnd"/>
+      <w:r>
+        <w:t xml:space="preserve"> %}</w:t>
       </w:r>
     </w:p>
     <w:p>
@@ -397,8 +1576,26 @@
     </w:p>
     <w:p>
       <w:r>
-        <w:t>{% if candidate.volunteer_experience %}</w:t>
-      </w:r>
+        <w:t xml:space="preserve">{% if </w:t>
+      </w:r>
+      <w:proofErr w:type="spellStart"/>
+      <w:proofErr w:type="gramStart"/>
+      <w:r>
+        <w:t>candidate.volunteer</w:t>
+      </w:r>
+      <w:proofErr w:type="gramEnd"/>
+      <w:r>
+        <w:t>_</w:t>
+      </w:r>
+      <w:proofErr w:type="gramStart"/>
+      <w:r>
+        <w:t>experience</w:t>
+      </w:r>
+      <w:proofErr w:type="spellEnd"/>
+      <w:r>
+        <w:t xml:space="preserve"> %}</w:t>
+      </w:r>
+      <w:proofErr w:type="gramEnd"/>
     </w:p>
     <w:p>
       <w:pPr>
@@ -428,8 +1625,26 @@
     </w:p>
     <w:p>
       <w:r>
-        <w:t>{% for vol in candidate.volunteer_experience %}</w:t>
-      </w:r>
+        <w:t xml:space="preserve">{% for vol in </w:t>
+      </w:r>
+      <w:proofErr w:type="spellStart"/>
+      <w:proofErr w:type="gramStart"/>
+      <w:r>
+        <w:t>candidate.volunteer</w:t>
+      </w:r>
+      <w:proofErr w:type="gramEnd"/>
+      <w:r>
+        <w:t>_</w:t>
+      </w:r>
+      <w:proofErr w:type="gramStart"/>
+      <w:r>
+        <w:t>experience</w:t>
+      </w:r>
+      <w:proofErr w:type="spellEnd"/>
+      <w:r>
+        <w:t xml:space="preserve"> %}</w:t>
+      </w:r>
+      <w:proofErr w:type="gramEnd"/>
     </w:p>
     <w:p>
       <w:pPr>
@@ -438,13 +1653,177 @@
           <w:bCs/>
         </w:rPr>
       </w:pPr>
-      <w:r>
-        <w:rPr>
-          <w:b w:val="0"/>
-          <w:bCs/>
-        </w:rPr>
-        <w:t>{{ vol.role }} — {{ vol.organization }}{% if vol.dates %} ({{ vol.dates }}){% endif %}</w:t>
-      </w:r>
+      <w:proofErr w:type="gramStart"/>
+      <w:r>
+        <w:rPr>
+          <w:b w:val="0"/>
+          <w:bCs/>
+        </w:rPr>
+        <w:t xml:space="preserve">{{ </w:t>
+      </w:r>
+      <w:proofErr w:type="spellStart"/>
+      <w:r>
+        <w:rPr>
+          <w:b w:val="0"/>
+          <w:bCs/>
+        </w:rPr>
+        <w:t>vol</w:t>
+      </w:r>
+      <w:proofErr w:type="gramEnd"/>
+      <w:r>
+        <w:rPr>
+          <w:b w:val="0"/>
+          <w:bCs/>
+        </w:rPr>
+        <w:t>.</w:t>
+      </w:r>
+      <w:proofErr w:type="gramStart"/>
+      <w:r>
+        <w:rPr>
+          <w:b w:val="0"/>
+          <w:bCs/>
+        </w:rPr>
+        <w:t>role</w:t>
+      </w:r>
+      <w:proofErr w:type="spellEnd"/>
+      <w:r>
+        <w:rPr>
+          <w:b w:val="0"/>
+          <w:bCs/>
+        </w:rPr>
+        <w:t xml:space="preserve"> }</w:t>
+      </w:r>
+      <w:proofErr w:type="gramEnd"/>
+      <w:r>
+        <w:rPr>
+          <w:b w:val="0"/>
+          <w:bCs/>
+        </w:rPr>
+        <w:t xml:space="preserve">} — </w:t>
+      </w:r>
+      <w:proofErr w:type="gramStart"/>
+      <w:r>
+        <w:rPr>
+          <w:b w:val="0"/>
+          <w:bCs/>
+        </w:rPr>
+        <w:t xml:space="preserve">{{ </w:t>
+      </w:r>
+      <w:proofErr w:type="spellStart"/>
+      <w:r>
+        <w:rPr>
+          <w:b w:val="0"/>
+          <w:bCs/>
+        </w:rPr>
+        <w:t>vol</w:t>
+      </w:r>
+      <w:proofErr w:type="gramEnd"/>
+      <w:r>
+        <w:rPr>
+          <w:b w:val="0"/>
+          <w:bCs/>
+        </w:rPr>
+        <w:t>.</w:t>
+      </w:r>
+      <w:proofErr w:type="gramStart"/>
+      <w:r>
+        <w:rPr>
+          <w:b w:val="0"/>
+          <w:bCs/>
+        </w:rPr>
+        <w:t>organization</w:t>
+      </w:r>
+      <w:proofErr w:type="spellEnd"/>
+      <w:r>
+        <w:rPr>
+          <w:b w:val="0"/>
+          <w:bCs/>
+        </w:rPr>
+        <w:t xml:space="preserve"> }}{</w:t>
+      </w:r>
+      <w:proofErr w:type="gramEnd"/>
+      <w:r>
+        <w:rPr>
+          <w:b w:val="0"/>
+          <w:bCs/>
+        </w:rPr>
+        <w:t xml:space="preserve">% if </w:t>
+      </w:r>
+      <w:proofErr w:type="spellStart"/>
+      <w:proofErr w:type="gramStart"/>
+      <w:r>
+        <w:rPr>
+          <w:b w:val="0"/>
+          <w:bCs/>
+        </w:rPr>
+        <w:t>vol.dates</w:t>
+      </w:r>
+      <w:proofErr w:type="spellEnd"/>
+      <w:proofErr w:type="gramEnd"/>
+      <w:r>
+        <w:rPr>
+          <w:b w:val="0"/>
+          <w:bCs/>
+        </w:rPr>
+        <w:t xml:space="preserve"> %} (</w:t>
+      </w:r>
+      <w:proofErr w:type="gramStart"/>
+      <w:r>
+        <w:rPr>
+          <w:b w:val="0"/>
+          <w:bCs/>
+        </w:rPr>
+        <w:t xml:space="preserve">{{ </w:t>
+      </w:r>
+      <w:proofErr w:type="spellStart"/>
+      <w:r>
+        <w:rPr>
+          <w:b w:val="0"/>
+          <w:bCs/>
+        </w:rPr>
+        <w:t>vol</w:t>
+      </w:r>
+      <w:proofErr w:type="gramEnd"/>
+      <w:r>
+        <w:rPr>
+          <w:b w:val="0"/>
+          <w:bCs/>
+        </w:rPr>
+        <w:t>.</w:t>
+      </w:r>
+      <w:proofErr w:type="gramStart"/>
+      <w:r>
+        <w:rPr>
+          <w:b w:val="0"/>
+          <w:bCs/>
+        </w:rPr>
+        <w:t>dates</w:t>
+      </w:r>
+      <w:proofErr w:type="spellEnd"/>
+      <w:r>
+        <w:rPr>
+          <w:b w:val="0"/>
+          <w:bCs/>
+        </w:rPr>
+        <w:t xml:space="preserve"> }}){</w:t>
+      </w:r>
+      <w:proofErr w:type="gramEnd"/>
+      <w:r>
+        <w:rPr>
+          <w:b w:val="0"/>
+          <w:bCs/>
+        </w:rPr>
+        <w:t xml:space="preserve">% </w:t>
+      </w:r>
+      <w:proofErr w:type="gramStart"/>
+      <w:r>
+        <w:rPr>
+          <w:b w:val="0"/>
+          <w:bCs/>
+        </w:rPr>
+        <w:t>endif %}</w:t>
+      </w:r>
+      <w:proofErr w:type="gramEnd"/>
     </w:p>
     <w:p>
       <w:pPr>
@@ -458,8 +1837,42 @@
           <w:b w:val="0"/>
           <w:bCs/>
         </w:rPr>
-        <w:t>{% for bullet in vol.bullet_points %}</w:t>
-      </w:r>
+        <w:t xml:space="preserve">{% for bullet in </w:t>
+      </w:r>
+      <w:proofErr w:type="spellStart"/>
+      <w:proofErr w:type="gramStart"/>
+      <w:r>
+        <w:rPr>
+          <w:b w:val="0"/>
+          <w:bCs/>
+        </w:rPr>
+        <w:t>vol.bullet</w:t>
+      </w:r>
+      <w:proofErr w:type="gramEnd"/>
+      <w:r>
+        <w:rPr>
+          <w:b w:val="0"/>
+          <w:bCs/>
+        </w:rPr>
+        <w:t>_</w:t>
+      </w:r>
+      <w:proofErr w:type="gramStart"/>
+      <w:r>
+        <w:rPr>
+          <w:b w:val="0"/>
+          <w:bCs/>
+        </w:rPr>
+        <w:t>points</w:t>
+      </w:r>
+      <w:proofErr w:type="spellEnd"/>
+      <w:r>
+        <w:rPr>
+          <w:b w:val="0"/>
+          <w:bCs/>
+        </w:rPr>
+        <w:t xml:space="preserve"> %}</w:t>
+      </w:r>
+      <w:proofErr w:type="gramEnd"/>
     </w:p>
     <w:p>
       <w:pPr>
@@ -473,7 +1886,23 @@
           <w:b w:val="0"/>
           <w:bCs/>
         </w:rPr>
-        <w:t>• {{ bullet }}</w:t>
+        <w:t xml:space="preserve">• </w:t>
+      </w:r>
+      <w:proofErr w:type="gramStart"/>
+      <w:r>
+        <w:rPr>
+          <w:b w:val="0"/>
+          <w:bCs/>
+        </w:rPr>
+        <w:t>{{ bullet</w:t>
+      </w:r>
+      <w:proofErr w:type="gramEnd"/>
+      <w:r>
+        <w:rPr>
+          <w:b w:val="0"/>
+          <w:bCs/>
+        </w:rPr>
+        <w:t xml:space="preserve"> }}</w:t>
       </w:r>
     </w:p>
     <w:p>
@@ -488,7 +1917,23 @@
           <w:b w:val="0"/>
           <w:bCs/>
         </w:rPr>
-        <w:t>{% endfor %}</w:t>
+        <w:t xml:space="preserve">{% </w:t>
+      </w:r>
+      <w:proofErr w:type="spellStart"/>
+      <w:r>
+        <w:rPr>
+          <w:b w:val="0"/>
+          <w:bCs/>
+        </w:rPr>
+        <w:t>endfor</w:t>
+      </w:r>
+      <w:proofErr w:type="spellEnd"/>
+      <w:r>
+        <w:rPr>
+          <w:b w:val="0"/>
+          <w:bCs/>
+        </w:rPr>
+        <w:t xml:space="preserve"> %}</w:t>
       </w:r>
     </w:p>
     <w:p>
@@ -498,20 +1943,28 @@
           <w:bCs/>
         </w:rPr>
       </w:pPr>
-    </w:p>
-    <w:p>
-      <w:pPr>
-        <w:rPr>
-          <w:b w:val="0"/>
-          <w:bCs/>
-        </w:rPr>
-      </w:pPr>
-      <w:r>
-        <w:rPr>
-          <w:b w:val="0"/>
-          <w:bCs/>
-        </w:rPr>
-        <w:t>{% endfor %}</w:t>
+      <w:r>
+        <w:rPr>
+          <w:b w:val="0"/>
+          <w:bCs/>
+        </w:rPr>
+        <w:t xml:space="preserve">{% </w:t>
+      </w:r>
+      <w:proofErr w:type="spellStart"/>
+      <w:r>
+        <w:rPr>
+          <w:b w:val="0"/>
+          <w:bCs/>
+        </w:rPr>
+        <w:t>endfor</w:t>
+      </w:r>
+      <w:proofErr w:type="spellEnd"/>
+      <w:r>
+        <w:rPr>
+          <w:b w:val="0"/>
+          <w:bCs/>
+        </w:rPr>
+        <w:t xml:space="preserve"> %}</w:t>
       </w:r>
     </w:p>
     <w:p>
@@ -583,7 +2036,35 @@
           <w:bCs/>
           <w:color w:val="auto"/>
         </w:rPr>
-        <w:t>{% if candidate.technical_skills %}</w:t>
+        <w:t xml:space="preserve">{% if </w:t>
+      </w:r>
+      <w:proofErr w:type="spellStart"/>
+      <w:proofErr w:type="gramStart"/>
+      <w:r>
+        <w:rPr>
+          <w:b w:val="0"/>
+          <w:bCs/>
+          <w:color w:val="auto"/>
+        </w:rPr>
+        <w:t>candidate.technical</w:t>
+      </w:r>
+      <w:proofErr w:type="gramEnd"/>
+      <w:r>
+        <w:rPr>
+          <w:b w:val="0"/>
+          <w:bCs/>
+          <w:color w:val="auto"/>
+        </w:rPr>
+        <w:t>_skills</w:t>
+      </w:r>
+      <w:proofErr w:type="spellEnd"/>
+      <w:r>
+        <w:rPr>
+          <w:b w:val="0"/>
+          <w:bCs/>
+          <w:color w:val="auto"/>
+        </w:rPr>
+        <w:t xml:space="preserve"> %}</w:t>
       </w:r>
     </w:p>
     <w:p>
@@ -600,7 +2081,79 @@
           <w:bCs/>
           <w:color w:val="auto"/>
         </w:rPr>
-        <w:t>Technical Skills:</w:t>
+        <w:t xml:space="preserve">Technical Skills: </w:t>
+      </w:r>
+      <w:proofErr w:type="gramStart"/>
+      <w:r>
+        <w:rPr>
+          <w:b w:val="0"/>
+          <w:bCs/>
+          <w:color w:val="auto"/>
+        </w:rPr>
+        <w:t xml:space="preserve">{{ </w:t>
+      </w:r>
+      <w:proofErr w:type="spellStart"/>
+      <w:r>
+        <w:rPr>
+          <w:b w:val="0"/>
+          <w:bCs/>
+          <w:color w:val="auto"/>
+        </w:rPr>
+        <w:t>candidate</w:t>
+      </w:r>
+      <w:proofErr w:type="gramEnd"/>
+      <w:r>
+        <w:rPr>
+          <w:b w:val="0"/>
+          <w:bCs/>
+          <w:color w:val="auto"/>
+        </w:rPr>
+        <w:t>.technical_skills</w:t>
+      </w:r>
+      <w:proofErr w:type="spellEnd"/>
+      <w:r>
+        <w:rPr>
+          <w:b w:val="0"/>
+          <w:bCs/>
+          <w:color w:val="auto"/>
+        </w:rPr>
+        <w:t xml:space="preserve"> | </w:t>
+      </w:r>
+      <w:proofErr w:type="gramStart"/>
+      <w:r>
+        <w:rPr>
+          <w:b w:val="0"/>
+          <w:bCs/>
+          <w:color w:val="auto"/>
+        </w:rPr>
+        <w:t>join(</w:t>
+      </w:r>
+      <w:proofErr w:type="gramEnd"/>
+      <w:r>
+        <w:rPr>
+          <w:b w:val="0"/>
+          <w:bCs/>
+          <w:color w:val="auto"/>
+        </w:rPr>
+        <w:t>" • "</w:t>
+      </w:r>
+      <w:proofErr w:type="gramStart"/>
+      <w:r>
+        <w:rPr>
+          <w:b w:val="0"/>
+          <w:bCs/>
+          <w:color w:val="auto"/>
+        </w:rPr>
+        <w:t>) }</w:t>
+      </w:r>
+      <w:proofErr w:type="gramEnd"/>
+      <w:r>
+        <w:rPr>
+          <w:b w:val="0"/>
+          <w:bCs/>
+          <w:color w:val="auto"/>
+        </w:rPr>
+        <w:t>}</w:t>
       </w:r>
     </w:p>
     <w:p>
@@ -617,7 +2170,35 @@
           <w:bCs/>
           <w:color w:val="auto"/>
         </w:rPr>
-        <w:t>{% for skill in candidate.technical_skills %}</w:t>
+        <w:t xml:space="preserve">{% if </w:t>
+      </w:r>
+      <w:proofErr w:type="spellStart"/>
+      <w:proofErr w:type="gramStart"/>
+      <w:r>
+        <w:rPr>
+          <w:b w:val="0"/>
+          <w:bCs/>
+          <w:color w:val="auto"/>
+        </w:rPr>
+        <w:t>candidate.soft</w:t>
+      </w:r>
+      <w:proofErr w:type="gramEnd"/>
+      <w:r>
+        <w:rPr>
+          <w:b w:val="0"/>
+          <w:bCs/>
+          <w:color w:val="auto"/>
+        </w:rPr>
+        <w:t>_skills</w:t>
+      </w:r>
+      <w:proofErr w:type="spellEnd"/>
+      <w:r>
+        <w:rPr>
+          <w:b w:val="0"/>
+          <w:bCs/>
+          <w:color w:val="auto"/>
+        </w:rPr>
+        <w:t xml:space="preserve"> %}</w:t>
       </w:r>
     </w:p>
     <w:p>
@@ -634,7 +2215,95 @@
           <w:bCs/>
           <w:color w:val="auto"/>
         </w:rPr>
-        <w:t>• {{ skill }}</w:t>
+        <w:t xml:space="preserve">Soft Skills: </w:t>
+      </w:r>
+      <w:proofErr w:type="gramStart"/>
+      <w:r>
+        <w:rPr>
+          <w:b w:val="0"/>
+          <w:bCs/>
+          <w:color w:val="auto"/>
+        </w:rPr>
+        <w:t xml:space="preserve">{{ </w:t>
+      </w:r>
+      <w:proofErr w:type="spellStart"/>
+      <w:r>
+        <w:rPr>
+          <w:b w:val="0"/>
+          <w:bCs/>
+          <w:color w:val="auto"/>
+        </w:rPr>
+        <w:t>candidate</w:t>
+      </w:r>
+      <w:proofErr w:type="gramEnd"/>
+      <w:r>
+        <w:rPr>
+          <w:b w:val="0"/>
+          <w:bCs/>
+          <w:color w:val="auto"/>
+        </w:rPr>
+        <w:t>.</w:t>
+      </w:r>
+      <w:r>
+        <w:rPr>
+          <w:b w:val="0"/>
+          <w:bCs/>
+          <w:color w:val="auto"/>
+        </w:rPr>
+        <w:t>soft</w:t>
+      </w:r>
+      <w:r>
+        <w:rPr>
+          <w:b w:val="0"/>
+          <w:bCs/>
+          <w:color w:val="auto"/>
+        </w:rPr>
+        <w:t>_skills</w:t>
+      </w:r>
+      <w:proofErr w:type="spellEnd"/>
+      <w:r>
+        <w:rPr>
+          <w:b w:val="0"/>
+          <w:bCs/>
+          <w:color w:val="auto"/>
+        </w:rPr>
+        <w:t xml:space="preserve"> | </w:t>
+      </w:r>
+      <w:proofErr w:type="gramStart"/>
+      <w:r>
+        <w:rPr>
+          <w:b w:val="0"/>
+          <w:bCs/>
+          <w:color w:val="auto"/>
+        </w:rPr>
+        <w:t>join(</w:t>
+      </w:r>
+      <w:proofErr w:type="gramEnd"/>
+      <w:r>
+        <w:rPr>
+          <w:b w:val="0"/>
+          <w:bCs/>
+          <w:color w:val="auto"/>
+        </w:rPr>
+        <w:t>" • "</w:t>
+      </w:r>
+      <w:proofErr w:type="gramStart"/>
+      <w:r>
+        <w:rPr>
+          <w:b w:val="0"/>
+          <w:bCs/>
+          <w:color w:val="auto"/>
+        </w:rPr>
+        <w:t>) }</w:t>
+      </w:r>
+      <w:proofErr w:type="gramEnd"/>
+      <w:r>
+        <w:rPr>
+          <w:b w:val="0"/>
+          <w:bCs/>
+          <w:color w:val="auto"/>
+        </w:rPr>
+        <w:t>}</w:t>
       </w:r>
     </w:p>
     <w:p>
@@ -651,238 +2320,174 @@
           <w:bCs/>
           <w:color w:val="auto"/>
         </w:rPr>
-        <w:t>{% endfor %}</w:t>
+        <w:t xml:space="preserve">{% if not </w:t>
+      </w:r>
+      <w:proofErr w:type="spellStart"/>
+      <w:proofErr w:type="gramStart"/>
+      <w:r>
+        <w:rPr>
+          <w:b w:val="0"/>
+          <w:bCs/>
+          <w:color w:val="auto"/>
+        </w:rPr>
+        <w:t>candidate.technical</w:t>
+      </w:r>
+      <w:proofErr w:type="gramEnd"/>
+      <w:r>
+        <w:rPr>
+          <w:b w:val="0"/>
+          <w:bCs/>
+          <w:color w:val="auto"/>
+        </w:rPr>
+        <w:t>_skills</w:t>
+      </w:r>
+      <w:proofErr w:type="spellEnd"/>
+      <w:r>
+        <w:rPr>
+          <w:b w:val="0"/>
+          <w:bCs/>
+          <w:color w:val="auto"/>
+        </w:rPr>
+        <w:t xml:space="preserve"> and not </w:t>
+      </w:r>
+      <w:proofErr w:type="spellStart"/>
+      <w:proofErr w:type="gramStart"/>
+      <w:r>
+        <w:rPr>
+          <w:b w:val="0"/>
+          <w:bCs/>
+          <w:color w:val="auto"/>
+        </w:rPr>
+        <w:t>candidate.soft</w:t>
+      </w:r>
+      <w:proofErr w:type="gramEnd"/>
+      <w:r>
+        <w:rPr>
+          <w:b w:val="0"/>
+          <w:bCs/>
+          <w:color w:val="auto"/>
+        </w:rPr>
+        <w:t>_skills</w:t>
+      </w:r>
+      <w:proofErr w:type="spellEnd"/>
+      <w:r>
+        <w:rPr>
+          <w:b w:val="0"/>
+          <w:bCs/>
+          <w:color w:val="auto"/>
+        </w:rPr>
+        <w:t xml:space="preserve"> and </w:t>
+      </w:r>
+      <w:proofErr w:type="spellStart"/>
+      <w:proofErr w:type="gramStart"/>
+      <w:r>
+        <w:rPr>
+          <w:b w:val="0"/>
+          <w:bCs/>
+          <w:color w:val="auto"/>
+        </w:rPr>
+        <w:t>candidate.skills</w:t>
+      </w:r>
+      <w:proofErr w:type="gramEnd"/>
+      <w:r>
+        <w:rPr>
+          <w:b w:val="0"/>
+          <w:bCs/>
+          <w:color w:val="auto"/>
+        </w:rPr>
+        <w:t>_flat</w:t>
+      </w:r>
+      <w:proofErr w:type="spellEnd"/>
+      <w:r>
+        <w:rPr>
+          <w:b w:val="0"/>
+          <w:bCs/>
+          <w:color w:val="auto"/>
+        </w:rPr>
+        <w:t xml:space="preserve"> %}</w:t>
       </w:r>
     </w:p>
     <w:p>
       <w:pPr>
-        <w:rPr>
-          <w:b w:val="0"/>
-          <w:bCs/>
-          <w:color w:val="auto"/>
-        </w:rPr>
-      </w:pPr>
-      <w:r>
-        <w:rPr>
-          <w:b w:val="0"/>
-          <w:bCs/>
-          <w:color w:val="auto"/>
-        </w:rPr>
-        <w:t>{% endif %}</w:t>
-      </w:r>
-    </w:p>
-    <w:p>
-      <w:pPr>
-        <w:rPr>
-          <w:b w:val="0"/>
-          <w:bCs/>
-          <w:color w:val="auto"/>
-        </w:rPr>
-      </w:pPr>
-    </w:p>
-    <w:p>
-      <w:pPr>
-        <w:rPr>
-          <w:b w:val="0"/>
-          <w:bCs/>
-          <w:color w:val="auto"/>
-        </w:rPr>
-      </w:pPr>
-      <w:r>
-        <w:rPr>
-          <w:b w:val="0"/>
-          <w:bCs/>
-          <w:color w:val="auto"/>
-        </w:rPr>
-        <w:t>{% if candidate.soft_skills %}</w:t>
-      </w:r>
-    </w:p>
-    <w:p>
-      <w:pPr>
-        <w:rPr>
-          <w:b w:val="0"/>
-          <w:bCs/>
-          <w:color w:val="auto"/>
-        </w:rPr>
-      </w:pPr>
-      <w:r>
-        <w:rPr>
-          <w:b w:val="0"/>
-          <w:bCs/>
-          <w:color w:val="auto"/>
-        </w:rPr>
-        <w:t>Soft Skills:</w:t>
-      </w:r>
-    </w:p>
-    <w:p>
-      <w:pPr>
-        <w:rPr>
-          <w:b w:val="0"/>
-          <w:bCs/>
-          <w:color w:val="auto"/>
-        </w:rPr>
-      </w:pPr>
-      <w:r>
-        <w:rPr>
-          <w:b w:val="0"/>
-          <w:bCs/>
-          <w:color w:val="auto"/>
-        </w:rPr>
-        <w:t>{% for skill in candidate.soft_skills %}</w:t>
-      </w:r>
-    </w:p>
-    <w:p>
-      <w:pPr>
-        <w:rPr>
-          <w:b w:val="0"/>
-          <w:bCs/>
-          <w:color w:val="auto"/>
-        </w:rPr>
-      </w:pPr>
-      <w:r>
-        <w:rPr>
-          <w:b w:val="0"/>
-          <w:bCs/>
-          <w:color w:val="auto"/>
-        </w:rPr>
-        <w:t>• {{ skill }}</w:t>
-      </w:r>
-    </w:p>
-    <w:p>
-      <w:pPr>
-        <w:rPr>
-          <w:b w:val="0"/>
-          <w:bCs/>
-          <w:color w:val="auto"/>
-        </w:rPr>
-      </w:pPr>
-      <w:r>
-        <w:rPr>
-          <w:b w:val="0"/>
-          <w:bCs/>
-          <w:color w:val="auto"/>
-        </w:rPr>
-        <w:t>{% endfor %}</w:t>
-      </w:r>
-    </w:p>
-    <w:p>
-      <w:pPr>
-        <w:rPr>
-          <w:b w:val="0"/>
-          <w:bCs/>
-          <w:color w:val="auto"/>
-        </w:rPr>
-      </w:pPr>
-      <w:r>
-        <w:rPr>
-          <w:b w:val="0"/>
-          <w:bCs/>
-          <w:color w:val="auto"/>
-        </w:rPr>
-        <w:t>{% endif %}</w:t>
-      </w:r>
-    </w:p>
-    <w:p>
-      <w:pPr>
-        <w:rPr>
-          <w:b w:val="0"/>
-          <w:bCs/>
-          <w:color w:val="auto"/>
-        </w:rPr>
-      </w:pPr>
-    </w:p>
-    <w:p>
-      <w:pPr>
-        <w:rPr>
-          <w:b w:val="0"/>
-          <w:bCs/>
-          <w:color w:val="auto"/>
-        </w:rPr>
-      </w:pPr>
-      <w:r>
-        <w:rPr>
-          <w:b w:val="0"/>
-          <w:bCs/>
-          <w:color w:val="auto"/>
-        </w:rPr>
-        <w:t>{% if not candidate.technical_skills and not candidate.soft_skills and candidate.skills_flat %}</w:t>
-      </w:r>
-    </w:p>
-    <w:p>
-      <w:pPr>
-        <w:rPr>
-          <w:b w:val="0"/>
-          <w:bCs/>
-          <w:color w:val="auto"/>
-        </w:rPr>
-      </w:pPr>
-      <w:r>
-        <w:rPr>
-          <w:b w:val="0"/>
-          <w:bCs/>
-          <w:color w:val="auto"/>
-        </w:rPr>
-        <w:lastRenderedPageBreak/>
-        <w:t>{% for skill in candidate.skills_flat %}</w:t>
-      </w:r>
-    </w:p>
-    <w:p>
-      <w:pPr>
-        <w:rPr>
-          <w:b w:val="0"/>
-          <w:bCs/>
-          <w:color w:val="auto"/>
-        </w:rPr>
-      </w:pPr>
-      <w:r>
-        <w:rPr>
-          <w:b w:val="0"/>
-          <w:bCs/>
-          <w:color w:val="auto"/>
-        </w:rPr>
-        <w:t>• {{ skill }}</w:t>
-      </w:r>
-    </w:p>
-    <w:p>
-      <w:pPr>
-        <w:rPr>
-          <w:b w:val="0"/>
-          <w:bCs/>
-          <w:color w:val="auto"/>
-        </w:rPr>
-      </w:pPr>
-      <w:r>
-        <w:rPr>
-          <w:b w:val="0"/>
-          <w:bCs/>
-          <w:color w:val="auto"/>
-        </w:rPr>
-        <w:t>{% endfor %}</w:t>
-      </w:r>
-    </w:p>
-    <w:p>
-      <w:pPr>
-        <w:rPr>
-          <w:b w:val="0"/>
-          <w:bCs/>
-          <w:color w:val="auto"/>
-        </w:rPr>
-      </w:pPr>
-      <w:r>
-        <w:rPr>
-          <w:b w:val="0"/>
-          <w:bCs/>
-          <w:color w:val="auto"/>
-        </w:rPr>
-        <w:t>{% endif %}</w:t>
-      </w:r>
-    </w:p>
-    <w:p>
-      <w:pPr>
+        <w:spacing w:after="80" w:line="240" w:lineRule="auto"/>
         <w:rPr>
           <w:rStyle w:val="NotBold"/>
         </w:rPr>
       </w:pPr>
+      <w:proofErr w:type="gramStart"/>
+      <w:r>
+        <w:rPr>
+          <w:rStyle w:val="NotBold"/>
+        </w:rPr>
+        <w:t xml:space="preserve">{{ </w:t>
+      </w:r>
+      <w:proofErr w:type="spellStart"/>
+      <w:r>
+        <w:rPr>
+          <w:rStyle w:val="NotBold"/>
+        </w:rPr>
+        <w:t>candidate</w:t>
+      </w:r>
+      <w:proofErr w:type="gramEnd"/>
+      <w:r>
+        <w:rPr>
+          <w:rStyle w:val="NotBold"/>
+        </w:rPr>
+        <w:t>.skills</w:t>
+      </w:r>
+      <w:r>
+        <w:rPr>
+          <w:rStyle w:val="NotBold"/>
+        </w:rPr>
+        <w:t>_flat</w:t>
+      </w:r>
+      <w:proofErr w:type="spellEnd"/>
+      <w:r>
+        <w:rPr>
+          <w:rStyle w:val="NotBold"/>
+        </w:rPr>
+        <w:t xml:space="preserve"> | </w:t>
+      </w:r>
+      <w:proofErr w:type="gramStart"/>
+      <w:r>
+        <w:rPr>
+          <w:rStyle w:val="NotBold"/>
+        </w:rPr>
+        <w:t>join(</w:t>
+      </w:r>
+      <w:proofErr w:type="gramEnd"/>
+      <w:r>
+        <w:rPr>
+          <w:rStyle w:val="NotBold"/>
+        </w:rPr>
+        <w:t xml:space="preserve">" </w:t>
+      </w:r>
+      <w:proofErr w:type="gramStart"/>
+      <w:r>
+        <w:rPr>
+          <w:rStyle w:val="NotBold"/>
+        </w:rPr>
+        <w:t>•</w:t>
+      </w:r>
+      <w:r>
+        <w:rPr>
+          <w:rStyle w:val="NotBold"/>
+        </w:rPr>
+        <w:t xml:space="preserve"> </w:t>
+      </w:r>
+      <w:r>
+        <w:rPr>
+          <w:rStyle w:val="NotBold"/>
+        </w:rPr>
+        <w:t xml:space="preserve"> ") }</w:t>
+      </w:r>
+      <w:proofErr w:type="gramEnd"/>
+      <w:r>
+        <w:rPr>
+          <w:rStyle w:val="NotBold"/>
+        </w:rPr>
+        <w:t>}</w:t>
+      </w:r>
     </w:p>
     <w:sectPr>
       <w:pgSz w:w="12240" w:h="15840"/>

--- a/template/templateResumeDocV2.docx
+++ b/template/templateResumeDocV2.docx
@@ -22,23 +22,13 @@
           </w:placeholder>
           <w15:appearance w15:val="hidden"/>
         </w:sdtPr>
-        <w:sdtEndPr/>
         <w:sdtContent>
-          <w:proofErr w:type="gramStart"/>
           <w:r>
             <w:rPr>
               <w:sz w:val="48"/>
               <w:szCs w:val="48"/>
             </w:rPr>
-            <w:t>{{ candidate.name</w:t>
-          </w:r>
-          <w:proofErr w:type="gramEnd"/>
-          <w:r>
-            <w:rPr>
-              <w:sz w:val="48"/>
-              <w:szCs w:val="48"/>
-            </w:rPr>
-            <w:t xml:space="preserve"> }}</w:t>
+            <w:t>{{ candidate.name }}</w:t>
           </w:r>
         </w:sdtContent>
       </w:sdt>
@@ -62,7 +52,6 @@
           </w:placeholder>
           <w15:appearance w15:val="hidden"/>
         </w:sdtPr>
-        <w:sdtEndPr/>
         <w:sdtContent>
           <w:sdt>
             <w:sdtPr>
@@ -72,34 +61,14 @@
               </w:placeholder>
               <w15:appearance w15:val="hidden"/>
             </w:sdtPr>
-            <w:sdtEndPr/>
             <w:sdtContent>
-              <w:proofErr w:type="gramStart"/>
               <w:r>
                 <w:rPr>
                   <w:rFonts w:asciiTheme="minorHAnsi" w:hAnsiTheme="minorHAnsi"/>
                   <w:b/>
                   <w:bCs/>
                 </w:rPr>
-                <w:t>{{ candidate.name</w:t>
-              </w:r>
-              <w:proofErr w:type="gramEnd"/>
-              <w:r>
-                <w:rPr>
-                  <w:rFonts w:asciiTheme="minorHAnsi" w:hAnsiTheme="minorHAnsi"/>
-                  <w:b/>
-                  <w:bCs/>
-                </w:rPr>
-                <w:t xml:space="preserve"> }} • </w:t>
-              </w:r>
-              <w:proofErr w:type="gramStart"/>
-              <w:r>
-                <w:rPr>
-                  <w:rFonts w:asciiTheme="minorHAnsi" w:hAnsiTheme="minorHAnsi"/>
-                  <w:b/>
-                  <w:bCs/>
-                </w:rPr>
-                <w:t xml:space="preserve">{{ </w:t>
+                <w:t xml:space="preserve">{{ candidate.name }} • {{ </w:t>
               </w:r>
               <w:proofErr w:type="spellStart"/>
               <w:r>
@@ -108,25 +77,7 @@
                   <w:b/>
                   <w:bCs/>
                 </w:rPr>
-                <w:t>candidate</w:t>
-              </w:r>
-              <w:proofErr w:type="gramEnd"/>
-              <w:r>
-                <w:rPr>
-                  <w:rFonts w:asciiTheme="minorHAnsi" w:hAnsiTheme="minorHAnsi"/>
-                  <w:b/>
-                  <w:bCs/>
-                </w:rPr>
-                <w:t>.</w:t>
-              </w:r>
-              <w:proofErr w:type="gramStart"/>
-              <w:r>
-                <w:rPr>
-                  <w:rFonts w:asciiTheme="minorHAnsi" w:hAnsiTheme="minorHAnsi"/>
-                  <w:b/>
-                  <w:bCs/>
-                </w:rPr>
-                <w:t>email</w:t>
+                <w:t>candidate.email</w:t>
               </w:r>
               <w:proofErr w:type="spellEnd"/>
               <w:r>
@@ -135,25 +86,7 @@
                   <w:b/>
                   <w:bCs/>
                 </w:rPr>
-                <w:t xml:space="preserve"> }</w:t>
-              </w:r>
-              <w:proofErr w:type="gramEnd"/>
-              <w:r>
-                <w:rPr>
-                  <w:rFonts w:asciiTheme="minorHAnsi" w:hAnsiTheme="minorHAnsi"/>
-                  <w:b/>
-                  <w:bCs/>
-                </w:rPr>
-                <w:t xml:space="preserve">} • </w:t>
-              </w:r>
-              <w:proofErr w:type="gramStart"/>
-              <w:r>
-                <w:rPr>
-                  <w:rFonts w:asciiTheme="minorHAnsi" w:hAnsiTheme="minorHAnsi"/>
-                  <w:b/>
-                  <w:bCs/>
-                </w:rPr>
-                <w:t xml:space="preserve">{{ </w:t>
+                <w:t xml:space="preserve"> }} • {{ </w:t>
               </w:r>
               <w:proofErr w:type="spellStart"/>
               <w:r>
@@ -162,25 +95,7 @@
                   <w:b/>
                   <w:bCs/>
                 </w:rPr>
-                <w:t>candidate</w:t>
-              </w:r>
-              <w:proofErr w:type="gramEnd"/>
-              <w:r>
-                <w:rPr>
-                  <w:rFonts w:asciiTheme="minorHAnsi" w:hAnsiTheme="minorHAnsi"/>
-                  <w:b/>
-                  <w:bCs/>
-                </w:rPr>
-                <w:t>.</w:t>
-              </w:r>
-              <w:proofErr w:type="gramStart"/>
-              <w:r>
-                <w:rPr>
-                  <w:rFonts w:asciiTheme="minorHAnsi" w:hAnsiTheme="minorHAnsi"/>
-                  <w:b/>
-                  <w:bCs/>
-                </w:rPr>
-                <w:t>phone</w:t>
+                <w:t>candidate.phone</w:t>
               </w:r>
               <w:proofErr w:type="spellEnd"/>
               <w:r>
@@ -189,19 +104,9 @@
                   <w:b/>
                   <w:bCs/>
                 </w:rPr>
-                <w:t xml:space="preserve"> }}{</w:t>
-              </w:r>
-              <w:proofErr w:type="gramEnd"/>
-              <w:r>
-                <w:rPr>
-                  <w:rFonts w:asciiTheme="minorHAnsi" w:hAnsiTheme="minorHAnsi"/>
-                  <w:b/>
-                  <w:bCs/>
-                </w:rPr>
-                <w:t xml:space="preserve">% if </w:t>
+                <w:t xml:space="preserve"> }}{% if </w:t>
               </w:r>
               <w:proofErr w:type="spellStart"/>
-              <w:proofErr w:type="gramStart"/>
               <w:r>
                 <w:rPr>
                   <w:rFonts w:asciiTheme="minorHAnsi" w:hAnsiTheme="minorHAnsi"/>
@@ -211,23 +116,13 @@
                 <w:t>candidate.link</w:t>
               </w:r>
               <w:proofErr w:type="spellEnd"/>
-              <w:proofErr w:type="gramEnd"/>
               <w:r>
                 <w:rPr>
                   <w:rFonts w:asciiTheme="minorHAnsi" w:hAnsiTheme="minorHAnsi"/>
                   <w:b/>
                   <w:bCs/>
                 </w:rPr>
-                <w:t xml:space="preserve"> %} • </w:t>
-              </w:r>
-              <w:proofErr w:type="gramStart"/>
-              <w:r>
-                <w:rPr>
-                  <w:rFonts w:asciiTheme="minorHAnsi" w:hAnsiTheme="minorHAnsi"/>
-                  <w:b/>
-                  <w:bCs/>
-                </w:rPr>
-                <w:t xml:space="preserve">{{ </w:t>
+                <w:t xml:space="preserve"> %} • {{ </w:t>
               </w:r>
               <w:proofErr w:type="spellStart"/>
               <w:r>
@@ -236,25 +131,7 @@
                   <w:b/>
                   <w:bCs/>
                 </w:rPr>
-                <w:t>candidate</w:t>
-              </w:r>
-              <w:proofErr w:type="gramEnd"/>
-              <w:r>
-                <w:rPr>
-                  <w:rFonts w:asciiTheme="minorHAnsi" w:hAnsiTheme="minorHAnsi"/>
-                  <w:b/>
-                  <w:bCs/>
-                </w:rPr>
-                <w:t>.</w:t>
-              </w:r>
-              <w:proofErr w:type="gramStart"/>
-              <w:r>
-                <w:rPr>
-                  <w:rFonts w:asciiTheme="minorHAnsi" w:hAnsiTheme="minorHAnsi"/>
-                  <w:b/>
-                  <w:bCs/>
-                </w:rPr>
-                <w:t>link</w:t>
+                <w:t>candidate.link</w:t>
               </w:r>
               <w:proofErr w:type="spellEnd"/>
               <w:r>
@@ -263,16 +140,7 @@
                   <w:b/>
                   <w:bCs/>
                 </w:rPr>
-                <w:t xml:space="preserve"> }}{</w:t>
-              </w:r>
-              <w:proofErr w:type="gramEnd"/>
-              <w:r>
-                <w:rPr>
-                  <w:rFonts w:asciiTheme="minorHAnsi" w:hAnsiTheme="minorHAnsi"/>
-                  <w:b/>
-                  <w:bCs/>
-                </w:rPr>
-                <w:t>% endif %}</w:t>
+                <w:t xml:space="preserve"> }}{% endif %}</w:t>
               </w:r>
             </w:sdtContent>
           </w:sdt>
@@ -287,23 +155,13 @@
         <w:t xml:space="preserve">{% if </w:t>
       </w:r>
       <w:proofErr w:type="spellStart"/>
-      <w:proofErr w:type="gramStart"/>
-      <w:r>
-        <w:t>candidate.professional</w:t>
-      </w:r>
-      <w:proofErr w:type="gramEnd"/>
-      <w:r>
-        <w:t>_</w:t>
-      </w:r>
-      <w:proofErr w:type="gramStart"/>
-      <w:r>
-        <w:t>summary</w:t>
+      <w:r>
+        <w:t>candidate.professional_summary</w:t>
       </w:r>
       <w:proofErr w:type="spellEnd"/>
       <w:r>
         <w:t xml:space="preserve"> %}</w:t>
       </w:r>
-      <w:proofErr w:type="gramEnd"/>
     </w:p>
     <w:p>
       <w:pPr>
@@ -335,29 +193,16 @@
           <w:sz w:val="24"/>
         </w:rPr>
       </w:pPr>
-      <w:proofErr w:type="gramStart"/>
       <w:r>
         <w:t xml:space="preserve">{{ </w:t>
       </w:r>
       <w:proofErr w:type="spellStart"/>
       <w:r>
-        <w:t>candidate</w:t>
-      </w:r>
-      <w:proofErr w:type="gramEnd"/>
-      <w:r>
-        <w:t>.professional_</w:t>
-      </w:r>
-      <w:proofErr w:type="gramStart"/>
-      <w:r>
-        <w:t>summary</w:t>
+        <w:t>candidate.professional_summary</w:t>
       </w:r>
       <w:proofErr w:type="spellEnd"/>
       <w:r>
-        <w:t xml:space="preserve"> }</w:t>
-      </w:r>
-      <w:proofErr w:type="gramEnd"/>
-      <w:r>
-        <w:t>}</w:t>
+        <w:t xml:space="preserve"> }}</w:t>
       </w:r>
     </w:p>
     <w:p>
@@ -412,7 +257,6 @@
                 <w:showingPlcHdr/>
                 <w15:appearance w15:val="hidden"/>
               </w:sdtPr>
-              <w:sdtEndPr/>
               <w:sdtContent>
                 <w:r>
                   <w:rPr>
@@ -458,29 +302,12 @@
         <w:t xml:space="preserve">{% for exp in </w:t>
       </w:r>
       <w:proofErr w:type="spellStart"/>
-      <w:proofErr w:type="gramStart"/>
-      <w:r>
-        <w:rPr>
-          <w:b w:val="0"/>
-          <w:bCs/>
-        </w:rPr>
-        <w:t>candidate.experience</w:t>
-      </w:r>
-      <w:proofErr w:type="gramEnd"/>
-      <w:r>
-        <w:rPr>
-          <w:b w:val="0"/>
-          <w:bCs/>
-        </w:rPr>
-        <w:t>_</w:t>
-      </w:r>
-      <w:proofErr w:type="gramStart"/>
-      <w:r>
-        <w:rPr>
-          <w:b w:val="0"/>
-          <w:bCs/>
-        </w:rPr>
-        <w:t>section</w:t>
+      <w:r>
+        <w:rPr>
+          <w:b w:val="0"/>
+          <w:bCs/>
+        </w:rPr>
+        <w:t>candidate.experience_section</w:t>
       </w:r>
       <w:proofErr w:type="spellEnd"/>
       <w:r>
@@ -490,7 +317,6 @@
         </w:rPr>
         <w:t xml:space="preserve"> %}</w:t>
       </w:r>
-      <w:proofErr w:type="gramEnd"/>
     </w:p>
     <w:p>
       <w:pPr>
@@ -499,7 +325,6 @@
           <w:bCs/>
         </w:rPr>
       </w:pPr>
-      <w:proofErr w:type="gramStart"/>
       <w:r>
         <w:rPr>
           <w:b w:val="0"/>
@@ -513,23 +338,7 @@
           <w:b w:val="0"/>
           <w:bCs/>
         </w:rPr>
-        <w:t>exp</w:t>
-      </w:r>
-      <w:proofErr w:type="gramEnd"/>
-      <w:r>
-        <w:rPr>
-          <w:b w:val="0"/>
-          <w:bCs/>
-        </w:rPr>
-        <w:t>.</w:t>
-      </w:r>
-      <w:proofErr w:type="gramStart"/>
-      <w:r>
-        <w:rPr>
-          <w:b w:val="0"/>
-          <w:bCs/>
-        </w:rPr>
-        <w:t>role</w:t>
+        <w:t>exp.role</w:t>
       </w:r>
       <w:proofErr w:type="spellEnd"/>
       <w:r>
@@ -537,23 +346,7 @@
           <w:b w:val="0"/>
           <w:bCs/>
         </w:rPr>
-        <w:t xml:space="preserve"> }</w:t>
-      </w:r>
-      <w:proofErr w:type="gramEnd"/>
-      <w:r>
-        <w:rPr>
-          <w:b w:val="0"/>
-          <w:bCs/>
-        </w:rPr>
-        <w:t xml:space="preserve">} — </w:t>
-      </w:r>
-      <w:proofErr w:type="gramStart"/>
-      <w:r>
-        <w:rPr>
-          <w:b w:val="0"/>
-          <w:bCs/>
-        </w:rPr>
-        <w:t xml:space="preserve">{{ </w:t>
+        <w:t xml:space="preserve"> }} — {{ </w:t>
       </w:r>
       <w:proofErr w:type="spellStart"/>
       <w:r>
@@ -561,23 +354,7 @@
           <w:b w:val="0"/>
           <w:bCs/>
         </w:rPr>
-        <w:t>exp</w:t>
-      </w:r>
-      <w:proofErr w:type="gramEnd"/>
-      <w:r>
-        <w:rPr>
-          <w:b w:val="0"/>
-          <w:bCs/>
-        </w:rPr>
-        <w:t>.</w:t>
-      </w:r>
-      <w:proofErr w:type="gramStart"/>
-      <w:r>
-        <w:rPr>
-          <w:b w:val="0"/>
-          <w:bCs/>
-        </w:rPr>
-        <w:t>company</w:t>
+        <w:t>exp.company</w:t>
       </w:r>
       <w:proofErr w:type="spellEnd"/>
       <w:r>
@@ -585,18 +362,9 @@
           <w:b w:val="0"/>
           <w:bCs/>
         </w:rPr>
-        <w:t xml:space="preserve"> }}{</w:t>
-      </w:r>
-      <w:proofErr w:type="gramEnd"/>
-      <w:r>
-        <w:rPr>
-          <w:b w:val="0"/>
-          <w:bCs/>
-        </w:rPr>
-        <w:t xml:space="preserve">% if </w:t>
+        <w:t xml:space="preserve"> }}{% if </w:t>
       </w:r>
       <w:proofErr w:type="spellStart"/>
-      <w:proofErr w:type="gramStart"/>
       <w:r>
         <w:rPr>
           <w:b w:val="0"/>
@@ -605,21 +373,12 @@
         <w:t>exp.dates</w:t>
       </w:r>
       <w:proofErr w:type="spellEnd"/>
-      <w:proofErr w:type="gramEnd"/>
-      <w:r>
-        <w:rPr>
-          <w:b w:val="0"/>
-          <w:bCs/>
-        </w:rPr>
-        <w:t xml:space="preserve"> %} (</w:t>
-      </w:r>
-      <w:proofErr w:type="gramStart"/>
-      <w:r>
-        <w:rPr>
-          <w:b w:val="0"/>
-          <w:bCs/>
-        </w:rPr>
-        <w:t xml:space="preserve">{{ </w:t>
+      <w:r>
+        <w:rPr>
+          <w:b w:val="0"/>
+          <w:bCs/>
+        </w:rPr>
+        <w:t xml:space="preserve"> %} ({{ </w:t>
       </w:r>
       <w:proofErr w:type="spellStart"/>
       <w:r>
@@ -627,23 +386,7 @@
           <w:b w:val="0"/>
           <w:bCs/>
         </w:rPr>
-        <w:t>exp</w:t>
-      </w:r>
-      <w:proofErr w:type="gramEnd"/>
-      <w:r>
-        <w:rPr>
-          <w:b w:val="0"/>
-          <w:bCs/>
-        </w:rPr>
-        <w:t>.</w:t>
-      </w:r>
-      <w:proofErr w:type="gramStart"/>
-      <w:r>
-        <w:rPr>
-          <w:b w:val="0"/>
-          <w:bCs/>
-        </w:rPr>
-        <w:t>dates</w:t>
+        <w:t>exp.dates</w:t>
       </w:r>
       <w:proofErr w:type="spellEnd"/>
       <w:r>
@@ -651,25 +394,8 @@
           <w:b w:val="0"/>
           <w:bCs/>
         </w:rPr>
-        <w:t xml:space="preserve"> }}){</w:t>
-      </w:r>
-      <w:proofErr w:type="gramEnd"/>
-      <w:r>
-        <w:rPr>
-          <w:b w:val="0"/>
-          <w:bCs/>
-        </w:rPr>
-        <w:t xml:space="preserve">% </w:t>
-      </w:r>
-      <w:proofErr w:type="gramStart"/>
-      <w:r>
-        <w:rPr>
-          <w:b w:val="0"/>
-          <w:bCs/>
-        </w:rPr>
-        <w:t>endif %}</w:t>
-      </w:r>
-      <w:proofErr w:type="gramEnd"/>
+        <w:t xml:space="preserve"> }}){% endif %}</w:t>
+      </w:r>
     </w:p>
     <w:p>
       <w:pPr>
@@ -686,29 +412,12 @@
         <w:t xml:space="preserve">{% for bullet in </w:t>
       </w:r>
       <w:proofErr w:type="spellStart"/>
-      <w:proofErr w:type="gramStart"/>
-      <w:r>
-        <w:rPr>
-          <w:b w:val="0"/>
-          <w:bCs/>
-        </w:rPr>
-        <w:t>exp.bullet</w:t>
-      </w:r>
-      <w:proofErr w:type="gramEnd"/>
-      <w:r>
-        <w:rPr>
-          <w:b w:val="0"/>
-          <w:bCs/>
-        </w:rPr>
-        <w:t>_</w:t>
-      </w:r>
-      <w:proofErr w:type="gramStart"/>
-      <w:r>
-        <w:rPr>
-          <w:b w:val="0"/>
-          <w:bCs/>
-        </w:rPr>
-        <w:t>points</w:t>
+      <w:r>
+        <w:rPr>
+          <w:b w:val="0"/>
+          <w:bCs/>
+        </w:rPr>
+        <w:t>exp.bullet_points</w:t>
       </w:r>
       <w:proofErr w:type="spellEnd"/>
       <w:r>
@@ -718,7 +427,6 @@
         </w:rPr>
         <w:t xml:space="preserve"> %}</w:t>
       </w:r>
-      <w:proofErr w:type="gramEnd"/>
     </w:p>
     <w:p>
       <w:pPr>
@@ -732,23 +440,7 @@
           <w:b w:val="0"/>
           <w:bCs/>
         </w:rPr>
-        <w:t xml:space="preserve">• </w:t>
-      </w:r>
-      <w:proofErr w:type="gramStart"/>
-      <w:r>
-        <w:rPr>
-          <w:b w:val="0"/>
-          <w:bCs/>
-        </w:rPr>
-        <w:t>{{ bullet</w:t>
-      </w:r>
-      <w:proofErr w:type="gramEnd"/>
-      <w:r>
-        <w:rPr>
-          <w:b w:val="0"/>
-          <w:bCs/>
-        </w:rPr>
-        <w:t xml:space="preserve"> }}</w:t>
+        <w:t>• {{ bullet }}</w:t>
       </w:r>
     </w:p>
     <w:p>
@@ -828,7 +520,6 @@
         <w:t xml:space="preserve">{% if </w:t>
       </w:r>
       <w:proofErr w:type="spellStart"/>
-      <w:proofErr w:type="gramStart"/>
       <w:r>
         <w:rPr>
           <w:b w:val="0"/>
@@ -837,7 +528,6 @@
         <w:t>candidate.projects</w:t>
       </w:r>
       <w:proofErr w:type="spellEnd"/>
-      <w:proofErr w:type="gramEnd"/>
       <w:r>
         <w:rPr>
           <w:b w:val="0"/>
@@ -882,7 +572,6 @@
         <w:t xml:space="preserve"> in </w:t>
       </w:r>
       <w:proofErr w:type="spellStart"/>
-      <w:proofErr w:type="gramStart"/>
       <w:r>
         <w:rPr>
           <w:b w:val="0"/>
@@ -891,7 +580,6 @@
         <w:t>candidate.projects</w:t>
       </w:r>
       <w:proofErr w:type="spellEnd"/>
-      <w:proofErr w:type="gramEnd"/>
       <w:r>
         <w:rPr>
           <w:b w:val="0"/>
@@ -907,7 +595,6 @@
           <w:bCs/>
         </w:rPr>
       </w:pPr>
-      <w:proofErr w:type="gramStart"/>
       <w:r>
         <w:rPr>
           <w:b w:val="0"/>
@@ -921,23 +608,7 @@
           <w:b w:val="0"/>
           <w:bCs/>
         </w:rPr>
-        <w:t>proj</w:t>
-      </w:r>
-      <w:proofErr w:type="gramEnd"/>
-      <w:r>
-        <w:rPr>
-          <w:b w:val="0"/>
-          <w:bCs/>
-        </w:rPr>
-        <w:t>.</w:t>
-      </w:r>
-      <w:proofErr w:type="gramStart"/>
-      <w:r>
-        <w:rPr>
-          <w:b w:val="0"/>
-          <w:bCs/>
-        </w:rPr>
-        <w:t>title</w:t>
+        <w:t>proj.title</w:t>
       </w:r>
       <w:proofErr w:type="spellEnd"/>
       <w:r>
@@ -945,18 +616,9 @@
           <w:b w:val="0"/>
           <w:bCs/>
         </w:rPr>
-        <w:t xml:space="preserve"> }}{</w:t>
-      </w:r>
-      <w:proofErr w:type="gramEnd"/>
-      <w:r>
-        <w:rPr>
-          <w:b w:val="0"/>
-          <w:bCs/>
-        </w:rPr>
-        <w:t xml:space="preserve">% if </w:t>
+        <w:t xml:space="preserve"> }}{% if </w:t>
       </w:r>
       <w:proofErr w:type="spellStart"/>
-      <w:proofErr w:type="gramStart"/>
       <w:r>
         <w:rPr>
           <w:b w:val="0"/>
@@ -965,21 +627,12 @@
         <w:t>proj.dates</w:t>
       </w:r>
       <w:proofErr w:type="spellEnd"/>
-      <w:proofErr w:type="gramEnd"/>
-      <w:r>
-        <w:rPr>
-          <w:b w:val="0"/>
-          <w:bCs/>
-        </w:rPr>
-        <w:t xml:space="preserve"> %} (</w:t>
-      </w:r>
-      <w:proofErr w:type="gramStart"/>
-      <w:r>
-        <w:rPr>
-          <w:b w:val="0"/>
-          <w:bCs/>
-        </w:rPr>
-        <w:t xml:space="preserve">{{ </w:t>
+      <w:r>
+        <w:rPr>
+          <w:b w:val="0"/>
+          <w:bCs/>
+        </w:rPr>
+        <w:t xml:space="preserve"> %} ({{ </w:t>
       </w:r>
       <w:proofErr w:type="spellStart"/>
       <w:r>
@@ -987,23 +640,7 @@
           <w:b w:val="0"/>
           <w:bCs/>
         </w:rPr>
-        <w:t>proj</w:t>
-      </w:r>
-      <w:proofErr w:type="gramEnd"/>
-      <w:r>
-        <w:rPr>
-          <w:b w:val="0"/>
-          <w:bCs/>
-        </w:rPr>
-        <w:t>.</w:t>
-      </w:r>
-      <w:proofErr w:type="gramStart"/>
-      <w:r>
-        <w:rPr>
-          <w:b w:val="0"/>
-          <w:bCs/>
-        </w:rPr>
-        <w:t>dates</w:t>
+        <w:t>proj.dates</w:t>
       </w:r>
       <w:proofErr w:type="spellEnd"/>
       <w:r>
@@ -1011,25 +648,8 @@
           <w:b w:val="0"/>
           <w:bCs/>
         </w:rPr>
-        <w:t xml:space="preserve"> }}){</w:t>
-      </w:r>
-      <w:proofErr w:type="gramEnd"/>
-      <w:r>
-        <w:rPr>
-          <w:b w:val="0"/>
-          <w:bCs/>
-        </w:rPr>
-        <w:t xml:space="preserve">% </w:t>
-      </w:r>
-      <w:proofErr w:type="gramStart"/>
-      <w:r>
-        <w:rPr>
-          <w:b w:val="0"/>
-          <w:bCs/>
-        </w:rPr>
-        <w:t>endif %}</w:t>
-      </w:r>
-      <w:proofErr w:type="gramEnd"/>
+        <w:t xml:space="preserve"> }}){% endif %}</w:t>
+      </w:r>
     </w:p>
     <w:p>
       <w:pPr>
@@ -1046,29 +666,12 @@
         <w:t xml:space="preserve">{% for bullet in </w:t>
       </w:r>
       <w:proofErr w:type="spellStart"/>
-      <w:proofErr w:type="gramStart"/>
-      <w:r>
-        <w:rPr>
-          <w:b w:val="0"/>
-          <w:bCs/>
-        </w:rPr>
-        <w:t>proj.bullet</w:t>
-      </w:r>
-      <w:proofErr w:type="gramEnd"/>
-      <w:r>
-        <w:rPr>
-          <w:b w:val="0"/>
-          <w:bCs/>
-        </w:rPr>
-        <w:t>_</w:t>
-      </w:r>
-      <w:proofErr w:type="gramStart"/>
-      <w:r>
-        <w:rPr>
-          <w:b w:val="0"/>
-          <w:bCs/>
-        </w:rPr>
-        <w:t>points</w:t>
+      <w:r>
+        <w:rPr>
+          <w:b w:val="0"/>
+          <w:bCs/>
+        </w:rPr>
+        <w:t>proj.bullet_points</w:t>
       </w:r>
       <w:proofErr w:type="spellEnd"/>
       <w:r>
@@ -1078,7 +681,6 @@
         </w:rPr>
         <w:t xml:space="preserve"> %}</w:t>
       </w:r>
-      <w:proofErr w:type="gramEnd"/>
     </w:p>
     <w:p>
       <w:pPr>
@@ -1092,23 +694,7 @@
           <w:b w:val="0"/>
           <w:bCs/>
         </w:rPr>
-        <w:t xml:space="preserve">• </w:t>
-      </w:r>
-      <w:proofErr w:type="gramStart"/>
-      <w:r>
-        <w:rPr>
-          <w:b w:val="0"/>
-          <w:bCs/>
-        </w:rPr>
-        <w:t>{{ bullet</w:t>
-      </w:r>
-      <w:proofErr w:type="gramEnd"/>
-      <w:r>
-        <w:rPr>
-          <w:b w:val="0"/>
-          <w:bCs/>
-        </w:rPr>
-        <w:t xml:space="preserve"> }}</w:t>
+        <w:t>• {{ bullet }}</w:t>
       </w:r>
     </w:p>
     <w:p>
@@ -1203,7 +789,6 @@
         <w:t xml:space="preserve">{% if </w:t>
       </w:r>
       <w:proofErr w:type="spellStart"/>
-      <w:proofErr w:type="gramStart"/>
       <w:r>
         <w:rPr>
           <w:b w:val="0"/>
@@ -1212,7 +797,6 @@
         <w:t>candidate.education</w:t>
       </w:r>
       <w:proofErr w:type="spellEnd"/>
-      <w:proofErr w:type="gramEnd"/>
       <w:r>
         <w:rPr>
           <w:b w:val="0"/>
@@ -1243,7 +827,6 @@
           </w:placeholder>
           <w15:appearance w15:val="hidden"/>
         </w:sdtPr>
-        <w:sdtEndPr/>
         <w:sdtContent>
           <w:r>
             <w:rPr>
@@ -1290,12 +873,10 @@
         <w:t xml:space="preserve"> in </w:t>
       </w:r>
       <w:proofErr w:type="spellStart"/>
-      <w:proofErr w:type="gramStart"/>
       <w:r>
         <w:t>candidate.education</w:t>
       </w:r>
       <w:proofErr w:type="spellEnd"/>
-      <w:proofErr w:type="gramEnd"/>
       <w:r>
         <w:t xml:space="preserve"> %}</w:t>
       </w:r>
@@ -1307,7 +888,6 @@
           <w:bCs/>
         </w:rPr>
       </w:pPr>
-      <w:proofErr w:type="gramStart"/>
       <w:r>
         <w:rPr>
           <w:b w:val="0"/>
@@ -1321,23 +901,7 @@
           <w:b w:val="0"/>
           <w:bCs/>
         </w:rPr>
-        <w:t>edu</w:t>
-      </w:r>
-      <w:proofErr w:type="gramEnd"/>
-      <w:r>
-        <w:rPr>
-          <w:b w:val="0"/>
-          <w:bCs/>
-        </w:rPr>
-        <w:t>.</w:t>
-      </w:r>
-      <w:proofErr w:type="gramStart"/>
-      <w:r>
-        <w:rPr>
-          <w:b w:val="0"/>
-          <w:bCs/>
-        </w:rPr>
-        <w:t>degree</w:t>
+        <w:t>edu.degree</w:t>
       </w:r>
       <w:proofErr w:type="spellEnd"/>
       <w:r>
@@ -1345,23 +909,7 @@
           <w:b w:val="0"/>
           <w:bCs/>
         </w:rPr>
-        <w:t xml:space="preserve"> }</w:t>
-      </w:r>
-      <w:proofErr w:type="gramEnd"/>
-      <w:r>
-        <w:rPr>
-          <w:b w:val="0"/>
-          <w:bCs/>
-        </w:rPr>
-        <w:t xml:space="preserve">} — </w:t>
-      </w:r>
-      <w:proofErr w:type="gramStart"/>
-      <w:r>
-        <w:rPr>
-          <w:b w:val="0"/>
-          <w:bCs/>
-        </w:rPr>
-        <w:t xml:space="preserve">{{ </w:t>
+        <w:t xml:space="preserve"> }} — {{ </w:t>
       </w:r>
       <w:proofErr w:type="spellStart"/>
       <w:r>
@@ -1369,23 +917,7 @@
           <w:b w:val="0"/>
           <w:bCs/>
         </w:rPr>
-        <w:t>edu</w:t>
-      </w:r>
-      <w:proofErr w:type="gramEnd"/>
-      <w:r>
-        <w:rPr>
-          <w:b w:val="0"/>
-          <w:bCs/>
-        </w:rPr>
-        <w:t>.</w:t>
-      </w:r>
-      <w:proofErr w:type="gramStart"/>
-      <w:r>
-        <w:rPr>
-          <w:b w:val="0"/>
-          <w:bCs/>
-        </w:rPr>
-        <w:t>school</w:t>
+        <w:t>edu.school</w:t>
       </w:r>
       <w:proofErr w:type="spellEnd"/>
       <w:r>
@@ -1393,18 +925,9 @@
           <w:b w:val="0"/>
           <w:bCs/>
         </w:rPr>
-        <w:t xml:space="preserve"> }}{</w:t>
-      </w:r>
-      <w:proofErr w:type="gramEnd"/>
-      <w:r>
-        <w:rPr>
-          <w:b w:val="0"/>
-          <w:bCs/>
-        </w:rPr>
-        <w:t xml:space="preserve">% if </w:t>
+        <w:t xml:space="preserve"> }}{% if </w:t>
       </w:r>
       <w:proofErr w:type="spellStart"/>
-      <w:proofErr w:type="gramStart"/>
       <w:r>
         <w:rPr>
           <w:b w:val="0"/>
@@ -1413,21 +936,12 @@
         <w:t>edu.year</w:t>
       </w:r>
       <w:proofErr w:type="spellEnd"/>
-      <w:proofErr w:type="gramEnd"/>
-      <w:r>
-        <w:rPr>
-          <w:b w:val="0"/>
-          <w:bCs/>
-        </w:rPr>
-        <w:t xml:space="preserve"> %} (</w:t>
-      </w:r>
-      <w:proofErr w:type="gramStart"/>
-      <w:r>
-        <w:rPr>
-          <w:b w:val="0"/>
-          <w:bCs/>
-        </w:rPr>
-        <w:t xml:space="preserve">{{ </w:t>
+      <w:r>
+        <w:rPr>
+          <w:b w:val="0"/>
+          <w:bCs/>
+        </w:rPr>
+        <w:t xml:space="preserve"> %} ({{ </w:t>
       </w:r>
       <w:proofErr w:type="spellStart"/>
       <w:r>
@@ -1435,23 +949,7 @@
           <w:b w:val="0"/>
           <w:bCs/>
         </w:rPr>
-        <w:t>edu</w:t>
-      </w:r>
-      <w:proofErr w:type="gramEnd"/>
-      <w:r>
-        <w:rPr>
-          <w:b w:val="0"/>
-          <w:bCs/>
-        </w:rPr>
-        <w:t>.</w:t>
-      </w:r>
-      <w:proofErr w:type="gramStart"/>
-      <w:r>
-        <w:rPr>
-          <w:b w:val="0"/>
-          <w:bCs/>
-        </w:rPr>
-        <w:t>year</w:t>
+        <w:t>edu.year</w:t>
       </w:r>
       <w:proofErr w:type="spellEnd"/>
       <w:r>
@@ -1459,25 +957,8 @@
           <w:b w:val="0"/>
           <w:bCs/>
         </w:rPr>
-        <w:t xml:space="preserve"> }}){</w:t>
-      </w:r>
-      <w:proofErr w:type="gramEnd"/>
-      <w:r>
-        <w:rPr>
-          <w:b w:val="0"/>
-          <w:bCs/>
-        </w:rPr>
-        <w:t xml:space="preserve">% </w:t>
-      </w:r>
-      <w:proofErr w:type="gramStart"/>
-      <w:r>
-        <w:rPr>
-          <w:b w:val="0"/>
-          <w:bCs/>
-        </w:rPr>
-        <w:t>endif %}</w:t>
-      </w:r>
-      <w:proofErr w:type="gramEnd"/>
+        <w:t xml:space="preserve"> }}){% endif %}</w:t>
+      </w:r>
     </w:p>
     <w:p>
       <w:r>
@@ -1502,12 +983,10 @@
         <w:t xml:space="preserve">{% if </w:t>
       </w:r>
       <w:proofErr w:type="spellStart"/>
-      <w:proofErr w:type="gramStart"/>
       <w:r>
         <w:t>candidate.certifications</w:t>
       </w:r>
       <w:proofErr w:type="spellEnd"/>
-      <w:proofErr w:type="gramEnd"/>
       <w:r>
         <w:t xml:space="preserve"> %}</w:t>
       </w:r>
@@ -1532,12 +1011,10 @@
         <w:t xml:space="preserve">{% for cert in </w:t>
       </w:r>
       <w:proofErr w:type="spellStart"/>
-      <w:proofErr w:type="gramStart"/>
       <w:r>
         <w:t>candidate.certifications</w:t>
       </w:r>
       <w:proofErr w:type="spellEnd"/>
-      <w:proofErr w:type="gramEnd"/>
       <w:r>
         <w:t xml:space="preserve"> %}</w:t>
       </w:r>
@@ -1545,15 +1022,7 @@
     <w:p>
       <w:r>
         <w:lastRenderedPageBreak/>
-        <w:t xml:space="preserve">• </w:t>
-      </w:r>
-      <w:proofErr w:type="gramStart"/>
-      <w:r>
-        <w:t>{{ cert</w:t>
-      </w:r>
-      <w:proofErr w:type="gramEnd"/>
-      <w:r>
-        <w:t xml:space="preserve"> }}</w:t>
+        <w:t>• {{ cert }}</w:t>
       </w:r>
     </w:p>
     <w:p>
@@ -1579,23 +1048,13 @@
         <w:t xml:space="preserve">{% if </w:t>
       </w:r>
       <w:proofErr w:type="spellStart"/>
-      <w:proofErr w:type="gramStart"/>
-      <w:r>
-        <w:t>candidate.volunteer</w:t>
-      </w:r>
-      <w:proofErr w:type="gramEnd"/>
-      <w:r>
-        <w:t>_</w:t>
-      </w:r>
-      <w:proofErr w:type="gramStart"/>
-      <w:r>
-        <w:t>experience</w:t>
+      <w:r>
+        <w:t>candidate.volunteer_experience</w:t>
       </w:r>
       <w:proofErr w:type="spellEnd"/>
       <w:r>
         <w:t xml:space="preserve"> %}</w:t>
       </w:r>
-      <w:proofErr w:type="gramEnd"/>
     </w:p>
     <w:p>
       <w:pPr>
@@ -1628,23 +1087,13 @@
         <w:t xml:space="preserve">{% for vol in </w:t>
       </w:r>
       <w:proofErr w:type="spellStart"/>
-      <w:proofErr w:type="gramStart"/>
-      <w:r>
-        <w:t>candidate.volunteer</w:t>
-      </w:r>
-      <w:proofErr w:type="gramEnd"/>
-      <w:r>
-        <w:t>_</w:t>
-      </w:r>
-      <w:proofErr w:type="gramStart"/>
-      <w:r>
-        <w:t>experience</w:t>
+      <w:r>
+        <w:t>candidate.volunteer_experience</w:t>
       </w:r>
       <w:proofErr w:type="spellEnd"/>
       <w:r>
         <w:t xml:space="preserve"> %}</w:t>
       </w:r>
-      <w:proofErr w:type="gramEnd"/>
     </w:p>
     <w:p>
       <w:pPr>
@@ -1653,7 +1102,6 @@
           <w:bCs/>
         </w:rPr>
       </w:pPr>
-      <w:proofErr w:type="gramStart"/>
       <w:r>
         <w:rPr>
           <w:b w:val="0"/>
@@ -1667,23 +1115,7 @@
           <w:b w:val="0"/>
           <w:bCs/>
         </w:rPr>
-        <w:t>vol</w:t>
-      </w:r>
-      <w:proofErr w:type="gramEnd"/>
-      <w:r>
-        <w:rPr>
-          <w:b w:val="0"/>
-          <w:bCs/>
-        </w:rPr>
-        <w:t>.</w:t>
-      </w:r>
-      <w:proofErr w:type="gramStart"/>
-      <w:r>
-        <w:rPr>
-          <w:b w:val="0"/>
-          <w:bCs/>
-        </w:rPr>
-        <w:t>role</w:t>
+        <w:t>vol.role</w:t>
       </w:r>
       <w:proofErr w:type="spellEnd"/>
       <w:r>
@@ -1691,23 +1123,7 @@
           <w:b w:val="0"/>
           <w:bCs/>
         </w:rPr>
-        <w:t xml:space="preserve"> }</w:t>
-      </w:r>
-      <w:proofErr w:type="gramEnd"/>
-      <w:r>
-        <w:rPr>
-          <w:b w:val="0"/>
-          <w:bCs/>
-        </w:rPr>
-        <w:t xml:space="preserve">} — </w:t>
-      </w:r>
-      <w:proofErr w:type="gramStart"/>
-      <w:r>
-        <w:rPr>
-          <w:b w:val="0"/>
-          <w:bCs/>
-        </w:rPr>
-        <w:t xml:space="preserve">{{ </w:t>
+        <w:t xml:space="preserve"> }} — {{ </w:t>
       </w:r>
       <w:proofErr w:type="spellStart"/>
       <w:r>
@@ -1715,23 +1131,7 @@
           <w:b w:val="0"/>
           <w:bCs/>
         </w:rPr>
-        <w:t>vol</w:t>
-      </w:r>
-      <w:proofErr w:type="gramEnd"/>
-      <w:r>
-        <w:rPr>
-          <w:b w:val="0"/>
-          <w:bCs/>
-        </w:rPr>
-        <w:t>.</w:t>
-      </w:r>
-      <w:proofErr w:type="gramStart"/>
-      <w:r>
-        <w:rPr>
-          <w:b w:val="0"/>
-          <w:bCs/>
-        </w:rPr>
-        <w:t>organization</w:t>
+        <w:t>vol.organization</w:t>
       </w:r>
       <w:proofErr w:type="spellEnd"/>
       <w:r>
@@ -1739,18 +1139,9 @@
           <w:b w:val="0"/>
           <w:bCs/>
         </w:rPr>
-        <w:t xml:space="preserve"> }}{</w:t>
-      </w:r>
-      <w:proofErr w:type="gramEnd"/>
-      <w:r>
-        <w:rPr>
-          <w:b w:val="0"/>
-          <w:bCs/>
-        </w:rPr>
-        <w:t xml:space="preserve">% if </w:t>
+        <w:t xml:space="preserve"> }}{% if </w:t>
       </w:r>
       <w:proofErr w:type="spellStart"/>
-      <w:proofErr w:type="gramStart"/>
       <w:r>
         <w:rPr>
           <w:b w:val="0"/>
@@ -1759,21 +1150,12 @@
         <w:t>vol.dates</w:t>
       </w:r>
       <w:proofErr w:type="spellEnd"/>
-      <w:proofErr w:type="gramEnd"/>
-      <w:r>
-        <w:rPr>
-          <w:b w:val="0"/>
-          <w:bCs/>
-        </w:rPr>
-        <w:t xml:space="preserve"> %} (</w:t>
-      </w:r>
-      <w:proofErr w:type="gramStart"/>
-      <w:r>
-        <w:rPr>
-          <w:b w:val="0"/>
-          <w:bCs/>
-        </w:rPr>
-        <w:t xml:space="preserve">{{ </w:t>
+      <w:r>
+        <w:rPr>
+          <w:b w:val="0"/>
+          <w:bCs/>
+        </w:rPr>
+        <w:t xml:space="preserve"> %} ({{ </w:t>
       </w:r>
       <w:proofErr w:type="spellStart"/>
       <w:r>
@@ -1781,23 +1163,7 @@
           <w:b w:val="0"/>
           <w:bCs/>
         </w:rPr>
-        <w:t>vol</w:t>
-      </w:r>
-      <w:proofErr w:type="gramEnd"/>
-      <w:r>
-        <w:rPr>
-          <w:b w:val="0"/>
-          <w:bCs/>
-        </w:rPr>
-        <w:t>.</w:t>
-      </w:r>
-      <w:proofErr w:type="gramStart"/>
-      <w:r>
-        <w:rPr>
-          <w:b w:val="0"/>
-          <w:bCs/>
-        </w:rPr>
-        <w:t>dates</w:t>
+        <w:t>vol.dates</w:t>
       </w:r>
       <w:proofErr w:type="spellEnd"/>
       <w:r>
@@ -1805,25 +1171,8 @@
           <w:b w:val="0"/>
           <w:bCs/>
         </w:rPr>
-        <w:t xml:space="preserve"> }}){</w:t>
-      </w:r>
-      <w:proofErr w:type="gramEnd"/>
-      <w:r>
-        <w:rPr>
-          <w:b w:val="0"/>
-          <w:bCs/>
-        </w:rPr>
-        <w:t xml:space="preserve">% </w:t>
-      </w:r>
-      <w:proofErr w:type="gramStart"/>
-      <w:r>
-        <w:rPr>
-          <w:b w:val="0"/>
-          <w:bCs/>
-        </w:rPr>
-        <w:t>endif %}</w:t>
-      </w:r>
-      <w:proofErr w:type="gramEnd"/>
+        <w:t xml:space="preserve"> }}){% endif %}</w:t>
+      </w:r>
     </w:p>
     <w:p>
       <w:pPr>
@@ -1840,29 +1189,12 @@
         <w:t xml:space="preserve">{% for bullet in </w:t>
       </w:r>
       <w:proofErr w:type="spellStart"/>
-      <w:proofErr w:type="gramStart"/>
-      <w:r>
-        <w:rPr>
-          <w:b w:val="0"/>
-          <w:bCs/>
-        </w:rPr>
-        <w:t>vol.bullet</w:t>
-      </w:r>
-      <w:proofErr w:type="gramEnd"/>
-      <w:r>
-        <w:rPr>
-          <w:b w:val="0"/>
-          <w:bCs/>
-        </w:rPr>
-        <w:t>_</w:t>
-      </w:r>
-      <w:proofErr w:type="gramStart"/>
-      <w:r>
-        <w:rPr>
-          <w:b w:val="0"/>
-          <w:bCs/>
-        </w:rPr>
-        <w:t>points</w:t>
+      <w:r>
+        <w:rPr>
+          <w:b w:val="0"/>
+          <w:bCs/>
+        </w:rPr>
+        <w:t>vol.bullet_points</w:t>
       </w:r>
       <w:proofErr w:type="spellEnd"/>
       <w:r>
@@ -1872,7 +1204,6 @@
         </w:rPr>
         <w:t xml:space="preserve"> %}</w:t>
       </w:r>
-      <w:proofErr w:type="gramEnd"/>
     </w:p>
     <w:p>
       <w:pPr>
@@ -1886,23 +1217,7 @@
           <w:b w:val="0"/>
           <w:bCs/>
         </w:rPr>
-        <w:t xml:space="preserve">• </w:t>
-      </w:r>
-      <w:proofErr w:type="gramStart"/>
-      <w:r>
-        <w:rPr>
-          <w:b w:val="0"/>
-          <w:bCs/>
-        </w:rPr>
-        <w:t>{{ bullet</w:t>
-      </w:r>
-      <w:proofErr w:type="gramEnd"/>
-      <w:r>
-        <w:rPr>
-          <w:b w:val="0"/>
-          <w:bCs/>
-        </w:rPr>
-        <w:t xml:space="preserve"> }}</w:t>
+        <w:t>• {{ bullet }}</w:t>
       </w:r>
     </w:p>
     <w:p>
@@ -2039,23 +1354,13 @@
         <w:t xml:space="preserve">{% if </w:t>
       </w:r>
       <w:proofErr w:type="spellStart"/>
-      <w:proofErr w:type="gramStart"/>
       <w:r>
         <w:rPr>
           <w:b w:val="0"/>
           <w:bCs/>
           <w:color w:val="auto"/>
         </w:rPr>
-        <w:t>candidate.technical</w:t>
-      </w:r>
-      <w:proofErr w:type="gramEnd"/>
-      <w:r>
-        <w:rPr>
-          <w:b w:val="0"/>
-          <w:bCs/>
-          <w:color w:val="auto"/>
-        </w:rPr>
-        <w:t>_skills</w:t>
+        <w:t>candidate.technical_skills</w:t>
       </w:r>
       <w:proofErr w:type="spellEnd"/>
       <w:r>
@@ -2083,7 +1388,6 @@
         </w:rPr>
         <w:t xml:space="preserve">Technical Skills: </w:t>
       </w:r>
-      <w:proofErr w:type="gramStart"/>
       <w:r>
         <w:rPr>
           <w:b w:val="0"/>
@@ -2099,61 +1403,16 @@
           <w:bCs/>
           <w:color w:val="auto"/>
         </w:rPr>
-        <w:t>candidate</w:t>
-      </w:r>
-      <w:proofErr w:type="gramEnd"/>
+        <w:t>candidate.technical_skills</w:t>
+      </w:r>
+      <w:proofErr w:type="spellEnd"/>
       <w:r>
         <w:rPr>
           <w:b w:val="0"/>
           <w:bCs/>
           <w:color w:val="auto"/>
         </w:rPr>
-        <w:t>.technical_skills</w:t>
-      </w:r>
-      <w:proofErr w:type="spellEnd"/>
-      <w:r>
-        <w:rPr>
-          <w:b w:val="0"/>
-          <w:bCs/>
-          <w:color w:val="auto"/>
-        </w:rPr>
-        <w:t xml:space="preserve"> | </w:t>
-      </w:r>
-      <w:proofErr w:type="gramStart"/>
-      <w:r>
-        <w:rPr>
-          <w:b w:val="0"/>
-          <w:bCs/>
-          <w:color w:val="auto"/>
-        </w:rPr>
-        <w:t>join(</w:t>
-      </w:r>
-      <w:proofErr w:type="gramEnd"/>
-      <w:r>
-        <w:rPr>
-          <w:b w:val="0"/>
-          <w:bCs/>
-          <w:color w:val="auto"/>
-        </w:rPr>
-        <w:t>" • "</w:t>
-      </w:r>
-      <w:proofErr w:type="gramStart"/>
-      <w:r>
-        <w:rPr>
-          <w:b w:val="0"/>
-          <w:bCs/>
-          <w:color w:val="auto"/>
-        </w:rPr>
-        <w:t>) }</w:t>
-      </w:r>
-      <w:proofErr w:type="gramEnd"/>
-      <w:r>
-        <w:rPr>
-          <w:b w:val="0"/>
-          <w:bCs/>
-          <w:color w:val="auto"/>
-        </w:rPr>
-        <w:t>}</w:t>
+        <w:t xml:space="preserve"> | join(" • ") }}</w:t>
       </w:r>
     </w:p>
     <w:p>
@@ -2173,23 +1432,13 @@
         <w:t xml:space="preserve">{% if </w:t>
       </w:r>
       <w:proofErr w:type="spellStart"/>
-      <w:proofErr w:type="gramStart"/>
       <w:r>
         <w:rPr>
           <w:b w:val="0"/>
           <w:bCs/>
           <w:color w:val="auto"/>
         </w:rPr>
-        <w:t>candidate.soft</w:t>
-      </w:r>
-      <w:proofErr w:type="gramEnd"/>
-      <w:r>
-        <w:rPr>
-          <w:b w:val="0"/>
-          <w:bCs/>
-          <w:color w:val="auto"/>
-        </w:rPr>
-        <w:t>_skills</w:t>
+        <w:t>candidate.soft_skills</w:t>
       </w:r>
       <w:proofErr w:type="spellEnd"/>
       <w:r>
@@ -2217,7 +1466,6 @@
         </w:rPr>
         <w:t xml:space="preserve">Soft Skills: </w:t>
       </w:r>
-      <w:proofErr w:type="gramStart"/>
       <w:r>
         <w:rPr>
           <w:b w:val="0"/>
@@ -2233,16 +1481,15 @@
           <w:bCs/>
           <w:color w:val="auto"/>
         </w:rPr>
-        <w:t>candidate</w:t>
-      </w:r>
-      <w:proofErr w:type="gramEnd"/>
+        <w:t>candidate.</w:t>
+      </w:r>
       <w:r>
         <w:rPr>
           <w:b w:val="0"/>
           <w:bCs/>
           <w:color w:val="auto"/>
         </w:rPr>
-        <w:t>.</w:t>
+        <w:t>soft</w:t>
       </w:r>
       <w:r>
         <w:rPr>
@@ -2250,60 +1497,16 @@
           <w:bCs/>
           <w:color w:val="auto"/>
         </w:rPr>
-        <w:t>soft</w:t>
-      </w:r>
+        <w:t>_skills</w:t>
+      </w:r>
+      <w:proofErr w:type="spellEnd"/>
       <w:r>
         <w:rPr>
           <w:b w:val="0"/>
           <w:bCs/>
           <w:color w:val="auto"/>
         </w:rPr>
-        <w:t>_skills</w:t>
-      </w:r>
-      <w:proofErr w:type="spellEnd"/>
-      <w:r>
-        <w:rPr>
-          <w:b w:val="0"/>
-          <w:bCs/>
-          <w:color w:val="auto"/>
-        </w:rPr>
-        <w:t xml:space="preserve"> | </w:t>
-      </w:r>
-      <w:proofErr w:type="gramStart"/>
-      <w:r>
-        <w:rPr>
-          <w:b w:val="0"/>
-          <w:bCs/>
-          <w:color w:val="auto"/>
-        </w:rPr>
-        <w:t>join(</w:t>
-      </w:r>
-      <w:proofErr w:type="gramEnd"/>
-      <w:r>
-        <w:rPr>
-          <w:b w:val="0"/>
-          <w:bCs/>
-          <w:color w:val="auto"/>
-        </w:rPr>
-        <w:t>" • "</w:t>
-      </w:r>
-      <w:proofErr w:type="gramStart"/>
-      <w:r>
-        <w:rPr>
-          <w:b w:val="0"/>
-          <w:bCs/>
-          <w:color w:val="auto"/>
-        </w:rPr>
-        <w:t>) }</w:t>
-      </w:r>
-      <w:proofErr w:type="gramEnd"/>
-      <w:r>
-        <w:rPr>
-          <w:b w:val="0"/>
-          <w:bCs/>
-          <w:color w:val="auto"/>
-        </w:rPr>
-        <w:t>}</w:t>
+        <w:t xml:space="preserve"> | join(" • ") }}</w:t>
       </w:r>
     </w:p>
     <w:p>
@@ -2323,23 +1526,31 @@
         <w:t xml:space="preserve">{% if not </w:t>
       </w:r>
       <w:proofErr w:type="spellStart"/>
-      <w:proofErr w:type="gramStart"/>
       <w:r>
         <w:rPr>
           <w:b w:val="0"/>
           <w:bCs/>
           <w:color w:val="auto"/>
         </w:rPr>
-        <w:t>candidate.technical</w:t>
-      </w:r>
-      <w:proofErr w:type="gramEnd"/>
+        <w:t>candidate.technical_skills</w:t>
+      </w:r>
+      <w:proofErr w:type="spellEnd"/>
       <w:r>
         <w:rPr>
           <w:b w:val="0"/>
           <w:bCs/>
           <w:color w:val="auto"/>
         </w:rPr>
-        <w:t>_skills</w:t>
+        <w:t xml:space="preserve"> and not </w:t>
+      </w:r>
+      <w:proofErr w:type="spellStart"/>
+      <w:r>
+        <w:rPr>
+          <w:b w:val="0"/>
+          <w:bCs/>
+          <w:color w:val="auto"/>
+        </w:rPr>
+        <w:t>candidate.soft_skills</w:t>
       </w:r>
       <w:proofErr w:type="spellEnd"/>
       <w:r>
@@ -2348,54 +1559,16 @@
           <w:bCs/>
           <w:color w:val="auto"/>
         </w:rPr>
-        <w:t xml:space="preserve"> and not </w:t>
+        <w:t xml:space="preserve"> and </w:t>
       </w:r>
       <w:proofErr w:type="spellStart"/>
-      <w:proofErr w:type="gramStart"/>
       <w:r>
         <w:rPr>
           <w:b w:val="0"/>
           <w:bCs/>
           <w:color w:val="auto"/>
         </w:rPr>
-        <w:t>candidate.soft</w:t>
-      </w:r>
-      <w:proofErr w:type="gramEnd"/>
-      <w:r>
-        <w:rPr>
-          <w:b w:val="0"/>
-          <w:bCs/>
-          <w:color w:val="auto"/>
-        </w:rPr>
-        <w:t>_skills</w:t>
-      </w:r>
-      <w:proofErr w:type="spellEnd"/>
-      <w:r>
-        <w:rPr>
-          <w:b w:val="0"/>
-          <w:bCs/>
-          <w:color w:val="auto"/>
-        </w:rPr>
-        <w:t xml:space="preserve"> and </w:t>
-      </w:r>
-      <w:proofErr w:type="spellStart"/>
-      <w:proofErr w:type="gramStart"/>
-      <w:r>
-        <w:rPr>
-          <w:b w:val="0"/>
-          <w:bCs/>
-          <w:color w:val="auto"/>
-        </w:rPr>
-        <w:t>candidate.skills</w:t>
-      </w:r>
-      <w:proofErr w:type="gramEnd"/>
-      <w:r>
-        <w:rPr>
-          <w:b w:val="0"/>
-          <w:bCs/>
-          <w:color w:val="auto"/>
-        </w:rPr>
-        <w:t>_flat</w:t>
+        <w:t>candidate.skills_flat</w:t>
       </w:r>
       <w:proofErr w:type="spellEnd"/>
       <w:r>
@@ -2414,7 +1587,6 @@
           <w:rStyle w:val="NotBold"/>
         </w:rPr>
       </w:pPr>
-      <w:proofErr w:type="gramStart"/>
       <w:r>
         <w:rPr>
           <w:rStyle w:val="NotBold"/>
@@ -2426,67 +1598,74 @@
         <w:rPr>
           <w:rStyle w:val="NotBold"/>
         </w:rPr>
-        <w:t>candidate</w:t>
-      </w:r>
-      <w:proofErr w:type="gramEnd"/>
+        <w:t>candidate.skills</w:t>
+      </w:r>
       <w:r>
         <w:rPr>
           <w:rStyle w:val="NotBold"/>
         </w:rPr>
-        <w:t>.skills</w:t>
-      </w:r>
+        <w:t>_flat</w:t>
+      </w:r>
+      <w:proofErr w:type="spellEnd"/>
       <w:r>
         <w:rPr>
           <w:rStyle w:val="NotBold"/>
         </w:rPr>
-        <w:t>_flat</w:t>
-      </w:r>
-      <w:proofErr w:type="spellEnd"/>
+        <w:t xml:space="preserve"> | join(" •</w:t>
+      </w:r>
       <w:r>
         <w:rPr>
           <w:rStyle w:val="NotBold"/>
         </w:rPr>
-        <w:t xml:space="preserve"> | </w:t>
-      </w:r>
-      <w:proofErr w:type="gramStart"/>
+        <w:t xml:space="preserve"> </w:t>
+      </w:r>
       <w:r>
         <w:rPr>
           <w:rStyle w:val="NotBold"/>
         </w:rPr>
-        <w:t>join(</w:t>
-      </w:r>
-      <w:proofErr w:type="gramEnd"/>
-      <w:r>
+        <w:t xml:space="preserve"> ") }}</w:t>
+      </w:r>
+    </w:p>
+    <w:p>
+      <w:pPr>
+        <w:spacing w:after="80" w:line="240" w:lineRule="auto"/>
         <w:rPr>
           <w:rStyle w:val="NotBold"/>
         </w:rPr>
-        <w:t xml:space="preserve">" </w:t>
-      </w:r>
-      <w:proofErr w:type="gramStart"/>
+      </w:pPr>
       <w:r>
         <w:rPr>
           <w:rStyle w:val="NotBold"/>
         </w:rPr>
-        <w:t>•</w:t>
-      </w:r>
-      <w:r>
+        <w:t>{% endif %}</w:t>
+      </w:r>
+    </w:p>
+    <w:p>
+      <w:pPr>
+        <w:spacing w:after="80" w:line="240" w:lineRule="auto"/>
         <w:rPr>
           <w:rStyle w:val="NotBold"/>
         </w:rPr>
-        <w:t xml:space="preserve"> </w:t>
-      </w:r>
+      </w:pPr>
       <w:r>
         <w:rPr>
           <w:rStyle w:val="NotBold"/>
         </w:rPr>
-        <w:t xml:space="preserve"> ") }</w:t>
-      </w:r>
-      <w:proofErr w:type="gramEnd"/>
-      <w:r>
+        <w:t>{% endif %}</w:t>
+      </w:r>
+    </w:p>
+    <w:p>
+      <w:pPr>
+        <w:spacing w:after="80" w:line="240" w:lineRule="auto"/>
         <w:rPr>
           <w:rStyle w:val="NotBold"/>
         </w:rPr>
-        <w:t>}</w:t>
+      </w:pPr>
+      <w:r>
+        <w:rPr>
+          <w:rStyle w:val="NotBold"/>
+        </w:rPr>
+        <w:t xml:space="preserve">{% endif %} </w:t>
       </w:r>
     </w:p>
     <w:sectPr>
@@ -5658,6 +4837,7 @@
     <w:rsidRoot w:val="00546C4D"/>
     <w:rsid w:val="000B571F"/>
     <w:rsid w:val="000C4CF5"/>
+    <w:rsid w:val="001158BB"/>
     <w:rsid w:val="00132BCB"/>
     <w:rsid w:val="002C4A40"/>
     <w:rsid w:val="002F7A05"/>
@@ -5665,6 +4845,7 @@
     <w:rsid w:val="00546C4D"/>
     <w:rsid w:val="006B3502"/>
     <w:rsid w:val="00727DBA"/>
+    <w:rsid w:val="007E0FE7"/>
     <w:rsid w:val="00E33F22"/>
   </w:rsids>
   <m:mathPr>
@@ -6456,35 +5637,6 @@
 </file>
 
 <file path=customXml/item1.xml><?xml version="1.0" encoding="utf-8"?>
-<?mso-contentType ?>
-<FormTemplates xmlns="http://schemas.microsoft.com/sharepoint/v3/contenttype/forms">
-  <Display>DocumentLibraryForm</Display>
-  <Edit>DocumentLibraryForm</Edit>
-  <New>DocumentLibraryForm</New>
-</FormTemplates>
-</file>
-
-<file path=customXml/item2.xml><?xml version="1.0" encoding="utf-8"?>
-<p:properties xmlns:p="http://schemas.microsoft.com/office/2006/metadata/properties" xmlns:xsi="http://www.w3.org/2001/XMLSchema-instance" xmlns:pc="http://schemas.microsoft.com/office/infopath/2007/PartnerControls">
-  <documentManagement>
-    <_ip_UnifiedCompliancePolicyUIAction xmlns="http://schemas.microsoft.com/sharepoint/v3" xsi:nil="true"/>
-    <Image xmlns="71af3243-3dd4-4a8d-8c0d-dd76da1f02a5">
-      <Url xsi:nil="true"/>
-      <Description xsi:nil="true"/>
-    </Image>
-    <Status xmlns="71af3243-3dd4-4a8d-8c0d-dd76da1f02a5">Not started</Status>
-    <Background xmlns="71af3243-3dd4-4a8d-8c0d-dd76da1f02a5">false</Background>
-    <_ip_UnifiedCompliancePolicyProperties xmlns="http://schemas.microsoft.com/sharepoint/v3" xsi:nil="true"/>
-    <ImageTagsTaxHTField xmlns="71af3243-3dd4-4a8d-8c0d-dd76da1f02a5">
-      <Terms xmlns="http://schemas.microsoft.com/office/infopath/2007/PartnerControls"/>
-    </ImageTagsTaxHTField>
-    <TaxCatchAll xmlns="230e9df3-be65-4c73-a93b-d1236ebd677e" xsi:nil="true"/>
-    <MediaServiceKeyPoints xmlns="71af3243-3dd4-4a8d-8c0d-dd76da1f02a5" xsi:nil="true"/>
-  </documentManagement>
-</p:properties>
-</file>
-
-<file path=customXml/item3.xml><?xml version="1.0" encoding="utf-8"?>
 <ct:contentTypeSchema xmlns:ct="http://schemas.microsoft.com/office/2006/metadata/contentType" xmlns:ma="http://schemas.microsoft.com/office/2006/metadata/properties/metaAttributes" ct:_="" ma:_="" ma:contentTypeName="Document" ma:contentTypeID="0x01010079F111ED35F8CC479449609E8A0923A6" ma:contentTypeVersion="28" ma:contentTypeDescription="Create a new document." ma:contentTypeScope="" ma:versionID="60f5a4f2d2b0abadcf532d48ebf9cb71">
   <xsd:schema xmlns:xsd="http://www.w3.org/2001/XMLSchema" xmlns:xs="http://www.w3.org/2001/XMLSchema" xmlns:p="http://schemas.microsoft.com/office/2006/metadata/properties" xmlns:ns1="http://schemas.microsoft.com/sharepoint/v3" xmlns:ns2="71af3243-3dd4-4a8d-8c0d-dd76da1f02a5" xmlns:ns3="16c05727-aa75-4e4a-9b5f-8a80a1165891" xmlns:ns4="230e9df3-be65-4c73-a93b-d1236ebd677e" targetNamespace="http://schemas.microsoft.com/office/2006/metadata/properties" ma:root="true" ma:fieldsID="7dd78129e6a1811f84807ad11c651531" ns1:_="" ns2:_="" ns3:_="" ns4:_="">
     <xsd:import namespace="http://schemas.microsoft.com/sharepoint/v3"/>
@@ -6796,27 +5948,36 @@
 </ct:contentTypeSchema>
 </file>
 
-<file path=customXml/itemProps1.xml><?xml version="1.0" encoding="utf-8"?>
-<ds:datastoreItem xmlns:ds="http://schemas.openxmlformats.org/officeDocument/2006/customXml" ds:itemID="{B68BEF44-5CE4-407D-801F-ABCD28C15FEF}">
-  <ds:schemaRefs>
-    <ds:schemaRef ds:uri="http://schemas.microsoft.com/sharepoint/v3/contenttype/forms"/>
-  </ds:schemaRefs>
-</ds:datastoreItem>
+<file path=customXml/item2.xml><?xml version="1.0" encoding="utf-8"?>
+<p:properties xmlns:p="http://schemas.microsoft.com/office/2006/metadata/properties" xmlns:xsi="http://www.w3.org/2001/XMLSchema-instance" xmlns:pc="http://schemas.microsoft.com/office/infopath/2007/PartnerControls">
+  <documentManagement>
+    <_ip_UnifiedCompliancePolicyUIAction xmlns="http://schemas.microsoft.com/sharepoint/v3" xsi:nil="true"/>
+    <Image xmlns="71af3243-3dd4-4a8d-8c0d-dd76da1f02a5">
+      <Url xsi:nil="true"/>
+      <Description xsi:nil="true"/>
+    </Image>
+    <Status xmlns="71af3243-3dd4-4a8d-8c0d-dd76da1f02a5">Not started</Status>
+    <Background xmlns="71af3243-3dd4-4a8d-8c0d-dd76da1f02a5">false</Background>
+    <_ip_UnifiedCompliancePolicyProperties xmlns="http://schemas.microsoft.com/sharepoint/v3" xsi:nil="true"/>
+    <ImageTagsTaxHTField xmlns="71af3243-3dd4-4a8d-8c0d-dd76da1f02a5">
+      <Terms xmlns="http://schemas.microsoft.com/office/infopath/2007/PartnerControls"/>
+    </ImageTagsTaxHTField>
+    <TaxCatchAll xmlns="230e9df3-be65-4c73-a93b-d1236ebd677e" xsi:nil="true"/>
+    <MediaServiceKeyPoints xmlns="71af3243-3dd4-4a8d-8c0d-dd76da1f02a5" xsi:nil="true"/>
+  </documentManagement>
+</p:properties>
 </file>
 
-<file path=customXml/itemProps2.xml><?xml version="1.0" encoding="utf-8"?>
-<ds:datastoreItem xmlns:ds="http://schemas.openxmlformats.org/officeDocument/2006/customXml" ds:itemID="{9C488EFA-900E-4405-BD4E-E83D13AD8CB6}">
-  <ds:schemaRefs>
-    <ds:schemaRef ds:uri="http://schemas.microsoft.com/office/2006/metadata/properties"/>
-    <ds:schemaRef ds:uri="http://schemas.microsoft.com/office/infopath/2007/PartnerControls"/>
-    <ds:schemaRef ds:uri="http://schemas.microsoft.com/sharepoint/v3"/>
-    <ds:schemaRef ds:uri="71af3243-3dd4-4a8d-8c0d-dd76da1f02a5"/>
-    <ds:schemaRef ds:uri="230e9df3-be65-4c73-a93b-d1236ebd677e"/>
-  </ds:schemaRefs>
-</ds:datastoreItem>
+<file path=customXml/item3.xml><?xml version="1.0" encoding="utf-8"?>
+<?mso-contentType ?>
+<FormTemplates xmlns="http://schemas.microsoft.com/sharepoint/v3/contenttype/forms">
+  <Display>DocumentLibraryForm</Display>
+  <Edit>DocumentLibraryForm</Edit>
+  <New>DocumentLibraryForm</New>
+</FormTemplates>
 </file>
 
-<file path=customXml/itemProps3.xml><?xml version="1.0" encoding="utf-8"?>
+<file path=customXml/itemProps1.xml><?xml version="1.0" encoding="utf-8"?>
 <ds:datastoreItem xmlns:ds="http://schemas.openxmlformats.org/officeDocument/2006/customXml" ds:itemID="{F1773DEF-F3EB-4EBC-916F-5D6A2722CF6F}">
   <ds:schemaRefs>
     <ds:schemaRef ds:uri="http://schemas.microsoft.com/office/2006/metadata/contentType"/>
@@ -6837,6 +5998,26 @@
 </ds:datastoreItem>
 </file>
 
+<file path=customXml/itemProps2.xml><?xml version="1.0" encoding="utf-8"?>
+<ds:datastoreItem xmlns:ds="http://schemas.openxmlformats.org/officeDocument/2006/customXml" ds:itemID="{9C488EFA-900E-4405-BD4E-E83D13AD8CB6}">
+  <ds:schemaRefs>
+    <ds:schemaRef ds:uri="http://schemas.microsoft.com/office/2006/metadata/properties"/>
+    <ds:schemaRef ds:uri="http://schemas.microsoft.com/office/infopath/2007/PartnerControls"/>
+    <ds:schemaRef ds:uri="http://schemas.microsoft.com/sharepoint/v3"/>
+    <ds:schemaRef ds:uri="71af3243-3dd4-4a8d-8c0d-dd76da1f02a5"/>
+    <ds:schemaRef ds:uri="230e9df3-be65-4c73-a93b-d1236ebd677e"/>
+  </ds:schemaRefs>
+</ds:datastoreItem>
+</file>
+
+<file path=customXml/itemProps3.xml><?xml version="1.0" encoding="utf-8"?>
+<ds:datastoreItem xmlns:ds="http://schemas.openxmlformats.org/officeDocument/2006/customXml" ds:itemID="{B68BEF44-5CE4-407D-801F-ABCD28C15FEF}">
+  <ds:schemaRefs>
+    <ds:schemaRef ds:uri="http://schemas.microsoft.com/sharepoint/v3/contenttype/forms"/>
+  </ds:schemaRefs>
+</ds:datastoreItem>
+</file>
+
 <file path=docMetadata/LabelInfo.xml><?xml version="1.0" encoding="utf-8"?>
 <clbl:labelList xmlns:clbl="http://schemas.microsoft.com/office/2020/mipLabelMetadata"/>
 </file>
--- a/template/templateResumeDocV2.docx
+++ b/template/templateResumeDocV2.docx
@@ -1339,245 +1339,122 @@
     </w:tbl>
     <w:p>
       <w:pPr>
-        <w:rPr>
-          <w:b w:val="0"/>
-          <w:bCs/>
-          <w:color w:val="auto"/>
-        </w:rPr>
-      </w:pPr>
-      <w:r>
-        <w:rPr>
-          <w:b w:val="0"/>
-          <w:bCs/>
-          <w:color w:val="auto"/>
+        <w:spacing w:after="80" w:line="240" w:lineRule="auto"/>
+        <w:rPr>
+          <w:rStyle w:val="NotBold"/>
+        </w:rPr>
+      </w:pPr>
+      <w:r>
+        <w:rPr>
+          <w:rStyle w:val="NotBold"/>
         </w:rPr>
         <w:t xml:space="preserve">{% if </w:t>
       </w:r>
       <w:proofErr w:type="spellStart"/>
       <w:r>
         <w:rPr>
-          <w:b w:val="0"/>
-          <w:bCs/>
-          <w:color w:val="auto"/>
+          <w:rStyle w:val="NotBold"/>
         </w:rPr>
         <w:t>candidate.technical_skills</w:t>
       </w:r>
       <w:proofErr w:type="spellEnd"/>
       <w:r>
         <w:rPr>
-          <w:b w:val="0"/>
-          <w:bCs/>
-          <w:color w:val="auto"/>
+          <w:rStyle w:val="NotBold"/>
         </w:rPr>
         <w:t xml:space="preserve"> %}</w:t>
       </w:r>
     </w:p>
     <w:p>
       <w:pPr>
-        <w:rPr>
-          <w:b w:val="0"/>
-          <w:bCs/>
-          <w:color w:val="auto"/>
-        </w:rPr>
-      </w:pPr>
-      <w:r>
-        <w:rPr>
-          <w:b w:val="0"/>
-          <w:bCs/>
-          <w:color w:val="auto"/>
-        </w:rPr>
-        <w:t xml:space="preserve">Technical Skills: </w:t>
-      </w:r>
-      <w:r>
-        <w:rPr>
-          <w:b w:val="0"/>
-          <w:bCs/>
-          <w:color w:val="auto"/>
-        </w:rPr>
-        <w:t xml:space="preserve">{{ </w:t>
+        <w:spacing w:after="80" w:line="240" w:lineRule="auto"/>
+        <w:rPr>
+          <w:rStyle w:val="NotBold"/>
+        </w:rPr>
+      </w:pPr>
+      <w:r>
+        <w:rPr>
+          <w:rStyle w:val="NotBold"/>
+        </w:rPr>
+        <w:t xml:space="preserve">Technical Skills: {{ </w:t>
       </w:r>
       <w:proofErr w:type="spellStart"/>
       <w:r>
         <w:rPr>
-          <w:b w:val="0"/>
-          <w:bCs/>
-          <w:color w:val="auto"/>
+          <w:rStyle w:val="NotBold"/>
         </w:rPr>
         <w:t>candidate.technical_skills</w:t>
       </w:r>
       <w:proofErr w:type="spellEnd"/>
       <w:r>
         <w:rPr>
-          <w:b w:val="0"/>
-          <w:bCs/>
-          <w:color w:val="auto"/>
+          <w:rStyle w:val="NotBold"/>
         </w:rPr>
         <w:t xml:space="preserve"> | join(" • ") }}</w:t>
       </w:r>
     </w:p>
     <w:p>
       <w:pPr>
-        <w:rPr>
-          <w:b w:val="0"/>
-          <w:bCs/>
-          <w:color w:val="auto"/>
-        </w:rPr>
-      </w:pPr>
-      <w:r>
-        <w:rPr>
-          <w:b w:val="0"/>
-          <w:bCs/>
-          <w:color w:val="auto"/>
-        </w:rPr>
-        <w:t xml:space="preserve">{% if </w:t>
-      </w:r>
-      <w:proofErr w:type="spellStart"/>
-      <w:r>
-        <w:rPr>
-          <w:b w:val="0"/>
-          <w:bCs/>
-          <w:color w:val="auto"/>
-        </w:rPr>
-        <w:t>candidate.soft_skills</w:t>
-      </w:r>
-      <w:proofErr w:type="spellEnd"/>
-      <w:r>
-        <w:rPr>
-          <w:b w:val="0"/>
-          <w:bCs/>
-          <w:color w:val="auto"/>
-        </w:rPr>
-        <w:t xml:space="preserve"> %}</w:t>
-      </w:r>
+        <w:spacing w:after="80" w:line="240" w:lineRule="auto"/>
+        <w:rPr>
+          <w:rStyle w:val="NotBold"/>
+        </w:rPr>
+      </w:pPr>
     </w:p>
     <w:p>
       <w:pPr>
-        <w:rPr>
-          <w:b w:val="0"/>
-          <w:bCs/>
-          <w:color w:val="auto"/>
-        </w:rPr>
-      </w:pPr>
-      <w:r>
-        <w:rPr>
-          <w:b w:val="0"/>
-          <w:bCs/>
-          <w:color w:val="auto"/>
-        </w:rPr>
-        <w:t xml:space="preserve">Soft Skills: </w:t>
-      </w:r>
-      <w:r>
-        <w:rPr>
-          <w:b w:val="0"/>
-          <w:bCs/>
-          <w:color w:val="auto"/>
-        </w:rPr>
-        <w:t xml:space="preserve">{{ </w:t>
+        <w:spacing w:after="80" w:line="240" w:lineRule="auto"/>
+        <w:rPr>
+          <w:rStyle w:val="NotBold"/>
+        </w:rPr>
+      </w:pPr>
+      <w:r>
+        <w:rPr>
+          <w:rStyle w:val="NotBold"/>
+        </w:rPr>
+        <w:t xml:space="preserve">{% if </w:t>
       </w:r>
       <w:proofErr w:type="spellStart"/>
       <w:r>
         <w:rPr>
-          <w:b w:val="0"/>
-          <w:bCs/>
-          <w:color w:val="auto"/>
-        </w:rPr>
-        <w:t>candidate.</w:t>
-      </w:r>
-      <w:r>
-        <w:rPr>
-          <w:b w:val="0"/>
-          <w:bCs/>
-          <w:color w:val="auto"/>
-        </w:rPr>
-        <w:t>soft</w:t>
-      </w:r>
-      <w:r>
-        <w:rPr>
-          <w:b w:val="0"/>
-          <w:bCs/>
-          <w:color w:val="auto"/>
-        </w:rPr>
-        <w:t>_skills</w:t>
+          <w:rStyle w:val="NotBold"/>
+        </w:rPr>
+        <w:t>candidate.soft_skills</w:t>
       </w:r>
       <w:proofErr w:type="spellEnd"/>
       <w:r>
         <w:rPr>
-          <w:b w:val="0"/>
-          <w:bCs/>
-          <w:color w:val="auto"/>
-        </w:rPr>
-        <w:t xml:space="preserve"> | join(" • ") }}</w:t>
+          <w:rStyle w:val="NotBold"/>
+        </w:rPr>
+        <w:t xml:space="preserve"> %}</w:t>
       </w:r>
     </w:p>
     <w:p>
       <w:pPr>
-        <w:rPr>
-          <w:b w:val="0"/>
-          <w:bCs/>
-          <w:color w:val="auto"/>
-        </w:rPr>
-      </w:pPr>
-      <w:r>
-        <w:rPr>
-          <w:b w:val="0"/>
-          <w:bCs/>
-          <w:color w:val="auto"/>
-        </w:rPr>
-        <w:t xml:space="preserve">{% if not </w:t>
+        <w:spacing w:after="80" w:line="240" w:lineRule="auto"/>
+        <w:rPr>
+          <w:rStyle w:val="NotBold"/>
+        </w:rPr>
+      </w:pPr>
+      <w:r>
+        <w:rPr>
+          <w:rStyle w:val="NotBold"/>
+        </w:rPr>
+        <w:t xml:space="preserve">Soft Skills: {{ </w:t>
       </w:r>
       <w:proofErr w:type="spellStart"/>
       <w:r>
         <w:rPr>
-          <w:b w:val="0"/>
-          <w:bCs/>
-          <w:color w:val="auto"/>
-        </w:rPr>
-        <w:t>candidate.technical_skills</w:t>
+          <w:rStyle w:val="NotBold"/>
+        </w:rPr>
+        <w:t>candidate.soft_skills</w:t>
       </w:r>
       <w:proofErr w:type="spellEnd"/>
       <w:r>
         <w:rPr>
-          <w:b w:val="0"/>
-          <w:bCs/>
-          <w:color w:val="auto"/>
-        </w:rPr>
-        <w:t xml:space="preserve"> and not </w:t>
-      </w:r>
-      <w:proofErr w:type="spellStart"/>
-      <w:r>
-        <w:rPr>
-          <w:b w:val="0"/>
-          <w:bCs/>
-          <w:color w:val="auto"/>
-        </w:rPr>
-        <w:t>candidate.soft_skills</w:t>
-      </w:r>
-      <w:proofErr w:type="spellEnd"/>
-      <w:r>
-        <w:rPr>
-          <w:b w:val="0"/>
-          <w:bCs/>
-          <w:color w:val="auto"/>
-        </w:rPr>
-        <w:t xml:space="preserve"> and </w:t>
-      </w:r>
-      <w:proofErr w:type="spellStart"/>
-      <w:r>
-        <w:rPr>
-          <w:b w:val="0"/>
-          <w:bCs/>
-          <w:color w:val="auto"/>
-        </w:rPr>
-        <w:t>candidate.skills_flat</w:t>
-      </w:r>
-      <w:proofErr w:type="spellEnd"/>
-      <w:r>
-        <w:rPr>
-          <w:b w:val="0"/>
-          <w:bCs/>
-          <w:color w:val="auto"/>
-        </w:rPr>
-        <w:t xml:space="preserve"> %}</w:t>
+          <w:rStyle w:val="NotBold"/>
+        </w:rPr>
+        <w:t xml:space="preserve"> | join(" • ") }}</w:t>
       </w:r>
     </w:p>
     <w:p>
@@ -1587,44 +1464,6 @@
           <w:rStyle w:val="NotBold"/>
         </w:rPr>
       </w:pPr>
-      <w:r>
-        <w:rPr>
-          <w:rStyle w:val="NotBold"/>
-        </w:rPr>
-        <w:t xml:space="preserve">{{ </w:t>
-      </w:r>
-      <w:proofErr w:type="spellStart"/>
-      <w:r>
-        <w:rPr>
-          <w:rStyle w:val="NotBold"/>
-        </w:rPr>
-        <w:t>candidate.skills</w:t>
-      </w:r>
-      <w:r>
-        <w:rPr>
-          <w:rStyle w:val="NotBold"/>
-        </w:rPr>
-        <w:t>_flat</w:t>
-      </w:r>
-      <w:proofErr w:type="spellEnd"/>
-      <w:r>
-        <w:rPr>
-          <w:rStyle w:val="NotBold"/>
-        </w:rPr>
-        <w:t xml:space="preserve"> | join(" •</w:t>
-      </w:r>
-      <w:r>
-        <w:rPr>
-          <w:rStyle w:val="NotBold"/>
-        </w:rPr>
-        <w:t xml:space="preserve"> </w:t>
-      </w:r>
-      <w:r>
-        <w:rPr>
-          <w:rStyle w:val="NotBold"/>
-        </w:rPr>
-        <w:t xml:space="preserve"> ") }}</w:t>
-      </w:r>
     </w:p>
     <w:p>
       <w:pPr>
@@ -1637,7 +1476,49 @@
         <w:rPr>
           <w:rStyle w:val="NotBold"/>
         </w:rPr>
-        <w:t>{% endif %}</w:t>
+        <w:t xml:space="preserve">{% if not </w:t>
+      </w:r>
+      <w:proofErr w:type="spellStart"/>
+      <w:r>
+        <w:rPr>
+          <w:rStyle w:val="NotBold"/>
+        </w:rPr>
+        <w:t>candidate.technical_skills</w:t>
+      </w:r>
+      <w:proofErr w:type="spellEnd"/>
+      <w:r>
+        <w:rPr>
+          <w:rStyle w:val="NotBold"/>
+        </w:rPr>
+        <w:t xml:space="preserve"> and not </w:t>
+      </w:r>
+      <w:proofErr w:type="spellStart"/>
+      <w:r>
+        <w:rPr>
+          <w:rStyle w:val="NotBold"/>
+        </w:rPr>
+        <w:t>candidate.soft_skills</w:t>
+      </w:r>
+      <w:proofErr w:type="spellEnd"/>
+      <w:r>
+        <w:rPr>
+          <w:rStyle w:val="NotBold"/>
+        </w:rPr>
+        <w:t xml:space="preserve"> and </w:t>
+      </w:r>
+      <w:proofErr w:type="spellStart"/>
+      <w:r>
+        <w:rPr>
+          <w:rStyle w:val="NotBold"/>
+        </w:rPr>
+        <w:t>candidate.skills_flat</w:t>
+      </w:r>
+      <w:proofErr w:type="spellEnd"/>
+      <w:r>
+        <w:rPr>
+          <w:rStyle w:val="NotBold"/>
+        </w:rPr>
+        <w:t xml:space="preserve"> %}</w:t>
       </w:r>
     </w:p>
     <w:p>
@@ -1651,7 +1532,21 @@
         <w:rPr>
           <w:rStyle w:val="NotBold"/>
         </w:rPr>
-        <w:t>{% endif %}</w:t>
+        <w:t xml:space="preserve">{{ </w:t>
+      </w:r>
+      <w:proofErr w:type="spellStart"/>
+      <w:r>
+        <w:rPr>
+          <w:rStyle w:val="NotBold"/>
+        </w:rPr>
+        <w:t>candidate.skills_flat</w:t>
+      </w:r>
+      <w:proofErr w:type="spellEnd"/>
+      <w:r>
+        <w:rPr>
+          <w:rStyle w:val="NotBold"/>
+        </w:rPr>
+        <w:t xml:space="preserve"> | join(" •  ") }}</w:t>
       </w:r>
     </w:p>
     <w:p>
@@ -1665,7 +1560,35 @@
         <w:rPr>
           <w:rStyle w:val="NotBold"/>
         </w:rPr>
-        <w:t xml:space="preserve">{% endif %} </w:t>
+        <w:t>{% endif %}</w:t>
+      </w:r>
+    </w:p>
+    <w:p>
+      <w:pPr>
+        <w:spacing w:after="80" w:line="240" w:lineRule="auto"/>
+        <w:rPr>
+          <w:rStyle w:val="NotBold"/>
+        </w:rPr>
+      </w:pPr>
+      <w:r>
+        <w:rPr>
+          <w:rStyle w:val="NotBold"/>
+        </w:rPr>
+        <w:t>{% endif %}</w:t>
+      </w:r>
+    </w:p>
+    <w:p>
+      <w:pPr>
+        <w:spacing w:after="80" w:line="240" w:lineRule="auto"/>
+        <w:rPr>
+          <w:rStyle w:val="NotBold"/>
+        </w:rPr>
+      </w:pPr>
+      <w:r>
+        <w:rPr>
+          <w:rStyle w:val="NotBold"/>
+        </w:rPr>
+        <w:t>{% endif %}</w:t>
       </w:r>
     </w:p>
     <w:sectPr>
@@ -4845,7 +4768,7 @@
     <w:rsid w:val="00546C4D"/>
     <w:rsid w:val="006B3502"/>
     <w:rsid w:val="00727DBA"/>
-    <w:rsid w:val="007E0FE7"/>
+    <w:rsid w:val="007363E4"/>
     <w:rsid w:val="00E33F22"/>
   </w:rsids>
   <m:mathPr>
